--- a/docs/BloodBank_Functional_Requirements.docx
+++ b/docs/BloodBank_Functional_Requirements.docx
@@ -12,10 +12,801 @@
     </w:p>
     <w:p>
       <w:pPr>
-        <w:spacing w:after="240"/>
+        <w:pStyle w:val="Heading1"/>
+        <w:spacing w:after="100"/>
       </w:pPr>
       <w:r>
-        <w:t>Graduation Project 1 requirements for the blood bank platform. MoSCoW priorities distinguish the minimum safe donor-to-request workflow from supporting and convenience features.</w:t>
+        <w:t>Project scope</w:t>
+      </w:r>
+    </w:p>
+    <w:p>
+      <w:pPr>
+        <w:spacing w:after="140"/>
+      </w:pPr>
+      <w:r>
+        <w:t>Graduation 1 covers the work needed to take a donation from donor registration to usable blood components and answer a hospital request. Reception staff create the donation attempt, screeners decide whether the donor can proceed, and collection staff record the outcome. Processing technicians record each component’s volume and acceptance or rejection; authorized laboratory staff finalize the donation’s screening outcome.</w:t>
+      </w:r>
+    </w:p>
+    <w:p>
+      <w:pPr>
+        <w:spacing w:after="140"/>
+      </w:pPr>
+      <w:r>
+        <w:t>Hospital staff submit requests linked to a patient. The platform shows the nearest blood bank that can supply the full requested quantity of the exact component and ABO/Rh group, or reports no match. Inventory staff accept requests and record disposal of expired components. Administrators manage organizations and staff access; bank administrators use forecasts to plan demand.</w:t>
+      </w:r>
+    </w:p>
+    <w:p>
+      <w:pPr>
+        <w:spacing w:after="160"/>
+      </w:pPr>
+      <w:r>
+        <w:t>The visit ticket is optional: screening and collection can open attempts from their queues without one. Blood-smear image analysis and automatic links to hospital records or laboratory instruments are outside this phase.</w:t>
+      </w:r>
+    </w:p>
+    <w:p>
+      <w:pPr>
+        <w:pStyle w:val="Heading1"/>
+        <w:spacing w:after="100"/>
+      </w:pPr>
+      <w:r>
+        <w:t>Actors and responsibilities</w:t>
+      </w:r>
+    </w:p>
+    <w:p>
+      <w:pPr>
+        <w:spacing w:after="140"/>
+      </w:pPr>
+      <w:r>
+        <w:t>People use the same platform, but each role sees and records only the work assigned to it.</w:t>
+      </w:r>
+    </w:p>
+    <w:tbl>
+      <w:tblPr>
+        <w:tblStyle w:val="TableGrid"/>
+        <w:tblW w:w="0" w:type="auto"/>
+        <w:tblLayout w:type="fixed"/>
+        <w:tblLook w:val="04A0" w:firstRow="1" w:lastRow="0" w:firstColumn="1" w:lastColumn="0" w:noHBand="0" w:noVBand="1"/>
+      </w:tblPr>
+      <w:tblGrid>
+        <w:gridCol w:w="3168"/>
+        <w:gridCol w:w="11664"/>
+      </w:tblGrid>
+      <w:tr>
+        <w:trPr>
+          <w:tblHeader/>
+        </w:trPr>
+        <w:tc>
+          <w:tcPr>
+            <w:tcW w:w="3168" w:type="dxa"/>
+            <w:tcBorders>
+              <w:top w:val="single" w:sz="4" w:space="0" w:color="D9D9D9"/>
+              <w:left w:val="single" w:sz="4" w:space="0" w:color="D9D9D9"/>
+              <w:bottom w:val="single" w:sz="4" w:space="0" w:color="D9D9D9"/>
+              <w:right w:val="single" w:sz="4" w:space="0" w:color="D9D9D9"/>
+            </w:tcBorders>
+            <w:shd w:val="clear" w:color="auto" w:fill="233B56"/>
+            <w:tcMar>
+              <w:top w:w="75" w:type="dxa"/>
+              <w:left w:w="85" w:type="dxa"/>
+              <w:bottom w:w="75" w:type="dxa"/>
+              <w:right w:w="85" w:type="dxa"/>
+            </w:tcMar>
+            <w:vAlign w:val="center"/>
+          </w:tcPr>
+          <w:p>
+            <w:r>
+              <w:rPr>
+                <w:b/>
+                <w:color w:val="FFFFFF"/>
+              </w:rPr>
+              <w:t>Actor</w:t>
+            </w:r>
+          </w:p>
+        </w:tc>
+        <w:tc>
+          <w:tcPr>
+            <w:tcW w:w="11664" w:type="dxa"/>
+            <w:tcBorders>
+              <w:top w:val="single" w:sz="4" w:space="0" w:color="D9D9D9"/>
+              <w:left w:val="single" w:sz="4" w:space="0" w:color="D9D9D9"/>
+              <w:bottom w:val="single" w:sz="4" w:space="0" w:color="D9D9D9"/>
+              <w:right w:val="single" w:sz="4" w:space="0" w:color="D9D9D9"/>
+            </w:tcBorders>
+            <w:shd w:val="clear" w:color="auto" w:fill="233B56"/>
+            <w:tcMar>
+              <w:top w:w="75" w:type="dxa"/>
+              <w:left w:w="85" w:type="dxa"/>
+              <w:bottom w:w="75" w:type="dxa"/>
+              <w:right w:w="85" w:type="dxa"/>
+            </w:tcMar>
+            <w:vAlign w:val="center"/>
+          </w:tcPr>
+          <w:p>
+            <w:r>
+              <w:rPr>
+                <w:b/>
+                <w:color w:val="FFFFFF"/>
+              </w:rPr>
+              <w:t>Responsibility</w:t>
+            </w:r>
+          </w:p>
+        </w:tc>
+      </w:tr>
+      <w:tr>
+        <w:trPr>
+          <w:cantSplit/>
+        </w:trPr>
+        <w:tc>
+          <w:tcPr>
+            <w:tcW w:w="3168" w:type="dxa"/>
+            <w:tcBorders>
+              <w:top w:val="single" w:sz="4" w:space="0" w:color="D9D9D9"/>
+              <w:left w:val="single" w:sz="4" w:space="0" w:color="D9D9D9"/>
+              <w:bottom w:val="single" w:sz="4" w:space="0" w:color="D9D9D9"/>
+              <w:right w:val="single" w:sz="4" w:space="0" w:color="D9D9D9"/>
+            </w:tcBorders>
+            <w:tcMar>
+              <w:top w:w="75" w:type="dxa"/>
+              <w:left w:w="85" w:type="dxa"/>
+              <w:bottom w:w="75" w:type="dxa"/>
+              <w:right w:w="85" w:type="dxa"/>
+            </w:tcMar>
+            <w:vAlign w:val="center"/>
+          </w:tcPr>
+          <w:p>
+            <w:r>
+              <w:rPr>
+                <w:sz w:val="17"/>
+              </w:rPr>
+              <w:t>Network Administrator</w:t>
+            </w:r>
+          </w:p>
+        </w:tc>
+        <w:tc>
+          <w:tcPr>
+            <w:tcW w:w="11664" w:type="dxa"/>
+            <w:tcBorders>
+              <w:top w:val="single" w:sz="4" w:space="0" w:color="D9D9D9"/>
+              <w:left w:val="single" w:sz="4" w:space="0" w:color="D9D9D9"/>
+              <w:bottom w:val="single" w:sz="4" w:space="0" w:color="D9D9D9"/>
+              <w:right w:val="single" w:sz="4" w:space="0" w:color="D9D9D9"/>
+            </w:tcBorders>
+            <w:tcMar>
+              <w:top w:w="75" w:type="dxa"/>
+              <w:left w:w="85" w:type="dxa"/>
+              <w:bottom w:w="75" w:type="dxa"/>
+              <w:right w:w="85" w:type="dxa"/>
+            </w:tcMar>
+            <w:vAlign w:val="center"/>
+          </w:tcPr>
+          <w:p>
+            <w:r>
+              <w:rPr>
+                <w:sz w:val="17"/>
+              </w:rPr>
+              <w:t>Registers blood banks and hospitals, and views or updates staff accounts across organizations.</w:t>
+            </w:r>
+          </w:p>
+        </w:tc>
+      </w:tr>
+      <w:tr>
+        <w:trPr>
+          <w:cantSplit/>
+        </w:trPr>
+        <w:tc>
+          <w:tcPr>
+            <w:tcW w:w="3168" w:type="dxa"/>
+            <w:tcBorders>
+              <w:top w:val="single" w:sz="4" w:space="0" w:color="D9D9D9"/>
+              <w:left w:val="single" w:sz="4" w:space="0" w:color="D9D9D9"/>
+              <w:bottom w:val="single" w:sz="4" w:space="0" w:color="D9D9D9"/>
+              <w:right w:val="single" w:sz="4" w:space="0" w:color="D9D9D9"/>
+            </w:tcBorders>
+            <w:shd w:val="clear" w:color="auto" w:fill="F2F6FA"/>
+            <w:tcMar>
+              <w:top w:w="75" w:type="dxa"/>
+              <w:left w:w="85" w:type="dxa"/>
+              <w:bottom w:w="75" w:type="dxa"/>
+              <w:right w:w="85" w:type="dxa"/>
+            </w:tcMar>
+            <w:vAlign w:val="center"/>
+          </w:tcPr>
+          <w:p>
+            <w:r>
+              <w:rPr>
+                <w:sz w:val="17"/>
+              </w:rPr>
+              <w:t>Blood Bank HRM</w:t>
+            </w:r>
+            <w:r>
+              <w:rPr>
+                <w:sz w:val="17"/>
+              </w:rPr>
+              <w:t xml:space="preserve"> (Human Resource Manager)</w:t>
+            </w:r>
+          </w:p>
+        </w:tc>
+        <w:tc>
+          <w:tcPr>
+            <w:tcW w:w="11664" w:type="dxa"/>
+            <w:tcBorders>
+              <w:top w:val="single" w:sz="4" w:space="0" w:color="D9D9D9"/>
+              <w:left w:val="single" w:sz="4" w:space="0" w:color="D9D9D9"/>
+              <w:bottom w:val="single" w:sz="4" w:space="0" w:color="D9D9D9"/>
+              <w:right w:val="single" w:sz="4" w:space="0" w:color="D9D9D9"/>
+            </w:tcBorders>
+            <w:shd w:val="clear" w:color="auto" w:fill="F2F6FA"/>
+            <w:tcMar>
+              <w:top w:w="75" w:type="dxa"/>
+              <w:left w:w="85" w:type="dxa"/>
+              <w:bottom w:w="75" w:type="dxa"/>
+              <w:right w:w="85" w:type="dxa"/>
+            </w:tcMar>
+            <w:vAlign w:val="center"/>
+          </w:tcPr>
+          <w:p>
+            <w:r>
+              <w:rPr>
+                <w:sz w:val="17"/>
+              </w:rPr>
+              <w:t xml:space="preserve">Registers staff accounts with a blood bank and </w:t>
+            </w:r>
+            <w:proofErr w:type="gramStart"/>
+            <w:r>
+              <w:rPr>
+                <w:sz w:val="17"/>
+              </w:rPr>
+              <w:t>removes</w:t>
+            </w:r>
+            <w:proofErr w:type="gramEnd"/>
+            <w:r>
+              <w:rPr>
+                <w:sz w:val="17"/>
+              </w:rPr>
+              <w:t xml:space="preserve"> staff assignments when needed.</w:t>
+            </w:r>
+          </w:p>
+        </w:tc>
+      </w:tr>
+      <w:tr>
+        <w:trPr>
+          <w:cantSplit/>
+        </w:trPr>
+        <w:tc>
+          <w:tcPr>
+            <w:tcW w:w="3168" w:type="dxa"/>
+            <w:tcBorders>
+              <w:top w:val="single" w:sz="4" w:space="0" w:color="D9D9D9"/>
+              <w:left w:val="single" w:sz="4" w:space="0" w:color="D9D9D9"/>
+              <w:bottom w:val="single" w:sz="4" w:space="0" w:color="D9D9D9"/>
+              <w:right w:val="single" w:sz="4" w:space="0" w:color="D9D9D9"/>
+            </w:tcBorders>
+            <w:tcMar>
+              <w:top w:w="75" w:type="dxa"/>
+              <w:left w:w="85" w:type="dxa"/>
+              <w:bottom w:w="75" w:type="dxa"/>
+              <w:right w:w="85" w:type="dxa"/>
+            </w:tcMar>
+            <w:vAlign w:val="center"/>
+          </w:tcPr>
+          <w:p>
+            <w:r>
+              <w:rPr>
+                <w:sz w:val="17"/>
+              </w:rPr>
+              <w:t>Blood Bank Administrator</w:t>
+            </w:r>
+          </w:p>
+        </w:tc>
+        <w:tc>
+          <w:tcPr>
+            <w:tcW w:w="11664" w:type="dxa"/>
+            <w:tcBorders>
+              <w:top w:val="single" w:sz="4" w:space="0" w:color="D9D9D9"/>
+              <w:left w:val="single" w:sz="4" w:space="0" w:color="D9D9D9"/>
+              <w:bottom w:val="single" w:sz="4" w:space="0" w:color="D9D9D9"/>
+              <w:right w:val="single" w:sz="4" w:space="0" w:color="D9D9D9"/>
+            </w:tcBorders>
+            <w:tcMar>
+              <w:top w:w="75" w:type="dxa"/>
+              <w:left w:w="85" w:type="dxa"/>
+              <w:bottom w:w="75" w:type="dxa"/>
+              <w:right w:w="85" w:type="dxa"/>
+            </w:tcMar>
+            <w:vAlign w:val="center"/>
+          </w:tcPr>
+          <w:p>
+            <w:r>
+              <w:rPr>
+                <w:sz w:val="17"/>
+              </w:rPr>
+              <w:t>Manages bank staff assignments and generates or reviews demand forecasts.</w:t>
+            </w:r>
+          </w:p>
+        </w:tc>
+      </w:tr>
+      <w:tr>
+        <w:trPr>
+          <w:cantSplit/>
+        </w:trPr>
+        <w:tc>
+          <w:tcPr>
+            <w:tcW w:w="3168" w:type="dxa"/>
+            <w:tcBorders>
+              <w:top w:val="single" w:sz="4" w:space="0" w:color="D9D9D9"/>
+              <w:left w:val="single" w:sz="4" w:space="0" w:color="D9D9D9"/>
+              <w:bottom w:val="single" w:sz="4" w:space="0" w:color="D9D9D9"/>
+              <w:right w:val="single" w:sz="4" w:space="0" w:color="D9D9D9"/>
+            </w:tcBorders>
+            <w:shd w:val="clear" w:color="auto" w:fill="F2F6FA"/>
+            <w:tcMar>
+              <w:top w:w="75" w:type="dxa"/>
+              <w:left w:w="85" w:type="dxa"/>
+              <w:bottom w:w="75" w:type="dxa"/>
+              <w:right w:w="85" w:type="dxa"/>
+            </w:tcMar>
+            <w:vAlign w:val="center"/>
+          </w:tcPr>
+          <w:p>
+            <w:r>
+              <w:rPr>
+                <w:sz w:val="17"/>
+              </w:rPr>
+              <w:t>Registered User</w:t>
+            </w:r>
+          </w:p>
+        </w:tc>
+        <w:tc>
+          <w:tcPr>
+            <w:tcW w:w="11664" w:type="dxa"/>
+            <w:tcBorders>
+              <w:top w:val="single" w:sz="4" w:space="0" w:color="D9D9D9"/>
+              <w:left w:val="single" w:sz="4" w:space="0" w:color="D9D9D9"/>
+              <w:bottom w:val="single" w:sz="4" w:space="0" w:color="D9D9D9"/>
+              <w:right w:val="single" w:sz="4" w:space="0" w:color="D9D9D9"/>
+            </w:tcBorders>
+            <w:shd w:val="clear" w:color="auto" w:fill="F2F6FA"/>
+            <w:tcMar>
+              <w:top w:w="75" w:type="dxa"/>
+              <w:left w:w="85" w:type="dxa"/>
+              <w:bottom w:w="75" w:type="dxa"/>
+              <w:right w:w="85" w:type="dxa"/>
+            </w:tcMar>
+            <w:vAlign w:val="center"/>
+          </w:tcPr>
+          <w:p>
+            <w:r>
+              <w:rPr>
+                <w:sz w:val="17"/>
+              </w:rPr>
+              <w:t>Signs in to use the functions available to their role and organization.</w:t>
+            </w:r>
+          </w:p>
+        </w:tc>
+      </w:tr>
+      <w:tr>
+        <w:trPr>
+          <w:cantSplit/>
+        </w:trPr>
+        <w:tc>
+          <w:tcPr>
+            <w:tcW w:w="3168" w:type="dxa"/>
+            <w:tcBorders>
+              <w:top w:val="single" w:sz="4" w:space="0" w:color="D9D9D9"/>
+              <w:left w:val="single" w:sz="4" w:space="0" w:color="D9D9D9"/>
+              <w:bottom w:val="single" w:sz="4" w:space="0" w:color="D9D9D9"/>
+              <w:right w:val="single" w:sz="4" w:space="0" w:color="D9D9D9"/>
+            </w:tcBorders>
+            <w:tcMar>
+              <w:top w:w="75" w:type="dxa"/>
+              <w:left w:w="85" w:type="dxa"/>
+              <w:bottom w:w="75" w:type="dxa"/>
+              <w:right w:w="85" w:type="dxa"/>
+            </w:tcMar>
+            <w:vAlign w:val="center"/>
+          </w:tcPr>
+          <w:p>
+            <w:r>
+              <w:rPr>
+                <w:sz w:val="17"/>
+              </w:rPr>
+              <w:t>Receptionist</w:t>
+            </w:r>
+          </w:p>
+        </w:tc>
+        <w:tc>
+          <w:tcPr>
+            <w:tcW w:w="11664" w:type="dxa"/>
+            <w:tcBorders>
+              <w:top w:val="single" w:sz="4" w:space="0" w:color="D9D9D9"/>
+              <w:left w:val="single" w:sz="4" w:space="0" w:color="D9D9D9"/>
+              <w:bottom w:val="single" w:sz="4" w:space="0" w:color="D9D9D9"/>
+              <w:right w:val="single" w:sz="4" w:space="0" w:color="D9D9D9"/>
+            </w:tcBorders>
+            <w:tcMar>
+              <w:top w:w="75" w:type="dxa"/>
+              <w:left w:w="85" w:type="dxa"/>
+              <w:bottom w:w="75" w:type="dxa"/>
+              <w:right w:w="85" w:type="dxa"/>
+            </w:tcMar>
+            <w:vAlign w:val="center"/>
+          </w:tcPr>
+          <w:p>
+            <w:r>
+              <w:rPr>
+                <w:sz w:val="17"/>
+              </w:rPr>
+              <w:t>Searches for donors, maintains their profiles, creates donation attempts, and can print visit tickets.</w:t>
+            </w:r>
+          </w:p>
+        </w:tc>
+      </w:tr>
+      <w:tr>
+        <w:trPr>
+          <w:cantSplit/>
+        </w:trPr>
+        <w:tc>
+          <w:tcPr>
+            <w:tcW w:w="3168" w:type="dxa"/>
+            <w:tcBorders>
+              <w:top w:val="single" w:sz="4" w:space="0" w:color="D9D9D9"/>
+              <w:left w:val="single" w:sz="4" w:space="0" w:color="D9D9D9"/>
+              <w:bottom w:val="single" w:sz="4" w:space="0" w:color="D9D9D9"/>
+              <w:right w:val="single" w:sz="4" w:space="0" w:color="D9D9D9"/>
+            </w:tcBorders>
+            <w:shd w:val="clear" w:color="auto" w:fill="F2F6FA"/>
+            <w:tcMar>
+              <w:top w:w="75" w:type="dxa"/>
+              <w:left w:w="85" w:type="dxa"/>
+              <w:bottom w:w="75" w:type="dxa"/>
+              <w:right w:w="85" w:type="dxa"/>
+            </w:tcMar>
+            <w:vAlign w:val="center"/>
+          </w:tcPr>
+          <w:p>
+            <w:r>
+              <w:rPr>
+                <w:sz w:val="17"/>
+              </w:rPr>
+              <w:t>Donor Screener</w:t>
+            </w:r>
+          </w:p>
+        </w:tc>
+        <w:tc>
+          <w:tcPr>
+            <w:tcW w:w="11664" w:type="dxa"/>
+            <w:tcBorders>
+              <w:top w:val="single" w:sz="4" w:space="0" w:color="D9D9D9"/>
+              <w:left w:val="single" w:sz="4" w:space="0" w:color="D9D9D9"/>
+              <w:bottom w:val="single" w:sz="4" w:space="0" w:color="D9D9D9"/>
+              <w:right w:val="single" w:sz="4" w:space="0" w:color="D9D9D9"/>
+            </w:tcBorders>
+            <w:shd w:val="clear" w:color="auto" w:fill="F2F6FA"/>
+            <w:tcMar>
+              <w:top w:w="75" w:type="dxa"/>
+              <w:left w:w="85" w:type="dxa"/>
+              <w:bottom w:w="75" w:type="dxa"/>
+              <w:right w:w="85" w:type="dxa"/>
+            </w:tcMar>
+            <w:vAlign w:val="center"/>
+          </w:tcPr>
+          <w:p>
+            <w:r>
+              <w:rPr>
+                <w:sz w:val="17"/>
+              </w:rPr>
+              <w:t>Reviews the pre-donation assessment and records eligibility or deferral, including the reason for deferral.</w:t>
+            </w:r>
+          </w:p>
+        </w:tc>
+      </w:tr>
+      <w:tr>
+        <w:trPr>
+          <w:cantSplit/>
+        </w:trPr>
+        <w:tc>
+          <w:tcPr>
+            <w:tcW w:w="3168" w:type="dxa"/>
+            <w:tcBorders>
+              <w:top w:val="single" w:sz="4" w:space="0" w:color="D9D9D9"/>
+              <w:left w:val="single" w:sz="4" w:space="0" w:color="D9D9D9"/>
+              <w:bottom w:val="single" w:sz="4" w:space="0" w:color="D9D9D9"/>
+              <w:right w:val="single" w:sz="4" w:space="0" w:color="D9D9D9"/>
+            </w:tcBorders>
+            <w:tcMar>
+              <w:top w:w="75" w:type="dxa"/>
+              <w:left w:w="85" w:type="dxa"/>
+              <w:bottom w:w="75" w:type="dxa"/>
+              <w:right w:w="85" w:type="dxa"/>
+            </w:tcMar>
+            <w:vAlign w:val="center"/>
+          </w:tcPr>
+          <w:p>
+            <w:r>
+              <w:rPr>
+                <w:sz w:val="17"/>
+              </w:rPr>
+              <w:t>Collection Staff</w:t>
+            </w:r>
+          </w:p>
+        </w:tc>
+        <w:tc>
+          <w:tcPr>
+            <w:tcW w:w="11664" w:type="dxa"/>
+            <w:tcBorders>
+              <w:top w:val="single" w:sz="4" w:space="0" w:color="D9D9D9"/>
+              <w:left w:val="single" w:sz="4" w:space="0" w:color="D9D9D9"/>
+              <w:bottom w:val="single" w:sz="4" w:space="0" w:color="D9D9D9"/>
+              <w:right w:val="single" w:sz="4" w:space="0" w:color="D9D9D9"/>
+            </w:tcBorders>
+            <w:tcMar>
+              <w:top w:w="75" w:type="dxa"/>
+              <w:left w:w="85" w:type="dxa"/>
+              <w:bottom w:w="75" w:type="dxa"/>
+              <w:right w:w="85" w:type="dxa"/>
+            </w:tcMar>
+            <w:vAlign w:val="center"/>
+          </w:tcPr>
+          <w:p>
+            <w:r>
+              <w:rPr>
+                <w:sz w:val="17"/>
+              </w:rPr>
+              <w:t>Opens an eligible attempt and records collection start, outcome, volume, and any unsuccessful-collection reason.</w:t>
+            </w:r>
+          </w:p>
+        </w:tc>
+      </w:tr>
+      <w:tr>
+        <w:trPr>
+          <w:cantSplit/>
+        </w:trPr>
+        <w:tc>
+          <w:tcPr>
+            <w:tcW w:w="3168" w:type="dxa"/>
+            <w:tcBorders>
+              <w:top w:val="single" w:sz="4" w:space="0" w:color="D9D9D9"/>
+              <w:left w:val="single" w:sz="4" w:space="0" w:color="D9D9D9"/>
+              <w:bottom w:val="single" w:sz="4" w:space="0" w:color="D9D9D9"/>
+              <w:right w:val="single" w:sz="4" w:space="0" w:color="D9D9D9"/>
+            </w:tcBorders>
+            <w:shd w:val="clear" w:color="auto" w:fill="F2F6FA"/>
+            <w:tcMar>
+              <w:top w:w="75" w:type="dxa"/>
+              <w:left w:w="85" w:type="dxa"/>
+              <w:bottom w:w="75" w:type="dxa"/>
+              <w:right w:w="85" w:type="dxa"/>
+            </w:tcMar>
+            <w:vAlign w:val="center"/>
+          </w:tcPr>
+          <w:p>
+            <w:r>
+              <w:rPr>
+                <w:sz w:val="17"/>
+              </w:rPr>
+              <w:t>Processing Technician</w:t>
+            </w:r>
+          </w:p>
+        </w:tc>
+        <w:tc>
+          <w:tcPr>
+            <w:tcW w:w="11664" w:type="dxa"/>
+            <w:tcBorders>
+              <w:top w:val="single" w:sz="4" w:space="0" w:color="D9D9D9"/>
+              <w:left w:val="single" w:sz="4" w:space="0" w:color="D9D9D9"/>
+              <w:bottom w:val="single" w:sz="4" w:space="0" w:color="D9D9D9"/>
+              <w:right w:val="single" w:sz="4" w:space="0" w:color="D9D9D9"/>
+            </w:tcBorders>
+            <w:shd w:val="clear" w:color="auto" w:fill="F2F6FA"/>
+            <w:tcMar>
+              <w:top w:w="75" w:type="dxa"/>
+              <w:left w:w="85" w:type="dxa"/>
+              <w:bottom w:w="75" w:type="dxa"/>
+              <w:right w:w="85" w:type="dxa"/>
+            </w:tcMar>
+            <w:vAlign w:val="center"/>
+          </w:tcPr>
+          <w:p>
+            <w:r>
+              <w:rPr>
+                <w:sz w:val="17"/>
+              </w:rPr>
+              <w:t>Records processed component containers, their volumes, and each component’s acceptance or rejection.</w:t>
+            </w:r>
+          </w:p>
+        </w:tc>
+      </w:tr>
+      <w:tr>
+        <w:trPr>
+          <w:cantSplit/>
+        </w:trPr>
+        <w:tc>
+          <w:tcPr>
+            <w:tcW w:w="3168" w:type="dxa"/>
+            <w:tcBorders>
+              <w:top w:val="single" w:sz="4" w:space="0" w:color="D9D9D9"/>
+              <w:left w:val="single" w:sz="4" w:space="0" w:color="D9D9D9"/>
+              <w:bottom w:val="single" w:sz="4" w:space="0" w:color="D9D9D9"/>
+              <w:right w:val="single" w:sz="4" w:space="0" w:color="D9D9D9"/>
+            </w:tcBorders>
+            <w:tcMar>
+              <w:top w:w="75" w:type="dxa"/>
+              <w:left w:w="85" w:type="dxa"/>
+              <w:bottom w:w="75" w:type="dxa"/>
+              <w:right w:w="85" w:type="dxa"/>
+            </w:tcMar>
+            <w:vAlign w:val="center"/>
+          </w:tcPr>
+          <w:p>
+            <w:r>
+              <w:rPr>
+                <w:sz w:val="17"/>
+              </w:rPr>
+              <w:t>Laboratory Technician</w:t>
+            </w:r>
+          </w:p>
+        </w:tc>
+        <w:tc>
+          <w:tcPr>
+            <w:tcW w:w="11664" w:type="dxa"/>
+            <w:tcBorders>
+              <w:top w:val="single" w:sz="4" w:space="0" w:color="D9D9D9"/>
+              <w:left w:val="single" w:sz="4" w:space="0" w:color="D9D9D9"/>
+              <w:bottom w:val="single" w:sz="4" w:space="0" w:color="D9D9D9"/>
+              <w:right w:val="single" w:sz="4" w:space="0" w:color="D9D9D9"/>
+            </w:tcBorders>
+            <w:tcMar>
+              <w:top w:w="75" w:type="dxa"/>
+              <w:left w:w="85" w:type="dxa"/>
+              <w:bottom w:w="75" w:type="dxa"/>
+              <w:right w:w="85" w:type="dxa"/>
+            </w:tcMar>
+            <w:vAlign w:val="center"/>
+          </w:tcPr>
+          <w:p>
+            <w:r>
+              <w:rPr>
+                <w:sz w:val="17"/>
+              </w:rPr>
+              <w:t>Records screening results and finalizes the donation’s laboratory screening outcome when authorized.</w:t>
+            </w:r>
+          </w:p>
+        </w:tc>
+      </w:tr>
+      <w:tr>
+        <w:trPr>
+          <w:cantSplit/>
+        </w:trPr>
+        <w:tc>
+          <w:tcPr>
+            <w:tcW w:w="3168" w:type="dxa"/>
+            <w:tcBorders>
+              <w:top w:val="single" w:sz="4" w:space="0" w:color="D9D9D9"/>
+              <w:left w:val="single" w:sz="4" w:space="0" w:color="D9D9D9"/>
+              <w:bottom w:val="single" w:sz="4" w:space="0" w:color="D9D9D9"/>
+              <w:right w:val="single" w:sz="4" w:space="0" w:color="D9D9D9"/>
+            </w:tcBorders>
+            <w:shd w:val="clear" w:color="auto" w:fill="F2F6FA"/>
+            <w:tcMar>
+              <w:top w:w="75" w:type="dxa"/>
+              <w:left w:w="85" w:type="dxa"/>
+              <w:bottom w:w="75" w:type="dxa"/>
+              <w:right w:w="85" w:type="dxa"/>
+            </w:tcMar>
+            <w:vAlign w:val="center"/>
+          </w:tcPr>
+          <w:p>
+            <w:r>
+              <w:rPr>
+                <w:sz w:val="17"/>
+              </w:rPr>
+              <w:t>Inventory Staff</w:t>
+            </w:r>
+          </w:p>
+        </w:tc>
+        <w:tc>
+          <w:tcPr>
+            <w:tcW w:w="11664" w:type="dxa"/>
+            <w:tcBorders>
+              <w:top w:val="single" w:sz="4" w:space="0" w:color="D9D9D9"/>
+              <w:left w:val="single" w:sz="4" w:space="0" w:color="D9D9D9"/>
+              <w:bottom w:val="single" w:sz="4" w:space="0" w:color="D9D9D9"/>
+              <w:right w:val="single" w:sz="4" w:space="0" w:color="D9D9D9"/>
+            </w:tcBorders>
+            <w:shd w:val="clear" w:color="auto" w:fill="F2F6FA"/>
+            <w:tcMar>
+              <w:top w:w="75" w:type="dxa"/>
+              <w:left w:w="85" w:type="dxa"/>
+              <w:bottom w:w="75" w:type="dxa"/>
+              <w:right w:w="85" w:type="dxa"/>
+            </w:tcMar>
+            <w:vAlign w:val="center"/>
+          </w:tcPr>
+          <w:p>
+            <w:r>
+              <w:rPr>
+                <w:sz w:val="17"/>
+              </w:rPr>
+              <w:t>Accepts hospital requests, handles expiry notices, and records physical disposal and who carried it out.</w:t>
+            </w:r>
+          </w:p>
+        </w:tc>
+      </w:tr>
+      <w:tr>
+        <w:trPr>
+          <w:cantSplit/>
+        </w:trPr>
+        <w:tc>
+          <w:tcPr>
+            <w:tcW w:w="3168" w:type="dxa"/>
+            <w:tcBorders>
+              <w:top w:val="single" w:sz="4" w:space="0" w:color="D9D9D9"/>
+              <w:left w:val="single" w:sz="4" w:space="0" w:color="D9D9D9"/>
+              <w:bottom w:val="single" w:sz="4" w:space="0" w:color="D9D9D9"/>
+              <w:right w:val="single" w:sz="4" w:space="0" w:color="D9D9D9"/>
+            </w:tcBorders>
+            <w:tcMar>
+              <w:top w:w="75" w:type="dxa"/>
+              <w:left w:w="85" w:type="dxa"/>
+              <w:bottom w:w="75" w:type="dxa"/>
+              <w:right w:w="85" w:type="dxa"/>
+            </w:tcMar>
+            <w:vAlign w:val="center"/>
+          </w:tcPr>
+          <w:p>
+            <w:r>
+              <w:rPr>
+                <w:sz w:val="17"/>
+              </w:rPr>
+              <w:t>Hospital Staff</w:t>
+            </w:r>
+          </w:p>
+        </w:tc>
+        <w:tc>
+          <w:tcPr>
+            <w:tcW w:w="11664" w:type="dxa"/>
+            <w:tcBorders>
+              <w:top w:val="single" w:sz="4" w:space="0" w:color="D9D9D9"/>
+              <w:left w:val="single" w:sz="4" w:space="0" w:color="D9D9D9"/>
+              <w:bottom w:val="single" w:sz="4" w:space="0" w:color="D9D9D9"/>
+              <w:right w:val="single" w:sz="4" w:space="0" w:color="D9D9D9"/>
+            </w:tcBorders>
+            <w:tcMar>
+              <w:top w:w="75" w:type="dxa"/>
+              <w:left w:w="85" w:type="dxa"/>
+              <w:bottom w:w="75" w:type="dxa"/>
+              <w:right w:w="85" w:type="dxa"/>
+            </w:tcMar>
+            <w:vAlign w:val="center"/>
+          </w:tcPr>
+          <w:p>
+            <w:r>
+              <w:rPr>
+                <w:sz w:val="17"/>
+              </w:rPr>
+              <w:t>Submits patient-linked component requests and views the matching bank or a no-match result.</w:t>
+            </w:r>
+          </w:p>
+        </w:tc>
+      </w:tr>
+    </w:tbl>
+    <w:p>
+      <w:pPr>
+        <w:spacing w:before="140" w:after="0"/>
+      </w:pPr>
+      <w:r>
+        <w:t>The system lane in the process diagram represents automated work such as assigning IDs, checking stock, and sending expiry notices. Donors are recorded in the platform but do not use a donor portal in this phase.</w:t>
+      </w:r>
+    </w:p>
+    <w:p>
+      <w:pPr>
+        <w:pStyle w:val="Heading1"/>
+        <w:pageBreakBefore/>
+        <w:spacing w:after="160"/>
+      </w:pPr>
+      <w:r>
+        <w:lastRenderedPageBreak/>
+        <w:t>Functional requirements</w:t>
       </w:r>
     </w:p>
     <w:tbl>
@@ -48,9 +839,9 @@
             </w:tcBorders>
             <w:shd w:val="clear" w:color="auto" w:fill="233B56"/>
             <w:tcMar>
-              <w:top w:w="85" w:type="dxa"/>
+              <w:top w:w="52" w:type="dxa"/>
               <w:left w:w="80" w:type="dxa"/>
-              <w:bottom w:w="85" w:type="dxa"/>
+              <w:bottom w:w="52" w:type="dxa"/>
               <w:right w:w="80" w:type="dxa"/>
             </w:tcMar>
             <w:vAlign w:val="center"/>
@@ -80,9 +871,9 @@
             </w:tcBorders>
             <w:shd w:val="clear" w:color="auto" w:fill="233B56"/>
             <w:tcMar>
-              <w:top w:w="85" w:type="dxa"/>
+              <w:top w:w="52" w:type="dxa"/>
               <w:left w:w="80" w:type="dxa"/>
-              <w:bottom w:w="85" w:type="dxa"/>
+              <w:bottom w:w="52" w:type="dxa"/>
               <w:right w:w="80" w:type="dxa"/>
             </w:tcMar>
             <w:vAlign w:val="center"/>
@@ -112,9 +903,9 @@
             </w:tcBorders>
             <w:shd w:val="clear" w:color="auto" w:fill="233B56"/>
             <w:tcMar>
-              <w:top w:w="85" w:type="dxa"/>
+              <w:top w:w="52" w:type="dxa"/>
               <w:left w:w="80" w:type="dxa"/>
-              <w:bottom w:w="85" w:type="dxa"/>
+              <w:bottom w:w="52" w:type="dxa"/>
               <w:right w:w="80" w:type="dxa"/>
             </w:tcMar>
             <w:vAlign w:val="center"/>
@@ -141,9 +932,9 @@
             </w:tcBorders>
             <w:shd w:val="clear" w:color="auto" w:fill="233B56"/>
             <w:tcMar>
-              <w:top w:w="85" w:type="dxa"/>
+              <w:top w:w="52" w:type="dxa"/>
               <w:left w:w="80" w:type="dxa"/>
-              <w:bottom w:w="85" w:type="dxa"/>
+              <w:bottom w:w="52" w:type="dxa"/>
               <w:right w:w="80" w:type="dxa"/>
             </w:tcMar>
             <w:vAlign w:val="center"/>
@@ -173,9 +964,9 @@
             </w:tcBorders>
             <w:shd w:val="clear" w:color="auto" w:fill="233B56"/>
             <w:tcMar>
-              <w:top w:w="85" w:type="dxa"/>
+              <w:top w:w="52" w:type="dxa"/>
               <w:left w:w="80" w:type="dxa"/>
-              <w:bottom w:w="85" w:type="dxa"/>
+              <w:bottom w:w="52" w:type="dxa"/>
               <w:right w:w="80" w:type="dxa"/>
             </w:tcMar>
             <w:vAlign w:val="center"/>
@@ -205,9 +996,9 @@
             </w:tcBorders>
             <w:shd w:val="clear" w:color="auto" w:fill="233B56"/>
             <w:tcMar>
-              <w:top w:w="85" w:type="dxa"/>
+              <w:top w:w="52" w:type="dxa"/>
               <w:left w:w="80" w:type="dxa"/>
-              <w:bottom w:w="85" w:type="dxa"/>
+              <w:bottom w:w="52" w:type="dxa"/>
               <w:right w:w="80" w:type="dxa"/>
             </w:tcMar>
             <w:vAlign w:val="center"/>
@@ -241,9 +1032,9 @@
               <w:right w:val="single" w:sz="4" w:space="0" w:color="D9D9D9"/>
             </w:tcBorders>
             <w:tcMar>
-              <w:top w:w="85" w:type="dxa"/>
+              <w:top w:w="52" w:type="dxa"/>
               <w:left w:w="80" w:type="dxa"/>
-              <w:bottom w:w="85" w:type="dxa"/>
+              <w:bottom w:w="52" w:type="dxa"/>
               <w:right w:w="80" w:type="dxa"/>
             </w:tcMar>
             <w:vAlign w:val="center"/>
@@ -270,9 +1061,9 @@
               <w:right w:val="single" w:sz="4" w:space="0" w:color="D9D9D9"/>
             </w:tcBorders>
             <w:tcMar>
-              <w:top w:w="85" w:type="dxa"/>
+              <w:top w:w="52" w:type="dxa"/>
               <w:left w:w="80" w:type="dxa"/>
-              <w:bottom w:w="85" w:type="dxa"/>
+              <w:bottom w:w="52" w:type="dxa"/>
               <w:right w:w="80" w:type="dxa"/>
             </w:tcMar>
             <w:vAlign w:val="center"/>
@@ -296,9 +1087,9 @@
               <w:right w:val="single" w:sz="4" w:space="0" w:color="D9D9D9"/>
             </w:tcBorders>
             <w:tcMar>
-              <w:top w:w="85" w:type="dxa"/>
+              <w:top w:w="52" w:type="dxa"/>
               <w:left w:w="80" w:type="dxa"/>
-              <w:bottom w:w="85" w:type="dxa"/>
+              <w:bottom w:w="52" w:type="dxa"/>
               <w:right w:w="80" w:type="dxa"/>
             </w:tcMar>
             <w:vAlign w:val="center"/>
@@ -322,9 +1113,9 @@
               <w:right w:val="single" w:sz="4" w:space="0" w:color="D9D9D9"/>
             </w:tcBorders>
             <w:tcMar>
-              <w:top w:w="85" w:type="dxa"/>
+              <w:top w:w="52" w:type="dxa"/>
               <w:left w:w="80" w:type="dxa"/>
-              <w:bottom w:w="85" w:type="dxa"/>
+              <w:bottom w:w="52" w:type="dxa"/>
               <w:right w:w="80" w:type="dxa"/>
             </w:tcMar>
             <w:vAlign w:val="center"/>
@@ -351,9 +1142,9 @@
               <w:right w:val="single" w:sz="4" w:space="0" w:color="D9D9D9"/>
             </w:tcBorders>
             <w:tcMar>
-              <w:top w:w="85" w:type="dxa"/>
+              <w:top w:w="52" w:type="dxa"/>
               <w:left w:w="80" w:type="dxa"/>
-              <w:bottom w:w="85" w:type="dxa"/>
+              <w:bottom w:w="52" w:type="dxa"/>
               <w:right w:w="80" w:type="dxa"/>
             </w:tcMar>
             <w:vAlign w:val="center"/>
@@ -380,9 +1171,9 @@
               <w:right w:val="single" w:sz="4" w:space="0" w:color="D9D9D9"/>
             </w:tcBorders>
             <w:tcMar>
-              <w:top w:w="85" w:type="dxa"/>
+              <w:top w:w="52" w:type="dxa"/>
               <w:left w:w="80" w:type="dxa"/>
-              <w:bottom w:w="85" w:type="dxa"/>
+              <w:bottom w:w="52" w:type="dxa"/>
               <w:right w:w="80" w:type="dxa"/>
             </w:tcMar>
             <w:vAlign w:val="center"/>
@@ -415,9 +1206,9 @@
             </w:tcBorders>
             <w:shd w:val="clear" w:color="auto" w:fill="F2F6FA"/>
             <w:tcMar>
-              <w:top w:w="85" w:type="dxa"/>
+              <w:top w:w="52" w:type="dxa"/>
               <w:left w:w="80" w:type="dxa"/>
-              <w:bottom w:w="85" w:type="dxa"/>
+              <w:bottom w:w="52" w:type="dxa"/>
               <w:right w:w="80" w:type="dxa"/>
             </w:tcMar>
             <w:vAlign w:val="center"/>
@@ -445,9 +1236,9 @@
             </w:tcBorders>
             <w:shd w:val="clear" w:color="auto" w:fill="F2F6FA"/>
             <w:tcMar>
-              <w:top w:w="85" w:type="dxa"/>
+              <w:top w:w="52" w:type="dxa"/>
               <w:left w:w="80" w:type="dxa"/>
-              <w:bottom w:w="85" w:type="dxa"/>
+              <w:bottom w:w="52" w:type="dxa"/>
               <w:right w:w="80" w:type="dxa"/>
             </w:tcMar>
             <w:vAlign w:val="center"/>
@@ -472,9 +1263,9 @@
             </w:tcBorders>
             <w:shd w:val="clear" w:color="auto" w:fill="F2F6FA"/>
             <w:tcMar>
-              <w:top w:w="85" w:type="dxa"/>
+              <w:top w:w="52" w:type="dxa"/>
               <w:left w:w="80" w:type="dxa"/>
-              <w:bottom w:w="85" w:type="dxa"/>
+              <w:bottom w:w="52" w:type="dxa"/>
               <w:right w:w="80" w:type="dxa"/>
             </w:tcMar>
             <w:vAlign w:val="center"/>
@@ -484,7 +1275,7 @@
               <w:rPr>
                 <w:sz w:val="17"/>
               </w:rPr>
-              <w:t>Administrators register hospitals to enable specific patient linked component requests.</w:t>
+              <w:t>Administrators register hospitals to enable specific patient-linked component requests.</w:t>
             </w:r>
           </w:p>
         </w:tc>
@@ -499,9 +1290,9 @@
             </w:tcBorders>
             <w:shd w:val="clear" w:color="auto" w:fill="F2F6FA"/>
             <w:tcMar>
-              <w:top w:w="85" w:type="dxa"/>
+              <w:top w:w="52" w:type="dxa"/>
               <w:left w:w="80" w:type="dxa"/>
-              <w:bottom w:w="85" w:type="dxa"/>
+              <w:bottom w:w="52" w:type="dxa"/>
               <w:right w:w="80" w:type="dxa"/>
             </w:tcMar>
             <w:vAlign w:val="center"/>
@@ -529,9 +1320,9 @@
             </w:tcBorders>
             <w:shd w:val="clear" w:color="auto" w:fill="F2F6FA"/>
             <w:tcMar>
-              <w:top w:w="85" w:type="dxa"/>
+              <w:top w:w="52" w:type="dxa"/>
               <w:left w:w="80" w:type="dxa"/>
-              <w:bottom w:w="85" w:type="dxa"/>
+              <w:bottom w:w="52" w:type="dxa"/>
               <w:right w:w="80" w:type="dxa"/>
             </w:tcMar>
             <w:vAlign w:val="center"/>
@@ -559,9 +1350,9 @@
             </w:tcBorders>
             <w:shd w:val="clear" w:color="auto" w:fill="F2F6FA"/>
             <w:tcMar>
-              <w:top w:w="85" w:type="dxa"/>
+              <w:top w:w="52" w:type="dxa"/>
               <w:left w:w="80" w:type="dxa"/>
-              <w:bottom w:w="85" w:type="dxa"/>
+              <w:bottom w:w="52" w:type="dxa"/>
               <w:right w:w="80" w:type="dxa"/>
             </w:tcMar>
             <w:vAlign w:val="center"/>
@@ -593,9 +1384,9 @@
               <w:right w:val="single" w:sz="4" w:space="0" w:color="D9D9D9"/>
             </w:tcBorders>
             <w:tcMar>
-              <w:top w:w="85" w:type="dxa"/>
+              <w:top w:w="52" w:type="dxa"/>
               <w:left w:w="80" w:type="dxa"/>
-              <w:bottom w:w="85" w:type="dxa"/>
+              <w:bottom w:w="52" w:type="dxa"/>
               <w:right w:w="80" w:type="dxa"/>
             </w:tcMar>
             <w:vAlign w:val="center"/>
@@ -622,9 +1413,9 @@
               <w:right w:val="single" w:sz="4" w:space="0" w:color="D9D9D9"/>
             </w:tcBorders>
             <w:tcMar>
-              <w:top w:w="85" w:type="dxa"/>
+              <w:top w:w="52" w:type="dxa"/>
               <w:left w:w="80" w:type="dxa"/>
-              <w:bottom w:w="85" w:type="dxa"/>
+              <w:bottom w:w="52" w:type="dxa"/>
               <w:right w:w="80" w:type="dxa"/>
             </w:tcMar>
             <w:vAlign w:val="center"/>
@@ -634,19 +1425,7 @@
               <w:rPr>
                 <w:sz w:val="17"/>
               </w:rPr>
-              <w:t xml:space="preserve">View </w:t>
-            </w:r>
-            <w:r>
-              <w:rPr>
-                <w:sz w:val="17"/>
-              </w:rPr>
-              <w:t>staff account</w:t>
-            </w:r>
-            <w:r>
-              <w:rPr>
-                <w:sz w:val="17"/>
-              </w:rPr>
-              <w:t>s</w:t>
+              <w:t>View staff accounts</w:t>
             </w:r>
           </w:p>
         </w:tc>
@@ -660,9 +1439,9 @@
               <w:right w:val="single" w:sz="4" w:space="0" w:color="D9D9D9"/>
             </w:tcBorders>
             <w:tcMar>
-              <w:top w:w="85" w:type="dxa"/>
+              <w:top w:w="52" w:type="dxa"/>
               <w:left w:w="80" w:type="dxa"/>
-              <w:bottom w:w="85" w:type="dxa"/>
+              <w:bottom w:w="52" w:type="dxa"/>
               <w:right w:w="80" w:type="dxa"/>
             </w:tcMar>
             <w:vAlign w:val="center"/>
@@ -672,25 +1451,7 @@
               <w:rPr>
                 <w:sz w:val="17"/>
               </w:rPr>
-              <w:t xml:space="preserve">Administrators </w:t>
-            </w:r>
-            <w:r>
-              <w:rPr>
-                <w:sz w:val="17"/>
-              </w:rPr>
-              <w:t>can</w:t>
-            </w:r>
-            <w:r>
-              <w:rPr>
-                <w:sz w:val="17"/>
-              </w:rPr>
-              <w:t xml:space="preserve"> </w:t>
-            </w:r>
-            <w:r>
-              <w:rPr>
-                <w:sz w:val="17"/>
-              </w:rPr>
-              <w:t>view registered staff accounts</w:t>
+              <w:t>Administrators can view registered staff accounts.</w:t>
             </w:r>
           </w:p>
         </w:tc>
@@ -704,9 +1465,9 @@
               <w:right w:val="single" w:sz="4" w:space="0" w:color="D9D9D9"/>
             </w:tcBorders>
             <w:tcMar>
-              <w:top w:w="85" w:type="dxa"/>
+              <w:top w:w="52" w:type="dxa"/>
               <w:left w:w="80" w:type="dxa"/>
-              <w:bottom w:w="85" w:type="dxa"/>
+              <w:bottom w:w="52" w:type="dxa"/>
               <w:right w:w="80" w:type="dxa"/>
             </w:tcMar>
             <w:vAlign w:val="center"/>
@@ -733,9 +1494,9 @@
               <w:right w:val="single" w:sz="4" w:space="0" w:color="D9D9D9"/>
             </w:tcBorders>
             <w:tcMar>
-              <w:top w:w="85" w:type="dxa"/>
+              <w:top w:w="52" w:type="dxa"/>
               <w:left w:w="80" w:type="dxa"/>
-              <w:bottom w:w="85" w:type="dxa"/>
+              <w:bottom w:w="52" w:type="dxa"/>
               <w:right w:w="80" w:type="dxa"/>
             </w:tcMar>
             <w:vAlign w:val="center"/>
@@ -762,9 +1523,9 @@
               <w:right w:val="single" w:sz="4" w:space="0" w:color="D9D9D9"/>
             </w:tcBorders>
             <w:tcMar>
-              <w:top w:w="85" w:type="dxa"/>
+              <w:top w:w="52" w:type="dxa"/>
               <w:left w:w="80" w:type="dxa"/>
-              <w:bottom w:w="85" w:type="dxa"/>
+              <w:bottom w:w="52" w:type="dxa"/>
               <w:right w:w="80" w:type="dxa"/>
             </w:tcMar>
             <w:vAlign w:val="center"/>
@@ -797,9 +1558,9 @@
             </w:tcBorders>
             <w:shd w:val="clear" w:color="auto" w:fill="F2F6FA"/>
             <w:tcMar>
-              <w:top w:w="85" w:type="dxa"/>
+              <w:top w:w="52" w:type="dxa"/>
               <w:left w:w="80" w:type="dxa"/>
-              <w:bottom w:w="85" w:type="dxa"/>
+              <w:bottom w:w="52" w:type="dxa"/>
               <w:right w:w="80" w:type="dxa"/>
             </w:tcMar>
             <w:vAlign w:val="center"/>
@@ -827,9 +1588,9 @@
             </w:tcBorders>
             <w:shd w:val="clear" w:color="auto" w:fill="F2F6FA"/>
             <w:tcMar>
-              <w:top w:w="85" w:type="dxa"/>
+              <w:top w:w="52" w:type="dxa"/>
               <w:left w:w="80" w:type="dxa"/>
-              <w:bottom w:w="85" w:type="dxa"/>
+              <w:bottom w:w="52" w:type="dxa"/>
               <w:right w:w="80" w:type="dxa"/>
             </w:tcMar>
             <w:vAlign w:val="center"/>
@@ -854,9 +1615,9 @@
             </w:tcBorders>
             <w:shd w:val="clear" w:color="auto" w:fill="F2F6FA"/>
             <w:tcMar>
-              <w:top w:w="85" w:type="dxa"/>
+              <w:top w:w="52" w:type="dxa"/>
               <w:left w:w="80" w:type="dxa"/>
-              <w:bottom w:w="85" w:type="dxa"/>
+              <w:bottom w:w="52" w:type="dxa"/>
               <w:right w:w="80" w:type="dxa"/>
             </w:tcMar>
             <w:vAlign w:val="center"/>
@@ -881,9 +1642,9 @@
             </w:tcBorders>
             <w:shd w:val="clear" w:color="auto" w:fill="F2F6FA"/>
             <w:tcMar>
-              <w:top w:w="85" w:type="dxa"/>
+              <w:top w:w="52" w:type="dxa"/>
               <w:left w:w="80" w:type="dxa"/>
-              <w:bottom w:w="85" w:type="dxa"/>
+              <w:bottom w:w="52" w:type="dxa"/>
               <w:right w:w="80" w:type="dxa"/>
             </w:tcMar>
             <w:vAlign w:val="center"/>
@@ -911,9 +1672,9 @@
             </w:tcBorders>
             <w:shd w:val="clear" w:color="auto" w:fill="F2F6FA"/>
             <w:tcMar>
-              <w:top w:w="85" w:type="dxa"/>
+              <w:top w:w="52" w:type="dxa"/>
               <w:left w:w="80" w:type="dxa"/>
-              <w:bottom w:w="85" w:type="dxa"/>
+              <w:bottom w:w="52" w:type="dxa"/>
               <w:right w:w="80" w:type="dxa"/>
             </w:tcMar>
             <w:vAlign w:val="center"/>
@@ -941,9 +1702,9 @@
             </w:tcBorders>
             <w:shd w:val="clear" w:color="auto" w:fill="F2F6FA"/>
             <w:tcMar>
-              <w:top w:w="85" w:type="dxa"/>
+              <w:top w:w="52" w:type="dxa"/>
               <w:left w:w="80" w:type="dxa"/>
-              <w:bottom w:w="85" w:type="dxa"/>
+              <w:bottom w:w="52" w:type="dxa"/>
               <w:right w:w="80" w:type="dxa"/>
             </w:tcMar>
             <w:vAlign w:val="center"/>
@@ -974,11 +1735,10 @@
               <w:bottom w:val="single" w:sz="4" w:space="0" w:color="D9D9D9"/>
               <w:right w:val="single" w:sz="4" w:space="0" w:color="D9D9D9"/>
             </w:tcBorders>
-            <w:shd w:val="clear" w:color="auto" w:fill="F2F6FA"/>
-            <w:tcMar>
-              <w:top w:w="85" w:type="dxa"/>
+            <w:tcMar>
+              <w:top w:w="52" w:type="dxa"/>
               <w:left w:w="80" w:type="dxa"/>
-              <w:bottom w:w="85" w:type="dxa"/>
+              <w:bottom w:w="52" w:type="dxa"/>
               <w:right w:w="80" w:type="dxa"/>
             </w:tcMar>
             <w:vAlign w:val="center"/>
@@ -1007,11 +1767,10 @@
               <w:bottom w:val="single" w:sz="4" w:space="0" w:color="D9D9D9"/>
               <w:right w:val="single" w:sz="4" w:space="0" w:color="D9D9D9"/>
             </w:tcBorders>
-            <w:shd w:val="clear" w:color="auto" w:fill="F2F6FA"/>
-            <w:tcMar>
-              <w:top w:w="85" w:type="dxa"/>
+            <w:tcMar>
+              <w:top w:w="52" w:type="dxa"/>
               <w:left w:w="80" w:type="dxa"/>
-              <w:bottom w:w="85" w:type="dxa"/>
+              <w:bottom w:w="52" w:type="dxa"/>
               <w:right w:w="80" w:type="dxa"/>
             </w:tcMar>
             <w:vAlign w:val="center"/>
@@ -1026,7 +1785,7 @@
               <w:rPr>
                 <w:sz w:val="17"/>
               </w:rPr>
-              <w:t>Add staff to blood bank</w:t>
+              <w:t>Register blood bank staff member</w:t>
             </w:r>
           </w:p>
         </w:tc>
@@ -1039,11 +1798,10 @@
               <w:bottom w:val="single" w:sz="4" w:space="0" w:color="D9D9D9"/>
               <w:right w:val="single" w:sz="4" w:space="0" w:color="D9D9D9"/>
             </w:tcBorders>
-            <w:shd w:val="clear" w:color="auto" w:fill="F2F6FA"/>
-            <w:tcMar>
-              <w:top w:w="85" w:type="dxa"/>
+            <w:tcMar>
+              <w:top w:w="52" w:type="dxa"/>
               <w:left w:w="80" w:type="dxa"/>
-              <w:bottom w:w="85" w:type="dxa"/>
+              <w:bottom w:w="52" w:type="dxa"/>
               <w:right w:w="80" w:type="dxa"/>
             </w:tcMar>
             <w:vAlign w:val="center"/>
@@ -1058,7 +1816,7 @@
               <w:rPr>
                 <w:sz w:val="17"/>
               </w:rPr>
-              <w:t>Blood Bank Admins can add existing registered staff members to their blood bank</w:t>
+              <w:t>Blood bank HRM and administrators can register staff member accounts with their blood bank.</w:t>
             </w:r>
           </w:p>
         </w:tc>
@@ -1071,11 +1829,10 @@
               <w:bottom w:val="single" w:sz="4" w:space="0" w:color="D9D9D9"/>
               <w:right w:val="single" w:sz="4" w:space="0" w:color="D9D9D9"/>
             </w:tcBorders>
-            <w:shd w:val="clear" w:color="auto" w:fill="F2F6FA"/>
-            <w:tcMar>
-              <w:top w:w="85" w:type="dxa"/>
+            <w:tcMar>
+              <w:top w:w="52" w:type="dxa"/>
               <w:left w:w="80" w:type="dxa"/>
-              <w:bottom w:w="85" w:type="dxa"/>
+              <w:bottom w:w="52" w:type="dxa"/>
               <w:right w:w="80" w:type="dxa"/>
             </w:tcMar>
             <w:vAlign w:val="center"/>
@@ -1104,11 +1861,10 @@
               <w:bottom w:val="single" w:sz="4" w:space="0" w:color="D9D9D9"/>
               <w:right w:val="single" w:sz="4" w:space="0" w:color="D9D9D9"/>
             </w:tcBorders>
-            <w:shd w:val="clear" w:color="auto" w:fill="F2F6FA"/>
-            <w:tcMar>
-              <w:top w:w="85" w:type="dxa"/>
+            <w:tcMar>
+              <w:top w:w="52" w:type="dxa"/>
               <w:left w:w="80" w:type="dxa"/>
-              <w:bottom w:w="85" w:type="dxa"/>
+              <w:bottom w:w="52" w:type="dxa"/>
               <w:right w:w="80" w:type="dxa"/>
             </w:tcMar>
             <w:vAlign w:val="center"/>
@@ -1137,11 +1893,10 @@
               <w:bottom w:val="single" w:sz="4" w:space="0" w:color="D9D9D9"/>
               <w:right w:val="single" w:sz="4" w:space="0" w:color="D9D9D9"/>
             </w:tcBorders>
-            <w:shd w:val="clear" w:color="auto" w:fill="F2F6FA"/>
-            <w:tcMar>
-              <w:top w:w="85" w:type="dxa"/>
+            <w:tcMar>
+              <w:top w:w="52" w:type="dxa"/>
               <w:left w:w="80" w:type="dxa"/>
-              <w:bottom w:w="85" w:type="dxa"/>
+              <w:bottom w:w="52" w:type="dxa"/>
               <w:right w:w="80" w:type="dxa"/>
             </w:tcMar>
             <w:vAlign w:val="center"/>
@@ -1177,9 +1932,9 @@
             </w:tcBorders>
             <w:shd w:val="clear" w:color="auto" w:fill="F2F6FA"/>
             <w:tcMar>
-              <w:top w:w="85" w:type="dxa"/>
+              <w:top w:w="52" w:type="dxa"/>
               <w:left w:w="80" w:type="dxa"/>
-              <w:bottom w:w="85" w:type="dxa"/>
+              <w:bottom w:w="52" w:type="dxa"/>
               <w:right w:w="80" w:type="dxa"/>
             </w:tcMar>
             <w:vAlign w:val="center"/>
@@ -1210,9 +1965,9 @@
             </w:tcBorders>
             <w:shd w:val="clear" w:color="auto" w:fill="F2F6FA"/>
             <w:tcMar>
-              <w:top w:w="85" w:type="dxa"/>
+              <w:top w:w="52" w:type="dxa"/>
               <w:left w:w="80" w:type="dxa"/>
-              <w:bottom w:w="85" w:type="dxa"/>
+              <w:bottom w:w="52" w:type="dxa"/>
               <w:right w:w="80" w:type="dxa"/>
             </w:tcMar>
             <w:vAlign w:val="center"/>
@@ -1242,9 +1997,9 @@
             </w:tcBorders>
             <w:shd w:val="clear" w:color="auto" w:fill="F2F6FA"/>
             <w:tcMar>
-              <w:top w:w="85" w:type="dxa"/>
+              <w:top w:w="52" w:type="dxa"/>
               <w:left w:w="80" w:type="dxa"/>
-              <w:bottom w:w="85" w:type="dxa"/>
+              <w:bottom w:w="52" w:type="dxa"/>
               <w:right w:w="80" w:type="dxa"/>
             </w:tcMar>
             <w:vAlign w:val="center"/>
@@ -1259,7 +2014,7 @@
               <w:rPr>
                 <w:sz w:val="17"/>
               </w:rPr>
-              <w:t>Registered users can login.</w:t>
+              <w:t>Registered users can log in.</w:t>
             </w:r>
           </w:p>
         </w:tc>
@@ -1274,9 +2029,9 @@
             </w:tcBorders>
             <w:shd w:val="clear" w:color="auto" w:fill="F2F6FA"/>
             <w:tcMar>
-              <w:top w:w="85" w:type="dxa"/>
+              <w:top w:w="52" w:type="dxa"/>
               <w:left w:w="80" w:type="dxa"/>
-              <w:bottom w:w="85" w:type="dxa"/>
+              <w:bottom w:w="52" w:type="dxa"/>
               <w:right w:w="80" w:type="dxa"/>
             </w:tcMar>
             <w:vAlign w:val="center"/>
@@ -1307,9 +2062,9 @@
             </w:tcBorders>
             <w:shd w:val="clear" w:color="auto" w:fill="F2F6FA"/>
             <w:tcMar>
-              <w:top w:w="85" w:type="dxa"/>
+              <w:top w:w="52" w:type="dxa"/>
               <w:left w:w="80" w:type="dxa"/>
-              <w:bottom w:w="85" w:type="dxa"/>
+              <w:bottom w:w="52" w:type="dxa"/>
               <w:right w:w="80" w:type="dxa"/>
             </w:tcMar>
             <w:vAlign w:val="center"/>
@@ -1340,9 +2095,9 @@
             </w:tcBorders>
             <w:shd w:val="clear" w:color="auto" w:fill="F2F6FA"/>
             <w:tcMar>
-              <w:top w:w="85" w:type="dxa"/>
+              <w:top w:w="52" w:type="dxa"/>
               <w:left w:w="80" w:type="dxa"/>
-              <w:bottom w:w="85" w:type="dxa"/>
+              <w:bottom w:w="52" w:type="dxa"/>
               <w:right w:w="80" w:type="dxa"/>
             </w:tcMar>
             <w:vAlign w:val="center"/>
@@ -1376,11 +2131,10 @@
               <w:bottom w:val="single" w:sz="4" w:space="0" w:color="D9D9D9"/>
               <w:right w:val="single" w:sz="4" w:space="0" w:color="D9D9D9"/>
             </w:tcBorders>
-            <w:shd w:val="clear" w:color="auto" w:fill="F2F6FA"/>
-            <w:tcMar>
-              <w:top w:w="85" w:type="dxa"/>
+            <w:tcMar>
+              <w:top w:w="52" w:type="dxa"/>
               <w:left w:w="80" w:type="dxa"/>
-              <w:bottom w:w="85" w:type="dxa"/>
+              <w:bottom w:w="52" w:type="dxa"/>
               <w:right w:w="80" w:type="dxa"/>
             </w:tcMar>
             <w:vAlign w:val="center"/>
@@ -1409,11 +2163,10 @@
               <w:bottom w:val="single" w:sz="4" w:space="0" w:color="D9D9D9"/>
               <w:right w:val="single" w:sz="4" w:space="0" w:color="D9D9D9"/>
             </w:tcBorders>
-            <w:shd w:val="clear" w:color="auto" w:fill="F2F6FA"/>
-            <w:tcMar>
-              <w:top w:w="85" w:type="dxa"/>
+            <w:tcMar>
+              <w:top w:w="52" w:type="dxa"/>
               <w:left w:w="80" w:type="dxa"/>
-              <w:bottom w:w="85" w:type="dxa"/>
+              <w:bottom w:w="52" w:type="dxa"/>
               <w:right w:w="80" w:type="dxa"/>
             </w:tcMar>
             <w:vAlign w:val="center"/>
@@ -1428,7 +2181,7 @@
               <w:rPr>
                 <w:sz w:val="17"/>
               </w:rPr>
-              <w:t>Register</w:t>
+              <w:t>Remove staff from blood bank</w:t>
             </w:r>
           </w:p>
         </w:tc>
@@ -1441,11 +2194,10 @@
               <w:bottom w:val="single" w:sz="4" w:space="0" w:color="D9D9D9"/>
               <w:right w:val="single" w:sz="4" w:space="0" w:color="D9D9D9"/>
             </w:tcBorders>
-            <w:shd w:val="clear" w:color="auto" w:fill="F2F6FA"/>
-            <w:tcMar>
-              <w:top w:w="85" w:type="dxa"/>
+            <w:tcMar>
+              <w:top w:w="52" w:type="dxa"/>
               <w:left w:w="80" w:type="dxa"/>
-              <w:bottom w:w="85" w:type="dxa"/>
+              <w:bottom w:w="52" w:type="dxa"/>
               <w:right w:w="80" w:type="dxa"/>
             </w:tcMar>
             <w:vAlign w:val="center"/>
@@ -1460,7 +2212,7 @@
               <w:rPr>
                 <w:sz w:val="17"/>
               </w:rPr>
-              <w:t>Users can register</w:t>
+              <w:t>Blood bank HRM and administrators can remove assigned staff members from their blood bank.</w:t>
             </w:r>
           </w:p>
         </w:tc>
@@ -1473,11 +2225,10 @@
               <w:bottom w:val="single" w:sz="4" w:space="0" w:color="D9D9D9"/>
               <w:right w:val="single" w:sz="4" w:space="0" w:color="D9D9D9"/>
             </w:tcBorders>
-            <w:shd w:val="clear" w:color="auto" w:fill="F2F6FA"/>
-            <w:tcMar>
-              <w:top w:w="85" w:type="dxa"/>
+            <w:tcMar>
+              <w:top w:w="52" w:type="dxa"/>
               <w:left w:w="80" w:type="dxa"/>
-              <w:bottom w:w="85" w:type="dxa"/>
+              <w:bottom w:w="52" w:type="dxa"/>
               <w:right w:w="80" w:type="dxa"/>
             </w:tcMar>
             <w:vAlign w:val="center"/>
@@ -1506,11 +2257,10 @@
               <w:bottom w:val="single" w:sz="4" w:space="0" w:color="D9D9D9"/>
               <w:right w:val="single" w:sz="4" w:space="0" w:color="D9D9D9"/>
             </w:tcBorders>
-            <w:shd w:val="clear" w:color="auto" w:fill="F2F6FA"/>
-            <w:tcMar>
-              <w:top w:w="85" w:type="dxa"/>
+            <w:tcMar>
+              <w:top w:w="52" w:type="dxa"/>
               <w:left w:w="80" w:type="dxa"/>
-              <w:bottom w:w="85" w:type="dxa"/>
+              <w:bottom w:w="52" w:type="dxa"/>
               <w:right w:w="80" w:type="dxa"/>
             </w:tcMar>
             <w:vAlign w:val="center"/>
@@ -1526,7 +2276,7 @@
               <w:rPr>
                 <w:sz w:val="17"/>
               </w:rPr>
-              <w:t>Must</w:t>
+              <w:t>Should</w:t>
             </w:r>
           </w:p>
         </w:tc>
@@ -1539,11 +2289,10 @@
               <w:bottom w:val="single" w:sz="4" w:space="0" w:color="D9D9D9"/>
               <w:right w:val="single" w:sz="4" w:space="0" w:color="D9D9D9"/>
             </w:tcBorders>
-            <w:shd w:val="clear" w:color="auto" w:fill="F2F6FA"/>
-            <w:tcMar>
-              <w:top w:w="85" w:type="dxa"/>
+            <w:tcMar>
+              <w:top w:w="52" w:type="dxa"/>
               <w:left w:w="80" w:type="dxa"/>
-              <w:bottom w:w="85" w:type="dxa"/>
+              <w:bottom w:w="52" w:type="dxa"/>
               <w:right w:w="80" w:type="dxa"/>
             </w:tcMar>
             <w:vAlign w:val="center"/>
@@ -1579,9 +2328,9 @@
             </w:tcBorders>
             <w:shd w:val="clear" w:color="auto" w:fill="F2F6FA"/>
             <w:tcMar>
-              <w:top w:w="85" w:type="dxa"/>
+              <w:top w:w="52" w:type="dxa"/>
               <w:left w:w="80" w:type="dxa"/>
-              <w:bottom w:w="85" w:type="dxa"/>
+              <w:bottom w:w="52" w:type="dxa"/>
               <w:right w:w="80" w:type="dxa"/>
             </w:tcMar>
             <w:vAlign w:val="center"/>
@@ -1612,9 +2361,9 @@
             </w:tcBorders>
             <w:shd w:val="clear" w:color="auto" w:fill="F2F6FA"/>
             <w:tcMar>
-              <w:top w:w="85" w:type="dxa"/>
+              <w:top w:w="52" w:type="dxa"/>
               <w:left w:w="80" w:type="dxa"/>
-              <w:bottom w:w="85" w:type="dxa"/>
+              <w:bottom w:w="52" w:type="dxa"/>
               <w:right w:w="80" w:type="dxa"/>
             </w:tcMar>
             <w:vAlign w:val="center"/>
@@ -1629,7 +2378,7 @@
               <w:rPr>
                 <w:sz w:val="17"/>
               </w:rPr>
-              <w:t>Remove staff from blood bank</w:t>
+              <w:t>Search donor profiles</w:t>
             </w:r>
           </w:p>
         </w:tc>
@@ -1644,9 +2393,9 @@
             </w:tcBorders>
             <w:shd w:val="clear" w:color="auto" w:fill="F2F6FA"/>
             <w:tcMar>
-              <w:top w:w="85" w:type="dxa"/>
+              <w:top w:w="52" w:type="dxa"/>
               <w:left w:w="80" w:type="dxa"/>
-              <w:bottom w:w="85" w:type="dxa"/>
+              <w:bottom w:w="52" w:type="dxa"/>
               <w:right w:w="80" w:type="dxa"/>
             </w:tcMar>
             <w:vAlign w:val="center"/>
@@ -1661,7 +2410,7 @@
               <w:rPr>
                 <w:sz w:val="17"/>
               </w:rPr>
-              <w:t>Blood bank admins can remove assigned staff members from their blood bank.</w:t>
+              <w:t>Receptionists search existing donor profiles before new registration or updates.</w:t>
             </w:r>
           </w:p>
         </w:tc>
@@ -1676,9 +2425,9 @@
             </w:tcBorders>
             <w:shd w:val="clear" w:color="auto" w:fill="F2F6FA"/>
             <w:tcMar>
-              <w:top w:w="85" w:type="dxa"/>
+              <w:top w:w="52" w:type="dxa"/>
               <w:left w:w="80" w:type="dxa"/>
-              <w:bottom w:w="85" w:type="dxa"/>
+              <w:bottom w:w="52" w:type="dxa"/>
               <w:right w:w="80" w:type="dxa"/>
             </w:tcMar>
             <w:vAlign w:val="center"/>
@@ -1709,9 +2458,9 @@
             </w:tcBorders>
             <w:shd w:val="clear" w:color="auto" w:fill="F2F6FA"/>
             <w:tcMar>
-              <w:top w:w="85" w:type="dxa"/>
+              <w:top w:w="52" w:type="dxa"/>
               <w:left w:w="80" w:type="dxa"/>
-              <w:bottom w:w="85" w:type="dxa"/>
+              <w:bottom w:w="52" w:type="dxa"/>
               <w:right w:w="80" w:type="dxa"/>
             </w:tcMar>
             <w:vAlign w:val="center"/>
@@ -1727,7 +2476,7 @@
               <w:rPr>
                 <w:sz w:val="17"/>
               </w:rPr>
-              <w:t>Should</w:t>
+              <w:t>Must</w:t>
             </w:r>
           </w:p>
         </w:tc>
@@ -1742,9 +2491,9 @@
             </w:tcBorders>
             <w:shd w:val="clear" w:color="auto" w:fill="F2F6FA"/>
             <w:tcMar>
-              <w:top w:w="85" w:type="dxa"/>
+              <w:top w:w="52" w:type="dxa"/>
               <w:left w:w="80" w:type="dxa"/>
-              <w:bottom w:w="85" w:type="dxa"/>
+              <w:bottom w:w="52" w:type="dxa"/>
               <w:right w:w="80" w:type="dxa"/>
             </w:tcMar>
             <w:vAlign w:val="center"/>
@@ -1779,9 +2528,9 @@
               <w:right w:val="single" w:sz="4" w:space="0" w:color="D9D9D9"/>
             </w:tcBorders>
             <w:tcMar>
-              <w:top w:w="85" w:type="dxa"/>
+              <w:top w:w="52" w:type="dxa"/>
               <w:left w:w="80" w:type="dxa"/>
-              <w:bottom w:w="85" w:type="dxa"/>
+              <w:bottom w:w="52" w:type="dxa"/>
               <w:right w:w="80" w:type="dxa"/>
             </w:tcMar>
             <w:vAlign w:val="center"/>
@@ -1794,13 +2543,7 @@
               <w:rPr>
                 <w:sz w:val="17"/>
               </w:rPr>
-              <w:t>FR-0</w:t>
-            </w:r>
-            <w:r>
-              <w:rPr>
-                <w:sz w:val="17"/>
-              </w:rPr>
-              <w:t>9</w:t>
+              <w:t>FR-09</w:t>
             </w:r>
           </w:p>
         </w:tc>
@@ -1814,9 +2557,9 @@
               <w:right w:val="single" w:sz="4" w:space="0" w:color="D9D9D9"/>
             </w:tcBorders>
             <w:tcMar>
-              <w:top w:w="85" w:type="dxa"/>
+              <w:top w:w="52" w:type="dxa"/>
               <w:left w:w="80" w:type="dxa"/>
-              <w:bottom w:w="85" w:type="dxa"/>
+              <w:bottom w:w="52" w:type="dxa"/>
               <w:right w:w="80" w:type="dxa"/>
             </w:tcMar>
             <w:vAlign w:val="center"/>
@@ -1826,7 +2569,7 @@
               <w:rPr>
                 <w:sz w:val="17"/>
               </w:rPr>
-              <w:t>Deactivate staff account</w:t>
+              <w:t>Register donor profile</w:t>
             </w:r>
           </w:p>
         </w:tc>
@@ -1840,9 +2583,9 @@
               <w:right w:val="single" w:sz="4" w:space="0" w:color="D9D9D9"/>
             </w:tcBorders>
             <w:tcMar>
-              <w:top w:w="85" w:type="dxa"/>
+              <w:top w:w="52" w:type="dxa"/>
               <w:left w:w="80" w:type="dxa"/>
-              <w:bottom w:w="85" w:type="dxa"/>
+              <w:bottom w:w="52" w:type="dxa"/>
               <w:right w:w="80" w:type="dxa"/>
             </w:tcMar>
             <w:vAlign w:val="center"/>
@@ -1852,7 +2595,7 @@
               <w:rPr>
                 <w:sz w:val="17"/>
               </w:rPr>
-              <w:t>Administrators deactivate staff accounts while retaining their complete historical actions.</w:t>
+              <w:t>Receptionists register new donor profiles with identifying and contact information.</w:t>
             </w:r>
           </w:p>
         </w:tc>
@@ -1866,9 +2609,9 @@
               <w:right w:val="single" w:sz="4" w:space="0" w:color="D9D9D9"/>
             </w:tcBorders>
             <w:tcMar>
-              <w:top w:w="85" w:type="dxa"/>
+              <w:top w:w="52" w:type="dxa"/>
               <w:left w:w="80" w:type="dxa"/>
-              <w:bottom w:w="85" w:type="dxa"/>
+              <w:bottom w:w="52" w:type="dxa"/>
               <w:right w:w="80" w:type="dxa"/>
             </w:tcMar>
             <w:vAlign w:val="center"/>
@@ -1895,9 +2638,9 @@
               <w:right w:val="single" w:sz="4" w:space="0" w:color="D9D9D9"/>
             </w:tcBorders>
             <w:tcMar>
-              <w:top w:w="85" w:type="dxa"/>
+              <w:top w:w="52" w:type="dxa"/>
               <w:left w:w="80" w:type="dxa"/>
-              <w:bottom w:w="85" w:type="dxa"/>
+              <w:bottom w:w="52" w:type="dxa"/>
               <w:right w:w="80" w:type="dxa"/>
             </w:tcMar>
             <w:vAlign w:val="center"/>
@@ -1910,7 +2653,7 @@
               <w:rPr>
                 <w:sz w:val="17"/>
               </w:rPr>
-              <w:t>Should</w:t>
+              <w:t>Must</w:t>
             </w:r>
           </w:p>
         </w:tc>
@@ -1924,9 +2667,9 @@
               <w:right w:val="single" w:sz="4" w:space="0" w:color="D9D9D9"/>
             </w:tcBorders>
             <w:tcMar>
-              <w:top w:w="85" w:type="dxa"/>
+              <w:top w:w="52" w:type="dxa"/>
               <w:left w:w="80" w:type="dxa"/>
-              <w:bottom w:w="85" w:type="dxa"/>
+              <w:bottom w:w="52" w:type="dxa"/>
               <w:right w:w="80" w:type="dxa"/>
             </w:tcMar>
             <w:vAlign w:val="center"/>
@@ -1957,10 +2700,11 @@
               <w:bottom w:val="single" w:sz="4" w:space="0" w:color="D9D9D9"/>
               <w:right w:val="single" w:sz="4" w:space="0" w:color="D9D9D9"/>
             </w:tcBorders>
-            <w:tcMar>
-              <w:top w:w="85" w:type="dxa"/>
+            <w:shd w:val="clear" w:color="auto" w:fill="F2F6FA"/>
+            <w:tcMar>
+              <w:top w:w="52" w:type="dxa"/>
               <w:left w:w="80" w:type="dxa"/>
-              <w:bottom w:w="85" w:type="dxa"/>
+              <w:bottom w:w="52" w:type="dxa"/>
               <w:right w:w="80" w:type="dxa"/>
             </w:tcMar>
             <w:vAlign w:val="center"/>
@@ -1973,13 +2717,7 @@
               <w:rPr>
                 <w:sz w:val="17"/>
               </w:rPr>
-              <w:t>FR-</w:t>
-            </w:r>
-            <w:r>
-              <w:rPr>
-                <w:sz w:val="17"/>
-              </w:rPr>
-              <w:t>10</w:t>
+              <w:t>FR-10</w:t>
             </w:r>
           </w:p>
         </w:tc>
@@ -1992,10 +2730,11 @@
               <w:bottom w:val="single" w:sz="4" w:space="0" w:color="D9D9D9"/>
               <w:right w:val="single" w:sz="4" w:space="0" w:color="D9D9D9"/>
             </w:tcBorders>
-            <w:tcMar>
-              <w:top w:w="85" w:type="dxa"/>
+            <w:shd w:val="clear" w:color="auto" w:fill="F2F6FA"/>
+            <w:tcMar>
+              <w:top w:w="52" w:type="dxa"/>
               <w:left w:w="80" w:type="dxa"/>
-              <w:bottom w:w="85" w:type="dxa"/>
+              <w:bottom w:w="52" w:type="dxa"/>
               <w:right w:w="80" w:type="dxa"/>
             </w:tcMar>
             <w:vAlign w:val="center"/>
@@ -2005,7 +2744,7 @@
               <w:rPr>
                 <w:sz w:val="17"/>
               </w:rPr>
-              <w:t>Search donor profiles</w:t>
+              <w:t>Update donor profile</w:t>
             </w:r>
           </w:p>
         </w:tc>
@@ -2018,10 +2757,11 @@
               <w:bottom w:val="single" w:sz="4" w:space="0" w:color="D9D9D9"/>
               <w:right w:val="single" w:sz="4" w:space="0" w:color="D9D9D9"/>
             </w:tcBorders>
-            <w:tcMar>
-              <w:top w:w="85" w:type="dxa"/>
+            <w:shd w:val="clear" w:color="auto" w:fill="F2F6FA"/>
+            <w:tcMar>
+              <w:top w:w="52" w:type="dxa"/>
               <w:left w:w="80" w:type="dxa"/>
-              <w:bottom w:w="85" w:type="dxa"/>
+              <w:bottom w:w="52" w:type="dxa"/>
               <w:right w:w="80" w:type="dxa"/>
             </w:tcMar>
             <w:vAlign w:val="center"/>
@@ -2031,7 +2771,7 @@
               <w:rPr>
                 <w:sz w:val="17"/>
               </w:rPr>
-              <w:t>Receptionists search existing donor profiles before new registration or updates.</w:t>
+              <w:t>Receptionists update existing donor profiles to maintain accurate personal records.</w:t>
             </w:r>
           </w:p>
         </w:tc>
@@ -2044,10 +2784,11 @@
               <w:bottom w:val="single" w:sz="4" w:space="0" w:color="D9D9D9"/>
               <w:right w:val="single" w:sz="4" w:space="0" w:color="D9D9D9"/>
             </w:tcBorders>
-            <w:tcMar>
-              <w:top w:w="85" w:type="dxa"/>
+            <w:shd w:val="clear" w:color="auto" w:fill="F2F6FA"/>
+            <w:tcMar>
+              <w:top w:w="52" w:type="dxa"/>
               <w:left w:w="80" w:type="dxa"/>
-              <w:bottom w:w="85" w:type="dxa"/>
+              <w:bottom w:w="52" w:type="dxa"/>
               <w:right w:w="80" w:type="dxa"/>
             </w:tcMar>
             <w:vAlign w:val="center"/>
@@ -2073,10 +2814,11 @@
               <w:bottom w:val="single" w:sz="4" w:space="0" w:color="D9D9D9"/>
               <w:right w:val="single" w:sz="4" w:space="0" w:color="D9D9D9"/>
             </w:tcBorders>
-            <w:tcMar>
-              <w:top w:w="85" w:type="dxa"/>
+            <w:shd w:val="clear" w:color="auto" w:fill="F2F6FA"/>
+            <w:tcMar>
+              <w:top w:w="52" w:type="dxa"/>
               <w:left w:w="80" w:type="dxa"/>
-              <w:bottom w:w="85" w:type="dxa"/>
+              <w:bottom w:w="52" w:type="dxa"/>
               <w:right w:w="80" w:type="dxa"/>
             </w:tcMar>
             <w:vAlign w:val="center"/>
@@ -2089,7 +2831,7 @@
               <w:rPr>
                 <w:sz w:val="17"/>
               </w:rPr>
-              <w:t>Must</w:t>
+              <w:t>Should</w:t>
             </w:r>
           </w:p>
         </w:tc>
@@ -2102,10 +2844,11 @@
               <w:bottom w:val="single" w:sz="4" w:space="0" w:color="D9D9D9"/>
               <w:right w:val="single" w:sz="4" w:space="0" w:color="D9D9D9"/>
             </w:tcBorders>
-            <w:tcMar>
-              <w:top w:w="85" w:type="dxa"/>
+            <w:shd w:val="clear" w:color="auto" w:fill="F2F6FA"/>
+            <w:tcMar>
+              <w:top w:w="52" w:type="dxa"/>
               <w:left w:w="80" w:type="dxa"/>
-              <w:bottom w:w="85" w:type="dxa"/>
+              <w:bottom w:w="52" w:type="dxa"/>
               <w:right w:w="80" w:type="dxa"/>
             </w:tcMar>
             <w:vAlign w:val="center"/>
@@ -2136,11 +2879,10 @@
               <w:bottom w:val="single" w:sz="4" w:space="0" w:color="D9D9D9"/>
               <w:right w:val="single" w:sz="4" w:space="0" w:color="D9D9D9"/>
             </w:tcBorders>
-            <w:shd w:val="clear" w:color="auto" w:fill="F2F6FA"/>
-            <w:tcMar>
-              <w:top w:w="85" w:type="dxa"/>
+            <w:tcMar>
+              <w:top w:w="52" w:type="dxa"/>
               <w:left w:w="80" w:type="dxa"/>
-              <w:bottom w:w="85" w:type="dxa"/>
+              <w:bottom w:w="52" w:type="dxa"/>
               <w:right w:w="80" w:type="dxa"/>
             </w:tcMar>
             <w:vAlign w:val="center"/>
@@ -2153,13 +2895,7 @@
               <w:rPr>
                 <w:sz w:val="17"/>
               </w:rPr>
-              <w:t>FR-</w:t>
-            </w:r>
-            <w:r>
-              <w:rPr>
-                <w:sz w:val="17"/>
-              </w:rPr>
-              <w:t>11</w:t>
+              <w:t>FR-11</w:t>
             </w:r>
           </w:p>
         </w:tc>
@@ -2172,11 +2908,10 @@
               <w:bottom w:val="single" w:sz="4" w:space="0" w:color="D9D9D9"/>
               <w:right w:val="single" w:sz="4" w:space="0" w:color="D9D9D9"/>
             </w:tcBorders>
-            <w:shd w:val="clear" w:color="auto" w:fill="F2F6FA"/>
-            <w:tcMar>
-              <w:top w:w="85" w:type="dxa"/>
+            <w:tcMar>
+              <w:top w:w="52" w:type="dxa"/>
               <w:left w:w="80" w:type="dxa"/>
-              <w:bottom w:w="85" w:type="dxa"/>
+              <w:bottom w:w="52" w:type="dxa"/>
               <w:right w:w="80" w:type="dxa"/>
             </w:tcMar>
             <w:vAlign w:val="center"/>
@@ -2186,7 +2921,7 @@
               <w:rPr>
                 <w:sz w:val="17"/>
               </w:rPr>
-              <w:t>Register donor profile</w:t>
+              <w:t>Register donation attempt</w:t>
             </w:r>
           </w:p>
         </w:tc>
@@ -2199,11 +2934,10 @@
               <w:bottom w:val="single" w:sz="4" w:space="0" w:color="D9D9D9"/>
               <w:right w:val="single" w:sz="4" w:space="0" w:color="D9D9D9"/>
             </w:tcBorders>
-            <w:shd w:val="clear" w:color="auto" w:fill="F2F6FA"/>
-            <w:tcMar>
-              <w:top w:w="85" w:type="dxa"/>
+            <w:tcMar>
+              <w:top w:w="52" w:type="dxa"/>
               <w:left w:w="80" w:type="dxa"/>
-              <w:bottom w:w="85" w:type="dxa"/>
+              <w:bottom w:w="52" w:type="dxa"/>
               <w:right w:w="80" w:type="dxa"/>
             </w:tcMar>
             <w:vAlign w:val="center"/>
@@ -2213,7 +2947,7 @@
               <w:rPr>
                 <w:sz w:val="17"/>
               </w:rPr>
-              <w:t>Receptionists register new donor profiles with identifying and contact information.</w:t>
+              <w:t>Receptionists create a donation attempt for the identified donor and place it in the screening queue.</w:t>
             </w:r>
           </w:p>
         </w:tc>
@@ -2226,11 +2960,10 @@
               <w:bottom w:val="single" w:sz="4" w:space="0" w:color="D9D9D9"/>
               <w:right w:val="single" w:sz="4" w:space="0" w:color="D9D9D9"/>
             </w:tcBorders>
-            <w:shd w:val="clear" w:color="auto" w:fill="F2F6FA"/>
-            <w:tcMar>
-              <w:top w:w="85" w:type="dxa"/>
+            <w:tcMar>
+              <w:top w:w="52" w:type="dxa"/>
               <w:left w:w="80" w:type="dxa"/>
-              <w:bottom w:w="85" w:type="dxa"/>
+              <w:bottom w:w="52" w:type="dxa"/>
               <w:right w:w="80" w:type="dxa"/>
             </w:tcMar>
             <w:vAlign w:val="center"/>
@@ -2256,11 +2989,10 @@
               <w:bottom w:val="single" w:sz="4" w:space="0" w:color="D9D9D9"/>
               <w:right w:val="single" w:sz="4" w:space="0" w:color="D9D9D9"/>
             </w:tcBorders>
-            <w:shd w:val="clear" w:color="auto" w:fill="F2F6FA"/>
-            <w:tcMar>
-              <w:top w:w="85" w:type="dxa"/>
+            <w:tcMar>
+              <w:top w:w="52" w:type="dxa"/>
               <w:left w:w="80" w:type="dxa"/>
-              <w:bottom w:w="85" w:type="dxa"/>
+              <w:bottom w:w="52" w:type="dxa"/>
               <w:right w:w="80" w:type="dxa"/>
             </w:tcMar>
             <w:vAlign w:val="center"/>
@@ -2286,11 +3018,10 @@
               <w:bottom w:val="single" w:sz="4" w:space="0" w:color="D9D9D9"/>
               <w:right w:val="single" w:sz="4" w:space="0" w:color="D9D9D9"/>
             </w:tcBorders>
-            <w:shd w:val="clear" w:color="auto" w:fill="F2F6FA"/>
-            <w:tcMar>
-              <w:top w:w="85" w:type="dxa"/>
+            <w:tcMar>
+              <w:top w:w="52" w:type="dxa"/>
               <w:left w:w="80" w:type="dxa"/>
-              <w:bottom w:w="85" w:type="dxa"/>
+              <w:bottom w:w="52" w:type="dxa"/>
               <w:right w:w="80" w:type="dxa"/>
             </w:tcMar>
             <w:vAlign w:val="center"/>
@@ -2321,10 +3052,11 @@
               <w:bottom w:val="single" w:sz="4" w:space="0" w:color="D9D9D9"/>
               <w:right w:val="single" w:sz="4" w:space="0" w:color="D9D9D9"/>
             </w:tcBorders>
-            <w:tcMar>
-              <w:top w:w="85" w:type="dxa"/>
+            <w:shd w:val="clear" w:color="auto" w:fill="F2F6FA"/>
+            <w:tcMar>
+              <w:top w:w="52" w:type="dxa"/>
               <w:left w:w="80" w:type="dxa"/>
-              <w:bottom w:w="85" w:type="dxa"/>
+              <w:bottom w:w="52" w:type="dxa"/>
               <w:right w:w="80" w:type="dxa"/>
             </w:tcMar>
             <w:vAlign w:val="center"/>
@@ -2337,13 +3069,7 @@
               <w:rPr>
                 <w:sz w:val="17"/>
               </w:rPr>
-              <w:t>FR-</w:t>
-            </w:r>
-            <w:r>
-              <w:rPr>
-                <w:sz w:val="17"/>
-              </w:rPr>
-              <w:t>12</w:t>
+              <w:t>FR-12</w:t>
             </w:r>
           </w:p>
         </w:tc>
@@ -2356,10 +3082,11 @@
               <w:bottom w:val="single" w:sz="4" w:space="0" w:color="D9D9D9"/>
               <w:right w:val="single" w:sz="4" w:space="0" w:color="D9D9D9"/>
             </w:tcBorders>
-            <w:tcMar>
-              <w:top w:w="85" w:type="dxa"/>
+            <w:shd w:val="clear" w:color="auto" w:fill="F2F6FA"/>
+            <w:tcMar>
+              <w:top w:w="52" w:type="dxa"/>
               <w:left w:w="80" w:type="dxa"/>
-              <w:bottom w:w="85" w:type="dxa"/>
+              <w:bottom w:w="52" w:type="dxa"/>
               <w:right w:w="80" w:type="dxa"/>
             </w:tcMar>
             <w:vAlign w:val="center"/>
@@ -2369,7 +3096,7 @@
               <w:rPr>
                 <w:sz w:val="17"/>
               </w:rPr>
-              <w:t>Update donor profile</w:t>
+              <w:t>Print donation visit ticket</w:t>
             </w:r>
           </w:p>
         </w:tc>
@@ -2382,10 +3109,11 @@
               <w:bottom w:val="single" w:sz="4" w:space="0" w:color="D9D9D9"/>
               <w:right w:val="single" w:sz="4" w:space="0" w:color="D9D9D9"/>
             </w:tcBorders>
-            <w:tcMar>
-              <w:top w:w="85" w:type="dxa"/>
+            <w:shd w:val="clear" w:color="auto" w:fill="F2F6FA"/>
+            <w:tcMar>
+              <w:top w:w="52" w:type="dxa"/>
               <w:left w:w="80" w:type="dxa"/>
-              <w:bottom w:w="85" w:type="dxa"/>
+              <w:bottom w:w="52" w:type="dxa"/>
               <w:right w:w="80" w:type="dxa"/>
             </w:tcMar>
             <w:vAlign w:val="center"/>
@@ -2395,7 +3123,7 @@
               <w:rPr>
                 <w:sz w:val="17"/>
               </w:rPr>
-              <w:t>Receptionists update existing donor profiles to maintain accurate personal records.</w:t>
+              <w:t>Receptionists can print a ticket with the unique donation-attempt barcode. Screening and collection staff can scan it to open the attempt.</w:t>
             </w:r>
           </w:p>
         </w:tc>
@@ -2408,10 +3136,11 @@
               <w:bottom w:val="single" w:sz="4" w:space="0" w:color="D9D9D9"/>
               <w:right w:val="single" w:sz="4" w:space="0" w:color="D9D9D9"/>
             </w:tcBorders>
-            <w:tcMar>
-              <w:top w:w="85" w:type="dxa"/>
+            <w:shd w:val="clear" w:color="auto" w:fill="F2F6FA"/>
+            <w:tcMar>
+              <w:top w:w="52" w:type="dxa"/>
               <w:left w:w="80" w:type="dxa"/>
-              <w:bottom w:w="85" w:type="dxa"/>
+              <w:bottom w:w="52" w:type="dxa"/>
               <w:right w:w="80" w:type="dxa"/>
             </w:tcMar>
             <w:vAlign w:val="center"/>
@@ -2437,10 +3166,11 @@
               <w:bottom w:val="single" w:sz="4" w:space="0" w:color="D9D9D9"/>
               <w:right w:val="single" w:sz="4" w:space="0" w:color="D9D9D9"/>
             </w:tcBorders>
-            <w:tcMar>
-              <w:top w:w="85" w:type="dxa"/>
+            <w:shd w:val="clear" w:color="auto" w:fill="F2F6FA"/>
+            <w:tcMar>
+              <w:top w:w="52" w:type="dxa"/>
               <w:left w:w="80" w:type="dxa"/>
-              <w:bottom w:w="85" w:type="dxa"/>
+              <w:bottom w:w="52" w:type="dxa"/>
               <w:right w:w="80" w:type="dxa"/>
             </w:tcMar>
             <w:vAlign w:val="center"/>
@@ -2453,7 +3183,7 @@
               <w:rPr>
                 <w:sz w:val="17"/>
               </w:rPr>
-              <w:t>Should</w:t>
+              <w:t>Could</w:t>
             </w:r>
           </w:p>
         </w:tc>
@@ -2466,10 +3196,11 @@
               <w:bottom w:val="single" w:sz="4" w:space="0" w:color="D9D9D9"/>
               <w:right w:val="single" w:sz="4" w:space="0" w:color="D9D9D9"/>
             </w:tcBorders>
-            <w:tcMar>
-              <w:top w:w="85" w:type="dxa"/>
+            <w:shd w:val="clear" w:color="auto" w:fill="F2F6FA"/>
+            <w:tcMar>
+              <w:top w:w="52" w:type="dxa"/>
               <w:left w:w="80" w:type="dxa"/>
-              <w:bottom w:w="85" w:type="dxa"/>
+              <w:bottom w:w="52" w:type="dxa"/>
               <w:right w:w="80" w:type="dxa"/>
             </w:tcMar>
             <w:vAlign w:val="center"/>
@@ -2500,11 +3231,10 @@
               <w:bottom w:val="single" w:sz="4" w:space="0" w:color="D9D9D9"/>
               <w:right w:val="single" w:sz="4" w:space="0" w:color="D9D9D9"/>
             </w:tcBorders>
-            <w:shd w:val="clear" w:color="auto" w:fill="F2F6FA"/>
-            <w:tcMar>
-              <w:top w:w="85" w:type="dxa"/>
+            <w:tcMar>
+              <w:top w:w="52" w:type="dxa"/>
               <w:left w:w="80" w:type="dxa"/>
-              <w:bottom w:w="85" w:type="dxa"/>
+              <w:bottom w:w="52" w:type="dxa"/>
               <w:right w:w="80" w:type="dxa"/>
             </w:tcMar>
             <w:vAlign w:val="center"/>
@@ -2517,13 +3247,7 @@
               <w:rPr>
                 <w:sz w:val="17"/>
               </w:rPr>
-              <w:t>FR-</w:t>
-            </w:r>
-            <w:r>
-              <w:rPr>
-                <w:sz w:val="17"/>
-              </w:rPr>
-              <w:t>13</w:t>
+              <w:t>FR-13</w:t>
             </w:r>
           </w:p>
         </w:tc>
@@ -2536,11 +3260,10 @@
               <w:bottom w:val="single" w:sz="4" w:space="0" w:color="D9D9D9"/>
               <w:right w:val="single" w:sz="4" w:space="0" w:color="D9D9D9"/>
             </w:tcBorders>
-            <w:shd w:val="clear" w:color="auto" w:fill="F2F6FA"/>
-            <w:tcMar>
-              <w:top w:w="85" w:type="dxa"/>
+            <w:tcMar>
+              <w:top w:w="52" w:type="dxa"/>
               <w:left w:w="80" w:type="dxa"/>
-              <w:bottom w:w="85" w:type="dxa"/>
+              <w:bottom w:w="52" w:type="dxa"/>
               <w:right w:w="80" w:type="dxa"/>
             </w:tcMar>
             <w:vAlign w:val="center"/>
@@ -2550,7 +3273,7 @@
               <w:rPr>
                 <w:sz w:val="17"/>
               </w:rPr>
-              <w:t>Register donation attempt</w:t>
+              <w:t>Record eligibility decision</w:t>
             </w:r>
           </w:p>
         </w:tc>
@@ -2563,11 +3286,10 @@
               <w:bottom w:val="single" w:sz="4" w:space="0" w:color="D9D9D9"/>
               <w:right w:val="single" w:sz="4" w:space="0" w:color="D9D9D9"/>
             </w:tcBorders>
-            <w:shd w:val="clear" w:color="auto" w:fill="F2F6FA"/>
-            <w:tcMar>
-              <w:top w:w="85" w:type="dxa"/>
+            <w:tcMar>
+              <w:top w:w="52" w:type="dxa"/>
               <w:left w:w="80" w:type="dxa"/>
-              <w:bottom w:w="85" w:type="dxa"/>
+              <w:bottom w:w="52" w:type="dxa"/>
               <w:right w:w="80" w:type="dxa"/>
             </w:tcMar>
             <w:vAlign w:val="center"/>
@@ -2577,7 +3299,7 @@
               <w:rPr>
                 <w:sz w:val="17"/>
               </w:rPr>
-              <w:t>Screeners register new donation attempts for existing donors before collection.</w:t>
+              <w:t>Screeners review assessments and record whether the donor is eligible or deferred, including the deferral reason.</w:t>
             </w:r>
           </w:p>
         </w:tc>
@@ -2590,11 +3312,10 @@
               <w:bottom w:val="single" w:sz="4" w:space="0" w:color="D9D9D9"/>
               <w:right w:val="single" w:sz="4" w:space="0" w:color="D9D9D9"/>
             </w:tcBorders>
-            <w:shd w:val="clear" w:color="auto" w:fill="F2F6FA"/>
-            <w:tcMar>
-              <w:top w:w="85" w:type="dxa"/>
+            <w:tcMar>
+              <w:top w:w="52" w:type="dxa"/>
               <w:left w:w="80" w:type="dxa"/>
-              <w:bottom w:w="85" w:type="dxa"/>
+              <w:bottom w:w="52" w:type="dxa"/>
               <w:right w:w="80" w:type="dxa"/>
             </w:tcMar>
             <w:vAlign w:val="center"/>
@@ -2620,11 +3341,10 @@
               <w:bottom w:val="single" w:sz="4" w:space="0" w:color="D9D9D9"/>
               <w:right w:val="single" w:sz="4" w:space="0" w:color="D9D9D9"/>
             </w:tcBorders>
-            <w:shd w:val="clear" w:color="auto" w:fill="F2F6FA"/>
-            <w:tcMar>
-              <w:top w:w="85" w:type="dxa"/>
+            <w:tcMar>
+              <w:top w:w="52" w:type="dxa"/>
               <w:left w:w="80" w:type="dxa"/>
-              <w:bottom w:w="85" w:type="dxa"/>
+              <w:bottom w:w="52" w:type="dxa"/>
               <w:right w:w="80" w:type="dxa"/>
             </w:tcMar>
             <w:vAlign w:val="center"/>
@@ -2650,11 +3370,10 @@
               <w:bottom w:val="single" w:sz="4" w:space="0" w:color="D9D9D9"/>
               <w:right w:val="single" w:sz="4" w:space="0" w:color="D9D9D9"/>
             </w:tcBorders>
-            <w:shd w:val="clear" w:color="auto" w:fill="F2F6FA"/>
-            <w:tcMar>
-              <w:top w:w="85" w:type="dxa"/>
+            <w:tcMar>
+              <w:top w:w="52" w:type="dxa"/>
               <w:left w:w="80" w:type="dxa"/>
-              <w:bottom w:w="85" w:type="dxa"/>
+              <w:bottom w:w="52" w:type="dxa"/>
               <w:right w:w="80" w:type="dxa"/>
             </w:tcMar>
             <w:vAlign w:val="center"/>
@@ -2685,10 +3404,11 @@
               <w:bottom w:val="single" w:sz="4" w:space="0" w:color="D9D9D9"/>
               <w:right w:val="single" w:sz="4" w:space="0" w:color="D9D9D9"/>
             </w:tcBorders>
-            <w:tcMar>
-              <w:top w:w="85" w:type="dxa"/>
+            <w:shd w:val="clear" w:color="auto" w:fill="F2F6FA"/>
+            <w:tcMar>
+              <w:top w:w="52" w:type="dxa"/>
               <w:left w:w="80" w:type="dxa"/>
-              <w:bottom w:w="85" w:type="dxa"/>
+              <w:bottom w:w="52" w:type="dxa"/>
               <w:right w:w="80" w:type="dxa"/>
             </w:tcMar>
             <w:vAlign w:val="center"/>
@@ -2701,13 +3421,7 @@
               <w:rPr>
                 <w:sz w:val="17"/>
               </w:rPr>
-              <w:t>FR-1</w:t>
-            </w:r>
-            <w:r>
-              <w:rPr>
-                <w:sz w:val="17"/>
-              </w:rPr>
-              <w:t>4</w:t>
+              <w:t>FR-14</w:t>
             </w:r>
           </w:p>
         </w:tc>
@@ -2720,10 +3434,11 @@
               <w:bottom w:val="single" w:sz="4" w:space="0" w:color="D9D9D9"/>
               <w:right w:val="single" w:sz="4" w:space="0" w:color="D9D9D9"/>
             </w:tcBorders>
-            <w:tcMar>
-              <w:top w:w="85" w:type="dxa"/>
+            <w:shd w:val="clear" w:color="auto" w:fill="F2F6FA"/>
+            <w:tcMar>
+              <w:top w:w="52" w:type="dxa"/>
               <w:left w:w="80" w:type="dxa"/>
-              <w:bottom w:w="85" w:type="dxa"/>
+              <w:bottom w:w="52" w:type="dxa"/>
               <w:right w:w="80" w:type="dxa"/>
             </w:tcMar>
             <w:vAlign w:val="center"/>
@@ -2733,7 +3448,7 @@
               <w:rPr>
                 <w:sz w:val="17"/>
               </w:rPr>
-              <w:t>Record eligibility decision</w:t>
+              <w:t>Start blood collection</w:t>
             </w:r>
           </w:p>
         </w:tc>
@@ -2746,10 +3461,11 @@
               <w:bottom w:val="single" w:sz="4" w:space="0" w:color="D9D9D9"/>
               <w:right w:val="single" w:sz="4" w:space="0" w:color="D9D9D9"/>
             </w:tcBorders>
-            <w:tcMar>
-              <w:top w:w="85" w:type="dxa"/>
+            <w:shd w:val="clear" w:color="auto" w:fill="F2F6FA"/>
+            <w:tcMar>
+              <w:top w:w="52" w:type="dxa"/>
               <w:left w:w="80" w:type="dxa"/>
-              <w:bottom w:w="85" w:type="dxa"/>
+              <w:bottom w:w="52" w:type="dxa"/>
               <w:right w:w="80" w:type="dxa"/>
             </w:tcMar>
             <w:vAlign w:val="center"/>
@@ -2759,7 +3475,7 @@
               <w:rPr>
                 <w:sz w:val="17"/>
               </w:rPr>
-              <w:t>Screeners review assessments and record eligible, deferred, or rejected decisions.</w:t>
+              <w:t>Collection staff record blood collection start for eligible donation attempts.</w:t>
             </w:r>
           </w:p>
         </w:tc>
@@ -2772,10 +3488,11 @@
               <w:bottom w:val="single" w:sz="4" w:space="0" w:color="D9D9D9"/>
               <w:right w:val="single" w:sz="4" w:space="0" w:color="D9D9D9"/>
             </w:tcBorders>
-            <w:tcMar>
-              <w:top w:w="85" w:type="dxa"/>
+            <w:shd w:val="clear" w:color="auto" w:fill="F2F6FA"/>
+            <w:tcMar>
+              <w:top w:w="52" w:type="dxa"/>
               <w:left w:w="80" w:type="dxa"/>
-              <w:bottom w:w="85" w:type="dxa"/>
+              <w:bottom w:w="52" w:type="dxa"/>
               <w:right w:w="80" w:type="dxa"/>
             </w:tcMar>
             <w:vAlign w:val="center"/>
@@ -2801,10 +3518,11 @@
               <w:bottom w:val="single" w:sz="4" w:space="0" w:color="D9D9D9"/>
               <w:right w:val="single" w:sz="4" w:space="0" w:color="D9D9D9"/>
             </w:tcBorders>
-            <w:tcMar>
-              <w:top w:w="85" w:type="dxa"/>
+            <w:shd w:val="clear" w:color="auto" w:fill="F2F6FA"/>
+            <w:tcMar>
+              <w:top w:w="52" w:type="dxa"/>
               <w:left w:w="80" w:type="dxa"/>
-              <w:bottom w:w="85" w:type="dxa"/>
+              <w:bottom w:w="52" w:type="dxa"/>
               <w:right w:w="80" w:type="dxa"/>
             </w:tcMar>
             <w:vAlign w:val="center"/>
@@ -2817,7 +3535,7 @@
               <w:rPr>
                 <w:sz w:val="17"/>
               </w:rPr>
-              <w:t>Must</w:t>
+              <w:t>Should</w:t>
             </w:r>
           </w:p>
         </w:tc>
@@ -2830,10 +3548,11 @@
               <w:bottom w:val="single" w:sz="4" w:space="0" w:color="D9D9D9"/>
               <w:right w:val="single" w:sz="4" w:space="0" w:color="D9D9D9"/>
             </w:tcBorders>
-            <w:tcMar>
-              <w:top w:w="85" w:type="dxa"/>
+            <w:shd w:val="clear" w:color="auto" w:fill="F2F6FA"/>
+            <w:tcMar>
+              <w:top w:w="52" w:type="dxa"/>
               <w:left w:w="80" w:type="dxa"/>
-              <w:bottom w:w="85" w:type="dxa"/>
+              <w:bottom w:w="52" w:type="dxa"/>
               <w:right w:w="80" w:type="dxa"/>
             </w:tcMar>
             <w:vAlign w:val="center"/>
@@ -2864,11 +3583,10 @@
               <w:bottom w:val="single" w:sz="4" w:space="0" w:color="D9D9D9"/>
               <w:right w:val="single" w:sz="4" w:space="0" w:color="D9D9D9"/>
             </w:tcBorders>
-            <w:shd w:val="clear" w:color="auto" w:fill="F2F6FA"/>
-            <w:tcMar>
-              <w:top w:w="85" w:type="dxa"/>
+            <w:tcMar>
+              <w:top w:w="52" w:type="dxa"/>
               <w:left w:w="80" w:type="dxa"/>
-              <w:bottom w:w="85" w:type="dxa"/>
+              <w:bottom w:w="52" w:type="dxa"/>
               <w:right w:w="80" w:type="dxa"/>
             </w:tcMar>
             <w:vAlign w:val="center"/>
@@ -2881,13 +3599,7 @@
               <w:rPr>
                 <w:sz w:val="17"/>
               </w:rPr>
-              <w:t>FR-1</w:t>
-            </w:r>
-            <w:r>
-              <w:rPr>
-                <w:sz w:val="17"/>
-              </w:rPr>
-              <w:t>5</w:t>
+              <w:t>FR-15</w:t>
             </w:r>
           </w:p>
         </w:tc>
@@ -2900,11 +3612,10 @@
               <w:bottom w:val="single" w:sz="4" w:space="0" w:color="D9D9D9"/>
               <w:right w:val="single" w:sz="4" w:space="0" w:color="D9D9D9"/>
             </w:tcBorders>
-            <w:shd w:val="clear" w:color="auto" w:fill="F2F6FA"/>
-            <w:tcMar>
-              <w:top w:w="85" w:type="dxa"/>
+            <w:tcMar>
+              <w:top w:w="52" w:type="dxa"/>
               <w:left w:w="80" w:type="dxa"/>
-              <w:bottom w:w="85" w:type="dxa"/>
+              <w:bottom w:w="52" w:type="dxa"/>
               <w:right w:w="80" w:type="dxa"/>
             </w:tcMar>
             <w:vAlign w:val="center"/>
@@ -2914,7 +3625,7 @@
               <w:rPr>
                 <w:sz w:val="17"/>
               </w:rPr>
-              <w:t>Start blood collection</w:t>
+              <w:t>Finish blood collection</w:t>
             </w:r>
           </w:p>
         </w:tc>
@@ -2927,11 +3638,10 @@
               <w:bottom w:val="single" w:sz="4" w:space="0" w:color="D9D9D9"/>
               <w:right w:val="single" w:sz="4" w:space="0" w:color="D9D9D9"/>
             </w:tcBorders>
-            <w:shd w:val="clear" w:color="auto" w:fill="F2F6FA"/>
-            <w:tcMar>
-              <w:top w:w="85" w:type="dxa"/>
+            <w:tcMar>
+              <w:top w:w="52" w:type="dxa"/>
               <w:left w:w="80" w:type="dxa"/>
-              <w:bottom w:w="85" w:type="dxa"/>
+              <w:bottom w:w="52" w:type="dxa"/>
               <w:right w:w="80" w:type="dxa"/>
             </w:tcMar>
             <w:vAlign w:val="center"/>
@@ -2941,7 +3651,7 @@
               <w:rPr>
                 <w:sz w:val="17"/>
               </w:rPr>
-              <w:t>Collection staff record blood collection start for eligible donation attempts.</w:t>
+              <w:t>Collection staff record successful or unsuccessful blood collection, with volume and reason if unsuccessful.</w:t>
             </w:r>
           </w:p>
         </w:tc>
@@ -2954,11 +3664,10 @@
               <w:bottom w:val="single" w:sz="4" w:space="0" w:color="D9D9D9"/>
               <w:right w:val="single" w:sz="4" w:space="0" w:color="D9D9D9"/>
             </w:tcBorders>
-            <w:shd w:val="clear" w:color="auto" w:fill="F2F6FA"/>
-            <w:tcMar>
-              <w:top w:w="85" w:type="dxa"/>
+            <w:tcMar>
+              <w:top w:w="52" w:type="dxa"/>
               <w:left w:w="80" w:type="dxa"/>
-              <w:bottom w:w="85" w:type="dxa"/>
+              <w:bottom w:w="52" w:type="dxa"/>
               <w:right w:w="80" w:type="dxa"/>
             </w:tcMar>
             <w:vAlign w:val="center"/>
@@ -2984,11 +3693,10 @@
               <w:bottom w:val="single" w:sz="4" w:space="0" w:color="D9D9D9"/>
               <w:right w:val="single" w:sz="4" w:space="0" w:color="D9D9D9"/>
             </w:tcBorders>
-            <w:shd w:val="clear" w:color="auto" w:fill="F2F6FA"/>
-            <w:tcMar>
-              <w:top w:w="85" w:type="dxa"/>
+            <w:tcMar>
+              <w:top w:w="52" w:type="dxa"/>
               <w:left w:w="80" w:type="dxa"/>
-              <w:bottom w:w="85" w:type="dxa"/>
+              <w:bottom w:w="52" w:type="dxa"/>
               <w:right w:w="80" w:type="dxa"/>
             </w:tcMar>
             <w:vAlign w:val="center"/>
@@ -3001,7 +3709,7 @@
               <w:rPr>
                 <w:sz w:val="17"/>
               </w:rPr>
-              <w:t>Should</w:t>
+              <w:t>Must</w:t>
             </w:r>
           </w:p>
         </w:tc>
@@ -3014,11 +3722,10 @@
               <w:bottom w:val="single" w:sz="4" w:space="0" w:color="D9D9D9"/>
               <w:right w:val="single" w:sz="4" w:space="0" w:color="D9D9D9"/>
             </w:tcBorders>
-            <w:shd w:val="clear" w:color="auto" w:fill="F2F6FA"/>
-            <w:tcMar>
-              <w:top w:w="85" w:type="dxa"/>
+            <w:tcMar>
+              <w:top w:w="52" w:type="dxa"/>
               <w:left w:w="80" w:type="dxa"/>
-              <w:bottom w:w="85" w:type="dxa"/>
+              <w:bottom w:w="52" w:type="dxa"/>
               <w:right w:w="80" w:type="dxa"/>
             </w:tcMar>
             <w:vAlign w:val="center"/>
@@ -3049,10 +3756,11 @@
               <w:bottom w:val="single" w:sz="4" w:space="0" w:color="D9D9D9"/>
               <w:right w:val="single" w:sz="4" w:space="0" w:color="D9D9D9"/>
             </w:tcBorders>
-            <w:tcMar>
-              <w:top w:w="85" w:type="dxa"/>
+            <w:shd w:val="clear" w:color="auto" w:fill="F2F6FA"/>
+            <w:tcMar>
+              <w:top w:w="52" w:type="dxa"/>
               <w:left w:w="80" w:type="dxa"/>
-              <w:bottom w:w="85" w:type="dxa"/>
+              <w:bottom w:w="52" w:type="dxa"/>
               <w:right w:w="80" w:type="dxa"/>
             </w:tcMar>
             <w:vAlign w:val="center"/>
@@ -3065,13 +3773,7 @@
               <w:rPr>
                 <w:sz w:val="17"/>
               </w:rPr>
-              <w:t>FR-1</w:t>
-            </w:r>
-            <w:r>
-              <w:rPr>
-                <w:sz w:val="17"/>
-              </w:rPr>
-              <w:t>6</w:t>
+              <w:t>FR-16</w:t>
             </w:r>
           </w:p>
         </w:tc>
@@ -3084,10 +3786,11 @@
               <w:bottom w:val="single" w:sz="4" w:space="0" w:color="D9D9D9"/>
               <w:right w:val="single" w:sz="4" w:space="0" w:color="D9D9D9"/>
             </w:tcBorders>
-            <w:tcMar>
-              <w:top w:w="85" w:type="dxa"/>
+            <w:shd w:val="clear" w:color="auto" w:fill="F2F6FA"/>
+            <w:tcMar>
+              <w:top w:w="52" w:type="dxa"/>
               <w:left w:w="80" w:type="dxa"/>
-              <w:bottom w:w="85" w:type="dxa"/>
+              <w:bottom w:w="52" w:type="dxa"/>
               <w:right w:w="80" w:type="dxa"/>
             </w:tcMar>
             <w:vAlign w:val="center"/>
@@ -3097,7 +3800,7 @@
               <w:rPr>
                 <w:sz w:val="17"/>
               </w:rPr>
-              <w:t>Complete blood collection</w:t>
+              <w:t>Record processed components</w:t>
             </w:r>
           </w:p>
         </w:tc>
@@ -3110,10 +3813,11 @@
               <w:bottom w:val="single" w:sz="4" w:space="0" w:color="D9D9D9"/>
               <w:right w:val="single" w:sz="4" w:space="0" w:color="D9D9D9"/>
             </w:tcBorders>
-            <w:tcMar>
-              <w:top w:w="85" w:type="dxa"/>
+            <w:shd w:val="clear" w:color="auto" w:fill="F2F6FA"/>
+            <w:tcMar>
+              <w:top w:w="52" w:type="dxa"/>
               <w:left w:w="80" w:type="dxa"/>
-              <w:bottom w:w="85" w:type="dxa"/>
+              <w:bottom w:w="52" w:type="dxa"/>
               <w:right w:w="80" w:type="dxa"/>
             </w:tcMar>
             <w:vAlign w:val="center"/>
@@ -3123,7 +3827,7 @@
               <w:rPr>
                 <w:sz w:val="17"/>
               </w:rPr>
-              <w:t>Collection staff record successful collection completion time and collected volume.</w:t>
+              <w:t>Technicians record each processed component container, its individual volume, and its acceptance or rejection.</w:t>
             </w:r>
           </w:p>
         </w:tc>
@@ -3136,10 +3840,11 @@
               <w:bottom w:val="single" w:sz="4" w:space="0" w:color="D9D9D9"/>
               <w:right w:val="single" w:sz="4" w:space="0" w:color="D9D9D9"/>
             </w:tcBorders>
-            <w:tcMar>
-              <w:top w:w="85" w:type="dxa"/>
+            <w:shd w:val="clear" w:color="auto" w:fill="F2F6FA"/>
+            <w:tcMar>
+              <w:top w:w="52" w:type="dxa"/>
               <w:left w:w="80" w:type="dxa"/>
-              <w:bottom w:w="85" w:type="dxa"/>
+              <w:bottom w:w="52" w:type="dxa"/>
               <w:right w:w="80" w:type="dxa"/>
             </w:tcMar>
             <w:vAlign w:val="center"/>
@@ -3165,10 +3870,11 @@
               <w:bottom w:val="single" w:sz="4" w:space="0" w:color="D9D9D9"/>
               <w:right w:val="single" w:sz="4" w:space="0" w:color="D9D9D9"/>
             </w:tcBorders>
-            <w:tcMar>
-              <w:top w:w="85" w:type="dxa"/>
+            <w:shd w:val="clear" w:color="auto" w:fill="F2F6FA"/>
+            <w:tcMar>
+              <w:top w:w="52" w:type="dxa"/>
               <w:left w:w="80" w:type="dxa"/>
-              <w:bottom w:w="85" w:type="dxa"/>
+              <w:bottom w:w="52" w:type="dxa"/>
               <w:right w:w="80" w:type="dxa"/>
             </w:tcMar>
             <w:vAlign w:val="center"/>
@@ -3194,10 +3900,11 @@
               <w:bottom w:val="single" w:sz="4" w:space="0" w:color="D9D9D9"/>
               <w:right w:val="single" w:sz="4" w:space="0" w:color="D9D9D9"/>
             </w:tcBorders>
-            <w:tcMar>
-              <w:top w:w="85" w:type="dxa"/>
+            <w:shd w:val="clear" w:color="auto" w:fill="F2F6FA"/>
+            <w:tcMar>
+              <w:top w:w="52" w:type="dxa"/>
               <w:left w:w="80" w:type="dxa"/>
-              <w:bottom w:w="85" w:type="dxa"/>
+              <w:bottom w:w="52" w:type="dxa"/>
               <w:right w:w="80" w:type="dxa"/>
             </w:tcMar>
             <w:vAlign w:val="center"/>
@@ -3228,11 +3935,10 @@
               <w:bottom w:val="single" w:sz="4" w:space="0" w:color="D9D9D9"/>
               <w:right w:val="single" w:sz="4" w:space="0" w:color="D9D9D9"/>
             </w:tcBorders>
-            <w:shd w:val="clear" w:color="auto" w:fill="F2F6FA"/>
-            <w:tcMar>
-              <w:top w:w="85" w:type="dxa"/>
+            <w:tcMar>
+              <w:top w:w="52" w:type="dxa"/>
               <w:left w:w="80" w:type="dxa"/>
-              <w:bottom w:w="85" w:type="dxa"/>
+              <w:bottom w:w="52" w:type="dxa"/>
               <w:right w:w="80" w:type="dxa"/>
             </w:tcMar>
             <w:vAlign w:val="center"/>
@@ -3245,13 +3951,7 @@
               <w:rPr>
                 <w:sz w:val="17"/>
               </w:rPr>
-              <w:t>FR-1</w:t>
-            </w:r>
-            <w:r>
-              <w:rPr>
-                <w:sz w:val="17"/>
-              </w:rPr>
-              <w:t>7</w:t>
+              <w:t>FR-17</w:t>
             </w:r>
           </w:p>
         </w:tc>
@@ -3264,11 +3964,10 @@
               <w:bottom w:val="single" w:sz="4" w:space="0" w:color="D9D9D9"/>
               <w:right w:val="single" w:sz="4" w:space="0" w:color="D9D9D9"/>
             </w:tcBorders>
-            <w:shd w:val="clear" w:color="auto" w:fill="F2F6FA"/>
-            <w:tcMar>
-              <w:top w:w="85" w:type="dxa"/>
+            <w:tcMar>
+              <w:top w:w="52" w:type="dxa"/>
               <w:left w:w="80" w:type="dxa"/>
-              <w:bottom w:w="85" w:type="dxa"/>
+              <w:bottom w:w="52" w:type="dxa"/>
               <w:right w:w="80" w:type="dxa"/>
             </w:tcMar>
             <w:vAlign w:val="center"/>
@@ -3278,7 +3977,7 @@
               <w:rPr>
                 <w:sz w:val="17"/>
               </w:rPr>
-              <w:t>Record prepared components</w:t>
+              <w:t>Finalize laboratory screening</w:t>
             </w:r>
           </w:p>
         </w:tc>
@@ -3291,11 +3990,10 @@
               <w:bottom w:val="single" w:sz="4" w:space="0" w:color="D9D9D9"/>
               <w:right w:val="single" w:sz="4" w:space="0" w:color="D9D9D9"/>
             </w:tcBorders>
-            <w:shd w:val="clear" w:color="auto" w:fill="F2F6FA"/>
-            <w:tcMar>
-              <w:top w:w="85" w:type="dxa"/>
+            <w:tcMar>
+              <w:top w:w="52" w:type="dxa"/>
               <w:left w:w="80" w:type="dxa"/>
-              <w:bottom w:w="85" w:type="dxa"/>
+              <w:bottom w:w="52" w:type="dxa"/>
               <w:right w:w="80" w:type="dxa"/>
             </w:tcMar>
             <w:vAlign w:val="center"/>
@@ -3305,7 +4003,7 @@
               <w:rPr>
                 <w:sz w:val="17"/>
               </w:rPr>
-              <w:t>Technicians record each prepared component container and its individual volume.</w:t>
+              <w:t>Authorized technicians record screening results and finalize the donation’s laboratory screening outcome.</w:t>
             </w:r>
           </w:p>
         </w:tc>
@@ -3318,11 +4016,10 @@
               <w:bottom w:val="single" w:sz="4" w:space="0" w:color="D9D9D9"/>
               <w:right w:val="single" w:sz="4" w:space="0" w:color="D9D9D9"/>
             </w:tcBorders>
-            <w:shd w:val="clear" w:color="auto" w:fill="F2F6FA"/>
-            <w:tcMar>
-              <w:top w:w="85" w:type="dxa"/>
+            <w:tcMar>
+              <w:top w:w="52" w:type="dxa"/>
               <w:left w:w="80" w:type="dxa"/>
-              <w:bottom w:w="85" w:type="dxa"/>
+              <w:bottom w:w="52" w:type="dxa"/>
               <w:right w:w="80" w:type="dxa"/>
             </w:tcMar>
             <w:vAlign w:val="center"/>
@@ -3348,11 +4045,10 @@
               <w:bottom w:val="single" w:sz="4" w:space="0" w:color="D9D9D9"/>
               <w:right w:val="single" w:sz="4" w:space="0" w:color="D9D9D9"/>
             </w:tcBorders>
-            <w:shd w:val="clear" w:color="auto" w:fill="F2F6FA"/>
-            <w:tcMar>
-              <w:top w:w="85" w:type="dxa"/>
+            <w:tcMar>
+              <w:top w:w="52" w:type="dxa"/>
               <w:left w:w="80" w:type="dxa"/>
-              <w:bottom w:w="85" w:type="dxa"/>
+              <w:bottom w:w="52" w:type="dxa"/>
               <w:right w:w="80" w:type="dxa"/>
             </w:tcMar>
             <w:vAlign w:val="center"/>
@@ -3378,11 +4074,10 @@
               <w:bottom w:val="single" w:sz="4" w:space="0" w:color="D9D9D9"/>
               <w:right w:val="single" w:sz="4" w:space="0" w:color="D9D9D9"/>
             </w:tcBorders>
-            <w:shd w:val="clear" w:color="auto" w:fill="F2F6FA"/>
-            <w:tcMar>
-              <w:top w:w="85" w:type="dxa"/>
+            <w:tcMar>
+              <w:top w:w="52" w:type="dxa"/>
               <w:left w:w="80" w:type="dxa"/>
-              <w:bottom w:w="85" w:type="dxa"/>
+              <w:bottom w:w="52" w:type="dxa"/>
               <w:right w:w="80" w:type="dxa"/>
             </w:tcMar>
             <w:vAlign w:val="center"/>
@@ -3413,10 +4108,11 @@
               <w:bottom w:val="single" w:sz="4" w:space="0" w:color="D9D9D9"/>
               <w:right w:val="single" w:sz="4" w:space="0" w:color="D9D9D9"/>
             </w:tcBorders>
-            <w:tcMar>
-              <w:top w:w="85" w:type="dxa"/>
+            <w:shd w:val="clear" w:color="auto" w:fill="F2F6FA"/>
+            <w:tcMar>
+              <w:top w:w="52" w:type="dxa"/>
               <w:left w:w="80" w:type="dxa"/>
-              <w:bottom w:w="85" w:type="dxa"/>
+              <w:bottom w:w="52" w:type="dxa"/>
               <w:right w:w="80" w:type="dxa"/>
             </w:tcMar>
             <w:vAlign w:val="center"/>
@@ -3429,13 +4125,7 @@
               <w:rPr>
                 <w:sz w:val="17"/>
               </w:rPr>
-              <w:t>FR-1</w:t>
-            </w:r>
-            <w:r>
-              <w:rPr>
-                <w:sz w:val="17"/>
-              </w:rPr>
-              <w:t>8</w:t>
+              <w:t>FR-18</w:t>
             </w:r>
           </w:p>
         </w:tc>
@@ -3448,10 +4138,11 @@
               <w:bottom w:val="single" w:sz="4" w:space="0" w:color="D9D9D9"/>
               <w:right w:val="single" w:sz="4" w:space="0" w:color="D9D9D9"/>
             </w:tcBorders>
-            <w:tcMar>
-              <w:top w:w="85" w:type="dxa"/>
+            <w:shd w:val="clear" w:color="auto" w:fill="F2F6FA"/>
+            <w:tcMar>
+              <w:top w:w="52" w:type="dxa"/>
               <w:left w:w="80" w:type="dxa"/>
-              <w:bottom w:w="85" w:type="dxa"/>
+              <w:bottom w:w="52" w:type="dxa"/>
               <w:right w:w="80" w:type="dxa"/>
             </w:tcMar>
             <w:vAlign w:val="center"/>
@@ -3461,7 +4152,7 @@
               <w:rPr>
                 <w:sz w:val="17"/>
               </w:rPr>
-              <w:t>Finalize laboratory screening</w:t>
+              <w:t>Submit component request</w:t>
             </w:r>
           </w:p>
         </w:tc>
@@ -3474,10 +4165,11 @@
               <w:bottom w:val="single" w:sz="4" w:space="0" w:color="D9D9D9"/>
               <w:right w:val="single" w:sz="4" w:space="0" w:color="D9D9D9"/>
             </w:tcBorders>
-            <w:tcMar>
-              <w:top w:w="85" w:type="dxa"/>
+            <w:shd w:val="clear" w:color="auto" w:fill="F2F6FA"/>
+            <w:tcMar>
+              <w:top w:w="52" w:type="dxa"/>
               <w:left w:w="80" w:type="dxa"/>
-              <w:bottom w:w="85" w:type="dxa"/>
+              <w:bottom w:w="52" w:type="dxa"/>
               <w:right w:w="80" w:type="dxa"/>
             </w:tcMar>
             <w:vAlign w:val="center"/>
@@ -3487,7 +4179,7 @@
               <w:rPr>
                 <w:sz w:val="17"/>
               </w:rPr>
-              <w:t>Authorized technicians record screening results and approve or reject donations.</w:t>
+              <w:t>Hospital staff submit patient-linked requests for specific blood components.</w:t>
             </w:r>
           </w:p>
         </w:tc>
@@ -3500,10 +4192,11 @@
               <w:bottom w:val="single" w:sz="4" w:space="0" w:color="D9D9D9"/>
               <w:right w:val="single" w:sz="4" w:space="0" w:color="D9D9D9"/>
             </w:tcBorders>
-            <w:tcMar>
-              <w:top w:w="85" w:type="dxa"/>
+            <w:shd w:val="clear" w:color="auto" w:fill="F2F6FA"/>
+            <w:tcMar>
+              <w:top w:w="52" w:type="dxa"/>
               <w:left w:w="80" w:type="dxa"/>
-              <w:bottom w:w="85" w:type="dxa"/>
+              <w:bottom w:w="52" w:type="dxa"/>
               <w:right w:w="80" w:type="dxa"/>
             </w:tcMar>
             <w:vAlign w:val="center"/>
@@ -3529,10 +4222,11 @@
               <w:bottom w:val="single" w:sz="4" w:space="0" w:color="D9D9D9"/>
               <w:right w:val="single" w:sz="4" w:space="0" w:color="D9D9D9"/>
             </w:tcBorders>
-            <w:tcMar>
-              <w:top w:w="85" w:type="dxa"/>
+            <w:shd w:val="clear" w:color="auto" w:fill="F2F6FA"/>
+            <w:tcMar>
+              <w:top w:w="52" w:type="dxa"/>
               <w:left w:w="80" w:type="dxa"/>
-              <w:bottom w:w="85" w:type="dxa"/>
+              <w:bottom w:w="52" w:type="dxa"/>
               <w:right w:w="80" w:type="dxa"/>
             </w:tcMar>
             <w:vAlign w:val="center"/>
@@ -3558,10 +4252,11 @@
               <w:bottom w:val="single" w:sz="4" w:space="0" w:color="D9D9D9"/>
               <w:right w:val="single" w:sz="4" w:space="0" w:color="D9D9D9"/>
             </w:tcBorders>
-            <w:tcMar>
-              <w:top w:w="85" w:type="dxa"/>
+            <w:shd w:val="clear" w:color="auto" w:fill="F2F6FA"/>
+            <w:tcMar>
+              <w:top w:w="52" w:type="dxa"/>
               <w:left w:w="80" w:type="dxa"/>
-              <w:bottom w:w="85" w:type="dxa"/>
+              <w:bottom w:w="52" w:type="dxa"/>
               <w:right w:w="80" w:type="dxa"/>
             </w:tcMar>
             <w:vAlign w:val="center"/>
@@ -3592,11 +4287,10 @@
               <w:bottom w:val="single" w:sz="4" w:space="0" w:color="D9D9D9"/>
               <w:right w:val="single" w:sz="4" w:space="0" w:color="D9D9D9"/>
             </w:tcBorders>
-            <w:shd w:val="clear" w:color="auto" w:fill="F2F6FA"/>
-            <w:tcMar>
-              <w:top w:w="85" w:type="dxa"/>
+            <w:tcMar>
+              <w:top w:w="52" w:type="dxa"/>
               <w:left w:w="80" w:type="dxa"/>
-              <w:bottom w:w="85" w:type="dxa"/>
+              <w:bottom w:w="52" w:type="dxa"/>
               <w:right w:w="80" w:type="dxa"/>
             </w:tcMar>
             <w:vAlign w:val="center"/>
@@ -3609,13 +4303,7 @@
               <w:rPr>
                 <w:sz w:val="17"/>
               </w:rPr>
-              <w:t>FR-1</w:t>
-            </w:r>
-            <w:r>
-              <w:rPr>
-                <w:sz w:val="17"/>
-              </w:rPr>
-              <w:t>9</w:t>
+              <w:t>FR-19</w:t>
             </w:r>
           </w:p>
         </w:tc>
@@ -3628,11 +4316,10 @@
               <w:bottom w:val="single" w:sz="4" w:space="0" w:color="D9D9D9"/>
               <w:right w:val="single" w:sz="4" w:space="0" w:color="D9D9D9"/>
             </w:tcBorders>
-            <w:shd w:val="clear" w:color="auto" w:fill="F2F6FA"/>
-            <w:tcMar>
-              <w:top w:w="85" w:type="dxa"/>
+            <w:tcMar>
+              <w:top w:w="52" w:type="dxa"/>
               <w:left w:w="80" w:type="dxa"/>
-              <w:bottom w:w="85" w:type="dxa"/>
+              <w:bottom w:w="52" w:type="dxa"/>
               <w:right w:w="80" w:type="dxa"/>
             </w:tcMar>
             <w:vAlign w:val="center"/>
@@ -3642,7 +4329,7 @@
               <w:rPr>
                 <w:sz w:val="17"/>
               </w:rPr>
-              <w:t>Submit component request</w:t>
+              <w:t>View request match</w:t>
             </w:r>
           </w:p>
         </w:tc>
@@ -3655,11 +4342,10 @@
               <w:bottom w:val="single" w:sz="4" w:space="0" w:color="D9D9D9"/>
               <w:right w:val="single" w:sz="4" w:space="0" w:color="D9D9D9"/>
             </w:tcBorders>
-            <w:shd w:val="clear" w:color="auto" w:fill="F2F6FA"/>
-            <w:tcMar>
-              <w:top w:w="85" w:type="dxa"/>
+            <w:tcMar>
+              <w:top w:w="52" w:type="dxa"/>
               <w:left w:w="80" w:type="dxa"/>
-              <w:bottom w:w="85" w:type="dxa"/>
+              <w:bottom w:w="52" w:type="dxa"/>
               <w:right w:w="80" w:type="dxa"/>
             </w:tcMar>
             <w:vAlign w:val="center"/>
@@ -3669,7 +4355,7 @@
               <w:rPr>
                 <w:sz w:val="17"/>
               </w:rPr>
-              <w:t>Hospital staff submit patient linked requests for specific blood components.</w:t>
+              <w:t>Hospital staff view the nearest bank fulfilling the complete exact-match quantity, or no match.</w:t>
             </w:r>
           </w:p>
         </w:tc>
@@ -3682,11 +4368,10 @@
               <w:bottom w:val="single" w:sz="4" w:space="0" w:color="D9D9D9"/>
               <w:right w:val="single" w:sz="4" w:space="0" w:color="D9D9D9"/>
             </w:tcBorders>
-            <w:shd w:val="clear" w:color="auto" w:fill="F2F6FA"/>
-            <w:tcMar>
-              <w:top w:w="85" w:type="dxa"/>
+            <w:tcMar>
+              <w:top w:w="52" w:type="dxa"/>
               <w:left w:w="80" w:type="dxa"/>
-              <w:bottom w:w="85" w:type="dxa"/>
+              <w:bottom w:w="52" w:type="dxa"/>
               <w:right w:w="80" w:type="dxa"/>
             </w:tcMar>
             <w:vAlign w:val="center"/>
@@ -3712,11 +4397,10 @@
               <w:bottom w:val="single" w:sz="4" w:space="0" w:color="D9D9D9"/>
               <w:right w:val="single" w:sz="4" w:space="0" w:color="D9D9D9"/>
             </w:tcBorders>
-            <w:shd w:val="clear" w:color="auto" w:fill="F2F6FA"/>
-            <w:tcMar>
-              <w:top w:w="85" w:type="dxa"/>
+            <w:tcMar>
+              <w:top w:w="52" w:type="dxa"/>
               <w:left w:w="80" w:type="dxa"/>
-              <w:bottom w:w="85" w:type="dxa"/>
+              <w:bottom w:w="52" w:type="dxa"/>
               <w:right w:w="80" w:type="dxa"/>
             </w:tcMar>
             <w:vAlign w:val="center"/>
@@ -3742,11 +4426,10 @@
               <w:bottom w:val="single" w:sz="4" w:space="0" w:color="D9D9D9"/>
               <w:right w:val="single" w:sz="4" w:space="0" w:color="D9D9D9"/>
             </w:tcBorders>
-            <w:shd w:val="clear" w:color="auto" w:fill="F2F6FA"/>
-            <w:tcMar>
-              <w:top w:w="85" w:type="dxa"/>
+            <w:tcMar>
+              <w:top w:w="52" w:type="dxa"/>
               <w:left w:w="80" w:type="dxa"/>
-              <w:bottom w:w="85" w:type="dxa"/>
+              <w:bottom w:w="52" w:type="dxa"/>
               <w:right w:w="80" w:type="dxa"/>
             </w:tcMar>
             <w:vAlign w:val="center"/>
@@ -3777,10 +4460,11 @@
               <w:bottom w:val="single" w:sz="4" w:space="0" w:color="D9D9D9"/>
               <w:right w:val="single" w:sz="4" w:space="0" w:color="D9D9D9"/>
             </w:tcBorders>
-            <w:tcMar>
-              <w:top w:w="85" w:type="dxa"/>
+            <w:shd w:val="clear" w:color="auto" w:fill="F2F6FA"/>
+            <w:tcMar>
+              <w:top w:w="52" w:type="dxa"/>
               <w:left w:w="80" w:type="dxa"/>
-              <w:bottom w:w="85" w:type="dxa"/>
+              <w:bottom w:w="52" w:type="dxa"/>
               <w:right w:w="80" w:type="dxa"/>
             </w:tcMar>
             <w:vAlign w:val="center"/>
@@ -3793,13 +4477,7 @@
               <w:rPr>
                 <w:sz w:val="17"/>
               </w:rPr>
-              <w:t>FR-</w:t>
-            </w:r>
-            <w:r>
-              <w:rPr>
-                <w:sz w:val="17"/>
-              </w:rPr>
-              <w:t>20</w:t>
+              <w:t>FR-20</w:t>
             </w:r>
           </w:p>
         </w:tc>
@@ -3812,10 +4490,11 @@
               <w:bottom w:val="single" w:sz="4" w:space="0" w:color="D9D9D9"/>
               <w:right w:val="single" w:sz="4" w:space="0" w:color="D9D9D9"/>
             </w:tcBorders>
-            <w:tcMar>
-              <w:top w:w="85" w:type="dxa"/>
+            <w:shd w:val="clear" w:color="auto" w:fill="F2F6FA"/>
+            <w:tcMar>
+              <w:top w:w="52" w:type="dxa"/>
               <w:left w:w="80" w:type="dxa"/>
-              <w:bottom w:w="85" w:type="dxa"/>
+              <w:bottom w:w="52" w:type="dxa"/>
               <w:right w:w="80" w:type="dxa"/>
             </w:tcMar>
             <w:vAlign w:val="center"/>
@@ -3825,7 +4504,7 @@
               <w:rPr>
                 <w:sz w:val="17"/>
               </w:rPr>
-              <w:t>View request match</w:t>
+              <w:t>Accept hospital request</w:t>
             </w:r>
           </w:p>
         </w:tc>
@@ -3838,10 +4517,11 @@
               <w:bottom w:val="single" w:sz="4" w:space="0" w:color="D9D9D9"/>
               <w:right w:val="single" w:sz="4" w:space="0" w:color="D9D9D9"/>
             </w:tcBorders>
-            <w:tcMar>
-              <w:top w:w="85" w:type="dxa"/>
+            <w:shd w:val="clear" w:color="auto" w:fill="F2F6FA"/>
+            <w:tcMar>
+              <w:top w:w="52" w:type="dxa"/>
               <w:left w:w="80" w:type="dxa"/>
-              <w:bottom w:w="85" w:type="dxa"/>
+              <w:bottom w:w="52" w:type="dxa"/>
               <w:right w:w="80" w:type="dxa"/>
             </w:tcMar>
             <w:vAlign w:val="center"/>
@@ -3851,7 +4531,7 @@
               <w:rPr>
                 <w:sz w:val="17"/>
               </w:rPr>
-              <w:t>Hospitals view nearest bank fulfilling complete exact-match quantity, otherwise no-match.</w:t>
+              <w:t>Inventory staff accept pending hospital requests for available approved components.</w:t>
             </w:r>
           </w:p>
         </w:tc>
@@ -3864,10 +4544,11 @@
               <w:bottom w:val="single" w:sz="4" w:space="0" w:color="D9D9D9"/>
               <w:right w:val="single" w:sz="4" w:space="0" w:color="D9D9D9"/>
             </w:tcBorders>
-            <w:tcMar>
-              <w:top w:w="85" w:type="dxa"/>
+            <w:shd w:val="clear" w:color="auto" w:fill="F2F6FA"/>
+            <w:tcMar>
+              <w:top w:w="52" w:type="dxa"/>
               <w:left w:w="80" w:type="dxa"/>
-              <w:bottom w:w="85" w:type="dxa"/>
+              <w:bottom w:w="52" w:type="dxa"/>
               <w:right w:w="80" w:type="dxa"/>
             </w:tcMar>
             <w:vAlign w:val="center"/>
@@ -3893,10 +4574,11 @@
               <w:bottom w:val="single" w:sz="4" w:space="0" w:color="D9D9D9"/>
               <w:right w:val="single" w:sz="4" w:space="0" w:color="D9D9D9"/>
             </w:tcBorders>
-            <w:tcMar>
-              <w:top w:w="85" w:type="dxa"/>
+            <w:shd w:val="clear" w:color="auto" w:fill="F2F6FA"/>
+            <w:tcMar>
+              <w:top w:w="52" w:type="dxa"/>
               <w:left w:w="80" w:type="dxa"/>
-              <w:bottom w:w="85" w:type="dxa"/>
+              <w:bottom w:w="52" w:type="dxa"/>
               <w:right w:w="80" w:type="dxa"/>
             </w:tcMar>
             <w:vAlign w:val="center"/>
@@ -3922,10 +4604,11 @@
               <w:bottom w:val="single" w:sz="4" w:space="0" w:color="D9D9D9"/>
               <w:right w:val="single" w:sz="4" w:space="0" w:color="D9D9D9"/>
             </w:tcBorders>
-            <w:tcMar>
-              <w:top w:w="85" w:type="dxa"/>
+            <w:shd w:val="clear" w:color="auto" w:fill="F2F6FA"/>
+            <w:tcMar>
+              <w:top w:w="52" w:type="dxa"/>
               <w:left w:w="80" w:type="dxa"/>
-              <w:bottom w:w="85" w:type="dxa"/>
+              <w:bottom w:w="52" w:type="dxa"/>
               <w:right w:w="80" w:type="dxa"/>
             </w:tcMar>
             <w:vAlign w:val="center"/>
@@ -3956,11 +4639,10 @@
               <w:bottom w:val="single" w:sz="4" w:space="0" w:color="D9D9D9"/>
               <w:right w:val="single" w:sz="4" w:space="0" w:color="D9D9D9"/>
             </w:tcBorders>
-            <w:shd w:val="clear" w:color="auto" w:fill="F2F6FA"/>
-            <w:tcMar>
-              <w:top w:w="85" w:type="dxa"/>
+            <w:tcMar>
+              <w:top w:w="52" w:type="dxa"/>
               <w:left w:w="80" w:type="dxa"/>
-              <w:bottom w:w="85" w:type="dxa"/>
+              <w:bottom w:w="52" w:type="dxa"/>
               <w:right w:w="80" w:type="dxa"/>
             </w:tcMar>
             <w:vAlign w:val="center"/>
@@ -3973,13 +4655,7 @@
               <w:rPr>
                 <w:sz w:val="17"/>
               </w:rPr>
-              <w:t>FR-</w:t>
-            </w:r>
-            <w:r>
-              <w:rPr>
-                <w:sz w:val="17"/>
-              </w:rPr>
-              <w:t>21</w:t>
+              <w:t>FR-21</w:t>
             </w:r>
           </w:p>
         </w:tc>
@@ -3992,11 +4668,10 @@
               <w:bottom w:val="single" w:sz="4" w:space="0" w:color="D9D9D9"/>
               <w:right w:val="single" w:sz="4" w:space="0" w:color="D9D9D9"/>
             </w:tcBorders>
-            <w:shd w:val="clear" w:color="auto" w:fill="F2F6FA"/>
-            <w:tcMar>
-              <w:top w:w="85" w:type="dxa"/>
+            <w:tcMar>
+              <w:top w:w="52" w:type="dxa"/>
               <w:left w:w="80" w:type="dxa"/>
-              <w:bottom w:w="85" w:type="dxa"/>
+              <w:bottom w:w="52" w:type="dxa"/>
               <w:right w:w="80" w:type="dxa"/>
             </w:tcMar>
             <w:vAlign w:val="center"/>
@@ -4006,7 +4681,7 @@
               <w:rPr>
                 <w:sz w:val="17"/>
               </w:rPr>
-              <w:t>Accept hospital request</w:t>
+              <w:t>Generate demand forecast</w:t>
             </w:r>
           </w:p>
         </w:tc>
@@ -4019,11 +4694,10 @@
               <w:bottom w:val="single" w:sz="4" w:space="0" w:color="D9D9D9"/>
               <w:right w:val="single" w:sz="4" w:space="0" w:color="D9D9D9"/>
             </w:tcBorders>
-            <w:shd w:val="clear" w:color="auto" w:fill="F2F6FA"/>
-            <w:tcMar>
-              <w:top w:w="85" w:type="dxa"/>
+            <w:tcMar>
+              <w:top w:w="52" w:type="dxa"/>
               <w:left w:w="80" w:type="dxa"/>
-              <w:bottom w:w="85" w:type="dxa"/>
+              <w:bottom w:w="52" w:type="dxa"/>
               <w:right w:w="80" w:type="dxa"/>
             </w:tcMar>
             <w:vAlign w:val="center"/>
@@ -4033,7 +4707,7 @@
               <w:rPr>
                 <w:sz w:val="17"/>
               </w:rPr>
-              <w:t>Inventory staff accept pending hospital requests for available approved components.</w:t>
+              <w:t>Bank administrators forecast demand by component and ABO/Rh blood group.</w:t>
             </w:r>
           </w:p>
         </w:tc>
@@ -4046,11 +4720,10 @@
               <w:bottom w:val="single" w:sz="4" w:space="0" w:color="D9D9D9"/>
               <w:right w:val="single" w:sz="4" w:space="0" w:color="D9D9D9"/>
             </w:tcBorders>
-            <w:shd w:val="clear" w:color="auto" w:fill="F2F6FA"/>
-            <w:tcMar>
-              <w:top w:w="85" w:type="dxa"/>
+            <w:tcMar>
+              <w:top w:w="52" w:type="dxa"/>
               <w:left w:w="80" w:type="dxa"/>
-              <w:bottom w:w="85" w:type="dxa"/>
+              <w:bottom w:w="52" w:type="dxa"/>
               <w:right w:w="80" w:type="dxa"/>
             </w:tcMar>
             <w:vAlign w:val="center"/>
@@ -4076,11 +4749,10 @@
               <w:bottom w:val="single" w:sz="4" w:space="0" w:color="D9D9D9"/>
               <w:right w:val="single" w:sz="4" w:space="0" w:color="D9D9D9"/>
             </w:tcBorders>
-            <w:shd w:val="clear" w:color="auto" w:fill="F2F6FA"/>
-            <w:tcMar>
-              <w:top w:w="85" w:type="dxa"/>
+            <w:tcMar>
+              <w:top w:w="52" w:type="dxa"/>
               <w:left w:w="80" w:type="dxa"/>
-              <w:bottom w:w="85" w:type="dxa"/>
+              <w:bottom w:w="52" w:type="dxa"/>
               <w:right w:w="80" w:type="dxa"/>
             </w:tcMar>
             <w:vAlign w:val="center"/>
@@ -4093,7 +4765,7 @@
               <w:rPr>
                 <w:sz w:val="17"/>
               </w:rPr>
-              <w:t>Must</w:t>
+              <w:t>Should</w:t>
             </w:r>
           </w:p>
         </w:tc>
@@ -4106,11 +4778,10 @@
               <w:bottom w:val="single" w:sz="4" w:space="0" w:color="D9D9D9"/>
               <w:right w:val="single" w:sz="4" w:space="0" w:color="D9D9D9"/>
             </w:tcBorders>
-            <w:shd w:val="clear" w:color="auto" w:fill="F2F6FA"/>
-            <w:tcMar>
-              <w:top w:w="85" w:type="dxa"/>
+            <w:tcMar>
+              <w:top w:w="52" w:type="dxa"/>
               <w:left w:w="80" w:type="dxa"/>
-              <w:bottom w:w="85" w:type="dxa"/>
+              <w:bottom w:w="52" w:type="dxa"/>
               <w:right w:w="80" w:type="dxa"/>
             </w:tcMar>
             <w:vAlign w:val="center"/>
@@ -4141,10 +4812,11 @@
               <w:bottom w:val="single" w:sz="4" w:space="0" w:color="D9D9D9"/>
               <w:right w:val="single" w:sz="4" w:space="0" w:color="D9D9D9"/>
             </w:tcBorders>
-            <w:tcMar>
-              <w:top w:w="85" w:type="dxa"/>
+            <w:shd w:val="clear" w:color="auto" w:fill="F2F6FA"/>
+            <w:tcMar>
+              <w:top w:w="52" w:type="dxa"/>
               <w:left w:w="80" w:type="dxa"/>
-              <w:bottom w:w="85" w:type="dxa"/>
+              <w:bottom w:w="52" w:type="dxa"/>
               <w:right w:w="80" w:type="dxa"/>
             </w:tcMar>
             <w:vAlign w:val="center"/>
@@ -4157,14 +4829,7 @@
               <w:rPr>
                 <w:sz w:val="17"/>
               </w:rPr>
-              <w:lastRenderedPageBreak/>
-              <w:t>FR-</w:t>
-            </w:r>
-            <w:r>
-              <w:rPr>
-                <w:sz w:val="17"/>
-              </w:rPr>
-              <w:t>22</w:t>
+              <w:t>FR-22</w:t>
             </w:r>
           </w:p>
         </w:tc>
@@ -4177,10 +4842,11 @@
               <w:bottom w:val="single" w:sz="4" w:space="0" w:color="D9D9D9"/>
               <w:right w:val="single" w:sz="4" w:space="0" w:color="D9D9D9"/>
             </w:tcBorders>
-            <w:tcMar>
-              <w:top w:w="85" w:type="dxa"/>
+            <w:shd w:val="clear" w:color="auto" w:fill="F2F6FA"/>
+            <w:tcMar>
+              <w:top w:w="52" w:type="dxa"/>
               <w:left w:w="80" w:type="dxa"/>
-              <w:bottom w:w="85" w:type="dxa"/>
+              <w:bottom w:w="52" w:type="dxa"/>
               <w:right w:w="80" w:type="dxa"/>
             </w:tcMar>
             <w:vAlign w:val="center"/>
@@ -4190,7 +4856,7 @@
               <w:rPr>
                 <w:sz w:val="17"/>
               </w:rPr>
-              <w:t>Generate demand forecast</w:t>
+              <w:t>View saved forecast</w:t>
             </w:r>
           </w:p>
         </w:tc>
@@ -4203,10 +4869,11 @@
               <w:bottom w:val="single" w:sz="4" w:space="0" w:color="D9D9D9"/>
               <w:right w:val="single" w:sz="4" w:space="0" w:color="D9D9D9"/>
             </w:tcBorders>
-            <w:tcMar>
-              <w:top w:w="85" w:type="dxa"/>
+            <w:shd w:val="clear" w:color="auto" w:fill="F2F6FA"/>
+            <w:tcMar>
+              <w:top w:w="52" w:type="dxa"/>
               <w:left w:w="80" w:type="dxa"/>
-              <w:bottom w:w="85" w:type="dxa"/>
+              <w:bottom w:w="52" w:type="dxa"/>
               <w:right w:w="80" w:type="dxa"/>
             </w:tcMar>
             <w:vAlign w:val="center"/>
@@ -4216,7 +4883,7 @@
               <w:rPr>
                 <w:sz w:val="17"/>
               </w:rPr>
-              <w:t>Bank administrators forecast demand by component and ABO/Rh blood group.</w:t>
+              <w:t>Bank administrators retrieve and view previously generated component demand forecasts.</w:t>
             </w:r>
           </w:p>
         </w:tc>
@@ -4229,10 +4896,11 @@
               <w:bottom w:val="single" w:sz="4" w:space="0" w:color="D9D9D9"/>
               <w:right w:val="single" w:sz="4" w:space="0" w:color="D9D9D9"/>
             </w:tcBorders>
-            <w:tcMar>
-              <w:top w:w="85" w:type="dxa"/>
+            <w:shd w:val="clear" w:color="auto" w:fill="F2F6FA"/>
+            <w:tcMar>
+              <w:top w:w="52" w:type="dxa"/>
               <w:left w:w="80" w:type="dxa"/>
-              <w:bottom w:w="85" w:type="dxa"/>
+              <w:bottom w:w="52" w:type="dxa"/>
               <w:right w:w="80" w:type="dxa"/>
             </w:tcMar>
             <w:vAlign w:val="center"/>
@@ -4258,10 +4926,11 @@
               <w:bottom w:val="single" w:sz="4" w:space="0" w:color="D9D9D9"/>
               <w:right w:val="single" w:sz="4" w:space="0" w:color="D9D9D9"/>
             </w:tcBorders>
-            <w:tcMar>
-              <w:top w:w="85" w:type="dxa"/>
+            <w:shd w:val="clear" w:color="auto" w:fill="F2F6FA"/>
+            <w:tcMar>
+              <w:top w:w="52" w:type="dxa"/>
               <w:left w:w="80" w:type="dxa"/>
-              <w:bottom w:w="85" w:type="dxa"/>
+              <w:bottom w:w="52" w:type="dxa"/>
               <w:right w:w="80" w:type="dxa"/>
             </w:tcMar>
             <w:vAlign w:val="center"/>
@@ -4274,7 +4943,7 @@
               <w:rPr>
                 <w:sz w:val="17"/>
               </w:rPr>
-              <w:t>Should</w:t>
+              <w:t>Could</w:t>
             </w:r>
           </w:p>
         </w:tc>
@@ -4287,10 +4956,11 @@
               <w:bottom w:val="single" w:sz="4" w:space="0" w:color="D9D9D9"/>
               <w:right w:val="single" w:sz="4" w:space="0" w:color="D9D9D9"/>
             </w:tcBorders>
-            <w:tcMar>
-              <w:top w:w="85" w:type="dxa"/>
+            <w:shd w:val="clear" w:color="auto" w:fill="F2F6FA"/>
+            <w:tcMar>
+              <w:top w:w="52" w:type="dxa"/>
               <w:left w:w="80" w:type="dxa"/>
-              <w:bottom w:w="85" w:type="dxa"/>
+              <w:bottom w:w="52" w:type="dxa"/>
               <w:right w:w="80" w:type="dxa"/>
             </w:tcMar>
             <w:vAlign w:val="center"/>
@@ -4321,11 +4991,10 @@
               <w:bottom w:val="single" w:sz="4" w:space="0" w:color="D9D9D9"/>
               <w:right w:val="single" w:sz="4" w:space="0" w:color="D9D9D9"/>
             </w:tcBorders>
-            <w:shd w:val="clear" w:color="auto" w:fill="F2F6FA"/>
-            <w:tcMar>
-              <w:top w:w="85" w:type="dxa"/>
+            <w:tcMar>
+              <w:top w:w="52" w:type="dxa"/>
               <w:left w:w="80" w:type="dxa"/>
-              <w:bottom w:w="85" w:type="dxa"/>
+              <w:bottom w:w="52" w:type="dxa"/>
               <w:right w:w="80" w:type="dxa"/>
             </w:tcMar>
             <w:vAlign w:val="center"/>
@@ -4338,13 +5007,8 @@
               <w:rPr>
                 <w:sz w:val="17"/>
               </w:rPr>
-              <w:t>FR-</w:t>
-            </w:r>
-            <w:r>
-              <w:rPr>
-                <w:sz w:val="17"/>
-              </w:rPr>
-              <w:t>23</w:t>
+              <w:lastRenderedPageBreak/>
+              <w:t>FR-23</w:t>
             </w:r>
           </w:p>
         </w:tc>
@@ -4357,11 +5021,10 @@
               <w:bottom w:val="single" w:sz="4" w:space="0" w:color="D9D9D9"/>
               <w:right w:val="single" w:sz="4" w:space="0" w:color="D9D9D9"/>
             </w:tcBorders>
-            <w:shd w:val="clear" w:color="auto" w:fill="F2F6FA"/>
-            <w:tcMar>
-              <w:top w:w="85" w:type="dxa"/>
+            <w:tcMar>
+              <w:top w:w="52" w:type="dxa"/>
               <w:left w:w="80" w:type="dxa"/>
-              <w:bottom w:w="85" w:type="dxa"/>
+              <w:bottom w:w="52" w:type="dxa"/>
               <w:right w:w="80" w:type="dxa"/>
             </w:tcMar>
             <w:vAlign w:val="center"/>
@@ -4371,7 +5034,7 @@
               <w:rPr>
                 <w:sz w:val="17"/>
               </w:rPr>
-              <w:t>View saved forecast</w:t>
+              <w:t>Receive expiry notification</w:t>
             </w:r>
           </w:p>
         </w:tc>
@@ -4384,11 +5047,10 @@
               <w:bottom w:val="single" w:sz="4" w:space="0" w:color="D9D9D9"/>
               <w:right w:val="single" w:sz="4" w:space="0" w:color="D9D9D9"/>
             </w:tcBorders>
-            <w:shd w:val="clear" w:color="auto" w:fill="F2F6FA"/>
-            <w:tcMar>
-              <w:top w:w="85" w:type="dxa"/>
+            <w:tcMar>
+              <w:top w:w="52" w:type="dxa"/>
               <w:left w:w="80" w:type="dxa"/>
-              <w:bottom w:w="85" w:type="dxa"/>
+              <w:bottom w:w="52" w:type="dxa"/>
               <w:right w:w="80" w:type="dxa"/>
             </w:tcMar>
             <w:vAlign w:val="center"/>
@@ -4398,7 +5060,7 @@
               <w:rPr>
                 <w:sz w:val="17"/>
               </w:rPr>
-              <w:t>Bank administrators retrieve and view previously generated component demand forecasts.</w:t>
+              <w:t>Inventory staff receive disposal notifications identifying specific expired bank components.</w:t>
             </w:r>
           </w:p>
         </w:tc>
@@ -4411,11 +5073,10 @@
               <w:bottom w:val="single" w:sz="4" w:space="0" w:color="D9D9D9"/>
               <w:right w:val="single" w:sz="4" w:space="0" w:color="D9D9D9"/>
             </w:tcBorders>
-            <w:shd w:val="clear" w:color="auto" w:fill="F2F6FA"/>
-            <w:tcMar>
-              <w:top w:w="85" w:type="dxa"/>
+            <w:tcMar>
+              <w:top w:w="52" w:type="dxa"/>
               <w:left w:w="80" w:type="dxa"/>
-              <w:bottom w:w="85" w:type="dxa"/>
+              <w:bottom w:w="52" w:type="dxa"/>
               <w:right w:w="80" w:type="dxa"/>
             </w:tcMar>
             <w:vAlign w:val="center"/>
@@ -4441,11 +5102,10 @@
               <w:bottom w:val="single" w:sz="4" w:space="0" w:color="D9D9D9"/>
               <w:right w:val="single" w:sz="4" w:space="0" w:color="D9D9D9"/>
             </w:tcBorders>
-            <w:shd w:val="clear" w:color="auto" w:fill="F2F6FA"/>
-            <w:tcMar>
-              <w:top w:w="85" w:type="dxa"/>
+            <w:tcMar>
+              <w:top w:w="52" w:type="dxa"/>
               <w:left w:w="80" w:type="dxa"/>
-              <w:bottom w:w="85" w:type="dxa"/>
+              <w:bottom w:w="52" w:type="dxa"/>
               <w:right w:w="80" w:type="dxa"/>
             </w:tcMar>
             <w:vAlign w:val="center"/>
@@ -4458,7 +5118,7 @@
               <w:rPr>
                 <w:sz w:val="17"/>
               </w:rPr>
-              <w:t>Could</w:t>
+              <w:t>Should</w:t>
             </w:r>
           </w:p>
         </w:tc>
@@ -4471,11 +5131,10 @@
               <w:bottom w:val="single" w:sz="4" w:space="0" w:color="D9D9D9"/>
               <w:right w:val="single" w:sz="4" w:space="0" w:color="D9D9D9"/>
             </w:tcBorders>
-            <w:shd w:val="clear" w:color="auto" w:fill="F2F6FA"/>
-            <w:tcMar>
-              <w:top w:w="85" w:type="dxa"/>
+            <w:tcMar>
+              <w:top w:w="52" w:type="dxa"/>
               <w:left w:w="80" w:type="dxa"/>
-              <w:bottom w:w="85" w:type="dxa"/>
+              <w:bottom w:w="52" w:type="dxa"/>
               <w:right w:w="80" w:type="dxa"/>
             </w:tcMar>
             <w:vAlign w:val="center"/>
@@ -4506,10 +5165,11 @@
               <w:bottom w:val="single" w:sz="4" w:space="0" w:color="D9D9D9"/>
               <w:right w:val="single" w:sz="4" w:space="0" w:color="D9D9D9"/>
             </w:tcBorders>
-            <w:tcMar>
-              <w:top w:w="85" w:type="dxa"/>
+            <w:shd w:val="clear" w:color="auto" w:fill="F2F6FA"/>
+            <w:tcMar>
+              <w:top w:w="52" w:type="dxa"/>
               <w:left w:w="80" w:type="dxa"/>
-              <w:bottom w:w="85" w:type="dxa"/>
+              <w:bottom w:w="52" w:type="dxa"/>
               <w:right w:w="80" w:type="dxa"/>
             </w:tcMar>
             <w:vAlign w:val="center"/>
@@ -4522,19 +5182,7 @@
               <w:rPr>
                 <w:sz w:val="17"/>
               </w:rPr>
-              <w:t>FR-</w:t>
-            </w:r>
-            <w:r>
-              <w:rPr>
-                <w:sz w:val="17"/>
-              </w:rPr>
-              <w:t>2</w:t>
-            </w:r>
-            <w:r>
-              <w:rPr>
-                <w:sz w:val="17"/>
-              </w:rPr>
-              <w:t>4</w:t>
+              <w:t>FR-24</w:t>
             </w:r>
           </w:p>
         </w:tc>
@@ -4547,10 +5195,11 @@
               <w:bottom w:val="single" w:sz="4" w:space="0" w:color="D9D9D9"/>
               <w:right w:val="single" w:sz="4" w:space="0" w:color="D9D9D9"/>
             </w:tcBorders>
-            <w:tcMar>
-              <w:top w:w="85" w:type="dxa"/>
+            <w:shd w:val="clear" w:color="auto" w:fill="F2F6FA"/>
+            <w:tcMar>
+              <w:top w:w="52" w:type="dxa"/>
               <w:left w:w="80" w:type="dxa"/>
-              <w:bottom w:w="85" w:type="dxa"/>
+              <w:bottom w:w="52" w:type="dxa"/>
               <w:right w:w="80" w:type="dxa"/>
             </w:tcMar>
             <w:vAlign w:val="center"/>
@@ -4560,7 +5209,7 @@
               <w:rPr>
                 <w:sz w:val="17"/>
               </w:rPr>
-              <w:t>Receive expiry notification</w:t>
+              <w:t>Record component disposal</w:t>
             </w:r>
           </w:p>
         </w:tc>
@@ -4573,10 +5222,11 @@
               <w:bottom w:val="single" w:sz="4" w:space="0" w:color="D9D9D9"/>
               <w:right w:val="single" w:sz="4" w:space="0" w:color="D9D9D9"/>
             </w:tcBorders>
-            <w:tcMar>
-              <w:top w:w="85" w:type="dxa"/>
+            <w:shd w:val="clear" w:color="auto" w:fill="F2F6FA"/>
+            <w:tcMar>
+              <w:top w:w="52" w:type="dxa"/>
               <w:left w:w="80" w:type="dxa"/>
-              <w:bottom w:w="85" w:type="dxa"/>
+              <w:bottom w:w="52" w:type="dxa"/>
               <w:right w:w="80" w:type="dxa"/>
             </w:tcMar>
             <w:vAlign w:val="center"/>
@@ -4586,7 +5236,7 @@
               <w:rPr>
                 <w:sz w:val="17"/>
               </w:rPr>
-              <w:t>Inventory staff receive disposal notifications identifying specific expired bank components.</w:t>
+              <w:t>Inventory staff record physical disposal, responsible person, and disposal time.</w:t>
             </w:r>
           </w:p>
         </w:tc>
@@ -4599,10 +5249,11 @@
               <w:bottom w:val="single" w:sz="4" w:space="0" w:color="D9D9D9"/>
               <w:right w:val="single" w:sz="4" w:space="0" w:color="D9D9D9"/>
             </w:tcBorders>
-            <w:tcMar>
-              <w:top w:w="85" w:type="dxa"/>
+            <w:shd w:val="clear" w:color="auto" w:fill="F2F6FA"/>
+            <w:tcMar>
+              <w:top w:w="52" w:type="dxa"/>
               <w:left w:w="80" w:type="dxa"/>
-              <w:bottom w:w="85" w:type="dxa"/>
+              <w:bottom w:w="52" w:type="dxa"/>
               <w:right w:w="80" w:type="dxa"/>
             </w:tcMar>
             <w:vAlign w:val="center"/>
@@ -4628,10 +5279,11 @@
               <w:bottom w:val="single" w:sz="4" w:space="0" w:color="D9D9D9"/>
               <w:right w:val="single" w:sz="4" w:space="0" w:color="D9D9D9"/>
             </w:tcBorders>
-            <w:tcMar>
-              <w:top w:w="85" w:type="dxa"/>
+            <w:shd w:val="clear" w:color="auto" w:fill="F2F6FA"/>
+            <w:tcMar>
+              <w:top w:w="52" w:type="dxa"/>
               <w:left w:w="80" w:type="dxa"/>
-              <w:bottom w:w="85" w:type="dxa"/>
+              <w:bottom w:w="52" w:type="dxa"/>
               <w:right w:w="80" w:type="dxa"/>
             </w:tcMar>
             <w:vAlign w:val="center"/>
@@ -4644,7 +5296,7 @@
               <w:rPr>
                 <w:sz w:val="17"/>
               </w:rPr>
-              <w:t>Should</w:t>
+              <w:t>Must</w:t>
             </w:r>
           </w:p>
         </w:tc>
@@ -4657,195 +5309,11 @@
               <w:bottom w:val="single" w:sz="4" w:space="0" w:color="D9D9D9"/>
               <w:right w:val="single" w:sz="4" w:space="0" w:color="D9D9D9"/>
             </w:tcBorders>
-            <w:tcMar>
-              <w:top w:w="85" w:type="dxa"/>
+            <w:shd w:val="clear" w:color="auto" w:fill="F2F6FA"/>
+            <w:tcMar>
+              <w:top w:w="52" w:type="dxa"/>
               <w:left w:w="80" w:type="dxa"/>
-              <w:bottom w:w="85" w:type="dxa"/>
-              <w:right w:w="80" w:type="dxa"/>
-            </w:tcMar>
-            <w:vAlign w:val="center"/>
-          </w:tcPr>
-          <w:p>
-            <w:pPr>
-              <w:jc w:val="center"/>
-            </w:pPr>
-            <w:r>
-              <w:rPr>
-                <w:sz w:val="17"/>
-              </w:rPr>
-              <w:t>Graduation 1</w:t>
-            </w:r>
-          </w:p>
-        </w:tc>
-      </w:tr>
-      <w:tr>
-        <w:trPr>
-          <w:cantSplit/>
-        </w:trPr>
-        <w:tc>
-          <w:tcPr>
-            <w:tcW w:w="979" w:type="dxa"/>
-            <w:tcBorders>
-              <w:top w:val="single" w:sz="4" w:space="0" w:color="D9D9D9"/>
-              <w:left w:val="single" w:sz="4" w:space="0" w:color="D9D9D9"/>
-              <w:bottom w:val="single" w:sz="4" w:space="0" w:color="D9D9D9"/>
-              <w:right w:val="single" w:sz="4" w:space="0" w:color="D9D9D9"/>
-            </w:tcBorders>
-            <w:shd w:val="clear" w:color="auto" w:fill="F2F6FA"/>
-            <w:tcMar>
-              <w:top w:w="85" w:type="dxa"/>
-              <w:left w:w="80" w:type="dxa"/>
-              <w:bottom w:w="85" w:type="dxa"/>
-              <w:right w:w="80" w:type="dxa"/>
-            </w:tcMar>
-            <w:vAlign w:val="center"/>
-          </w:tcPr>
-          <w:p>
-            <w:pPr>
-              <w:jc w:val="center"/>
-            </w:pPr>
-            <w:r>
-              <w:rPr>
-                <w:sz w:val="17"/>
-              </w:rPr>
-              <w:t>FR-2</w:t>
-            </w:r>
-            <w:r>
-              <w:rPr>
-                <w:sz w:val="17"/>
-              </w:rPr>
-              <w:t>5</w:t>
-            </w:r>
-          </w:p>
-        </w:tc>
-        <w:tc>
-          <w:tcPr>
-            <w:tcW w:w="2333" w:type="dxa"/>
-            <w:tcBorders>
-              <w:top w:val="single" w:sz="4" w:space="0" w:color="D9D9D9"/>
-              <w:left w:val="single" w:sz="4" w:space="0" w:color="D9D9D9"/>
-              <w:bottom w:val="single" w:sz="4" w:space="0" w:color="D9D9D9"/>
-              <w:right w:val="single" w:sz="4" w:space="0" w:color="D9D9D9"/>
-            </w:tcBorders>
-            <w:shd w:val="clear" w:color="auto" w:fill="F2F6FA"/>
-            <w:tcMar>
-              <w:top w:w="85" w:type="dxa"/>
-              <w:left w:w="80" w:type="dxa"/>
-              <w:bottom w:w="85" w:type="dxa"/>
-              <w:right w:w="80" w:type="dxa"/>
-            </w:tcMar>
-            <w:vAlign w:val="center"/>
-          </w:tcPr>
-          <w:p>
-            <w:r>
-              <w:rPr>
-                <w:sz w:val="17"/>
-              </w:rPr>
-              <w:t>Record component disposal</w:t>
-            </w:r>
-          </w:p>
-        </w:tc>
-        <w:tc>
-          <w:tcPr>
-            <w:tcW w:w="7243" w:type="dxa"/>
-            <w:tcBorders>
-              <w:top w:val="single" w:sz="4" w:space="0" w:color="D9D9D9"/>
-              <w:left w:val="single" w:sz="4" w:space="0" w:color="D9D9D9"/>
-              <w:bottom w:val="single" w:sz="4" w:space="0" w:color="D9D9D9"/>
-              <w:right w:val="single" w:sz="4" w:space="0" w:color="D9D9D9"/>
-            </w:tcBorders>
-            <w:shd w:val="clear" w:color="auto" w:fill="F2F6FA"/>
-            <w:tcMar>
-              <w:top w:w="85" w:type="dxa"/>
-              <w:left w:w="80" w:type="dxa"/>
-              <w:bottom w:w="85" w:type="dxa"/>
-              <w:right w:w="80" w:type="dxa"/>
-            </w:tcMar>
-            <w:vAlign w:val="center"/>
-          </w:tcPr>
-          <w:p>
-            <w:r>
-              <w:rPr>
-                <w:sz w:val="17"/>
-              </w:rPr>
-              <w:t>Inventory staff record physical disposal, responsible person, and disposal time.</w:t>
-            </w:r>
-          </w:p>
-        </w:tc>
-        <w:tc>
-          <w:tcPr>
-            <w:tcW w:w="1368" w:type="dxa"/>
-            <w:tcBorders>
-              <w:top w:val="single" w:sz="4" w:space="0" w:color="D9D9D9"/>
-              <w:left w:val="single" w:sz="4" w:space="0" w:color="D9D9D9"/>
-              <w:bottom w:val="single" w:sz="4" w:space="0" w:color="D9D9D9"/>
-              <w:right w:val="single" w:sz="4" w:space="0" w:color="D9D9D9"/>
-            </w:tcBorders>
-            <w:shd w:val="clear" w:color="auto" w:fill="F2F6FA"/>
-            <w:tcMar>
-              <w:top w:w="85" w:type="dxa"/>
-              <w:left w:w="80" w:type="dxa"/>
-              <w:bottom w:w="85" w:type="dxa"/>
-              <w:right w:w="80" w:type="dxa"/>
-            </w:tcMar>
-            <w:vAlign w:val="center"/>
-          </w:tcPr>
-          <w:p>
-            <w:pPr>
-              <w:jc w:val="center"/>
-            </w:pPr>
-            <w:r>
-              <w:rPr>
-                <w:sz w:val="17"/>
-              </w:rPr>
-              <w:t>Functional</w:t>
-            </w:r>
-          </w:p>
-        </w:tc>
-        <w:tc>
-          <w:tcPr>
-            <w:tcW w:w="1166" w:type="dxa"/>
-            <w:tcBorders>
-              <w:top w:val="single" w:sz="4" w:space="0" w:color="D9D9D9"/>
-              <w:left w:val="single" w:sz="4" w:space="0" w:color="D9D9D9"/>
-              <w:bottom w:val="single" w:sz="4" w:space="0" w:color="D9D9D9"/>
-              <w:right w:val="single" w:sz="4" w:space="0" w:color="D9D9D9"/>
-            </w:tcBorders>
-            <w:shd w:val="clear" w:color="auto" w:fill="F2F6FA"/>
-            <w:tcMar>
-              <w:top w:w="85" w:type="dxa"/>
-              <w:left w:w="80" w:type="dxa"/>
-              <w:bottom w:w="85" w:type="dxa"/>
-              <w:right w:w="80" w:type="dxa"/>
-            </w:tcMar>
-            <w:vAlign w:val="center"/>
-          </w:tcPr>
-          <w:p>
-            <w:pPr>
-              <w:jc w:val="center"/>
-            </w:pPr>
-            <w:r>
-              <w:rPr>
-                <w:sz w:val="17"/>
-              </w:rPr>
-              <w:t>Must</w:t>
-            </w:r>
-          </w:p>
-        </w:tc>
-        <w:tc>
-          <w:tcPr>
-            <w:tcW w:w="1742" w:type="dxa"/>
-            <w:tcBorders>
-              <w:top w:val="single" w:sz="4" w:space="0" w:color="D9D9D9"/>
-              <w:left w:val="single" w:sz="4" w:space="0" w:color="D9D9D9"/>
-              <w:bottom w:val="single" w:sz="4" w:space="0" w:color="D9D9D9"/>
-              <w:right w:val="single" w:sz="4" w:space="0" w:color="D9D9D9"/>
-            </w:tcBorders>
-            <w:shd w:val="clear" w:color="auto" w:fill="F2F6FA"/>
-            <w:tcMar>
-              <w:top w:w="85" w:type="dxa"/>
-              <w:left w:w="80" w:type="dxa"/>
-              <w:bottom w:w="85" w:type="dxa"/>
+              <w:bottom w:w="52" w:type="dxa"/>
               <w:right w:w="80" w:type="dxa"/>
             </w:tcMar>
             <w:vAlign w:val="center"/>
@@ -5485,15 +5953,14 @@
     <w:pPr>
       <w:keepNext/>
       <w:keepLines/>
-      <w:spacing w:before="480" w:after="0"/>
+      <w:spacing w:before="260" w:after="120"/>
       <w:outlineLvl w:val="0"/>
     </w:pPr>
     <w:rPr>
       <w:rFonts w:asciiTheme="majorHAnsi" w:eastAsiaTheme="majorEastAsia" w:hAnsiTheme="majorHAnsi" w:cstheme="majorBidi"/>
       <w:b/>
       <w:bCs/>
-      <w:color w:val="365F91" w:themeColor="accent1" w:themeShade="BF"/>
-      <w:sz w:val="28"/>
+      <w:sz w:val="26"/>
       <w:szCs w:val="28"/>
     </w:rPr>
   </w:style>

--- a/docs/BloodBank_Functional_Requirements.docx
+++ b/docs/BloodBank_Functional_Requirements.docx
@@ -801,8 +801,1368 @@
     <w:p>
       <w:pPr>
         <w:pStyle w:val="Heading1"/>
+        <w:keepNext/>
         <w:pageBreakBefore/>
-        <w:spacing w:after="160"/>
+      </w:pPr>
+      <w:r>
+        <w:t>High-level requirements</w:t>
+      </w:r>
+    </w:p>
+    <w:p>
+      <w:pPr>
+        <w:keepNext/>
+        <w:spacing w:after="180"/>
+      </w:pPr>
+      <w:r>
+        <w:t>The table groups the detailed functional requirements by the work they support. Each FR remains fully defined in the table that follows.</w:t>
+      </w:r>
+    </w:p>
+    <w:tbl>
+      <w:tblPr>
+        <w:tblStyle w:val="TableGrid"/>
+        <w:tblW w:type="auto" w:w="0"/>
+        <w:tblLayout w:type="fixed"/>
+        <w:tblLook w:firstColumn="1" w:firstRow="1" w:lastColumn="0" w:lastRow="0" w:noHBand="0" w:noVBand="1" w:val="04A0"/>
+      </w:tblPr>
+      <w:tblGrid>
+        <w:gridCol w:w="1094"/>
+        <w:gridCol w:w="2952"/>
+        <w:gridCol w:w="8842"/>
+        <w:gridCol w:w="1944"/>
+      </w:tblGrid>
+      <w:tr>
+        <w:trPr>
+          <w:tblHeader w:val="true"/>
+        </w:trPr>
+        <w:tc>
+          <w:tcPr>
+            <w:tcW w:type="dxa" w:w="1094"/>
+            <w:vAlign w:val="center"/>
+            <w:shd w:fill="233B56"/>
+            <w:tcMar>
+              <w:top w:w="80" w:type="dxa"/>
+              <w:left w:w="85" w:type="dxa"/>
+              <w:bottom w:w="80" w:type="dxa"/>
+              <w:right w:w="85" w:type="dxa"/>
+            </w:tcMar>
+            <w:tcBorders>
+              <w:top w:val="single" w:sz="4" w:color="D9D9D9"/>
+              <w:left w:val="single" w:sz="4" w:color="D9D9D9"/>
+              <w:bottom w:val="single" w:sz="4" w:color="D9D9D9"/>
+              <w:right w:val="single" w:sz="4" w:color="D9D9D9"/>
+            </w:tcBorders>
+          </w:tcPr>
+          <w:p>
+            <w:pPr>
+              <w:jc w:val="center"/>
+            </w:pPr>
+            <w:r>
+              <w:rPr>
+                <w:rFonts w:ascii="Aptos" w:hAnsi="Aptos"/>
+                <w:b/>
+                <w:color w:val="FFFFFF"/>
+                <w:sz w:val="17"/>
+              </w:rPr>
+              <w:t>ID</w:t>
+            </w:r>
+          </w:p>
+        </w:tc>
+        <w:tc>
+          <w:tcPr>
+            <w:tcW w:type="dxa" w:w="2952"/>
+            <w:vAlign w:val="center"/>
+            <w:shd w:fill="233B56"/>
+            <w:tcMar>
+              <w:top w:w="80" w:type="dxa"/>
+              <w:left w:w="85" w:type="dxa"/>
+              <w:bottom w:w="80" w:type="dxa"/>
+              <w:right w:w="85" w:type="dxa"/>
+            </w:tcMar>
+            <w:tcBorders>
+              <w:top w:val="single" w:sz="4" w:color="D9D9D9"/>
+              <w:left w:val="single" w:sz="4" w:color="D9D9D9"/>
+              <w:bottom w:val="single" w:sz="4" w:color="D9D9D9"/>
+              <w:right w:val="single" w:sz="4" w:color="D9D9D9"/>
+            </w:tcBorders>
+          </w:tcPr>
+          <w:p>
+            <w:r>
+              <w:rPr>
+                <w:rFonts w:ascii="Aptos" w:hAnsi="Aptos"/>
+                <w:b/>
+                <w:color w:val="FFFFFF"/>
+                <w:sz w:val="17"/>
+              </w:rPr>
+              <w:t>Title</w:t>
+            </w:r>
+          </w:p>
+        </w:tc>
+        <w:tc>
+          <w:tcPr>
+            <w:tcW w:type="dxa" w:w="8842"/>
+            <w:vAlign w:val="center"/>
+            <w:shd w:fill="233B56"/>
+            <w:tcMar>
+              <w:top w:w="80" w:type="dxa"/>
+              <w:left w:w="85" w:type="dxa"/>
+              <w:bottom w:w="80" w:type="dxa"/>
+              <w:right w:w="85" w:type="dxa"/>
+            </w:tcMar>
+            <w:tcBorders>
+              <w:top w:val="single" w:sz="4" w:color="D9D9D9"/>
+              <w:left w:val="single" w:sz="4" w:color="D9D9D9"/>
+              <w:bottom w:val="single" w:sz="4" w:color="D9D9D9"/>
+              <w:right w:val="single" w:sz="4" w:color="D9D9D9"/>
+            </w:tcBorders>
+          </w:tcPr>
+          <w:p>
+            <w:r>
+              <w:rPr>
+                <w:rFonts w:ascii="Aptos" w:hAnsi="Aptos"/>
+                <w:b/>
+                <w:color w:val="FFFFFF"/>
+                <w:sz w:val="17"/>
+              </w:rPr>
+              <w:t>High-level requirement</w:t>
+            </w:r>
+          </w:p>
+        </w:tc>
+        <w:tc>
+          <w:tcPr>
+            <w:tcW w:type="dxa" w:w="1944"/>
+            <w:vAlign w:val="center"/>
+            <w:shd w:fill="233B56"/>
+            <w:tcMar>
+              <w:top w:w="80" w:type="dxa"/>
+              <w:left w:w="85" w:type="dxa"/>
+              <w:bottom w:w="80" w:type="dxa"/>
+              <w:right w:w="85" w:type="dxa"/>
+            </w:tcMar>
+            <w:tcBorders>
+              <w:top w:val="single" w:sz="4" w:color="D9D9D9"/>
+              <w:left w:val="single" w:sz="4" w:color="D9D9D9"/>
+              <w:bottom w:val="single" w:sz="4" w:color="D9D9D9"/>
+              <w:right w:val="single" w:sz="4" w:color="D9D9D9"/>
+            </w:tcBorders>
+          </w:tcPr>
+          <w:p>
+            <w:pPr>
+              <w:jc w:val="center"/>
+            </w:pPr>
+            <w:r>
+              <w:rPr>
+                <w:rFonts w:ascii="Aptos" w:hAnsi="Aptos"/>
+                <w:b/>
+                <w:color w:val="FFFFFF"/>
+                <w:sz w:val="17"/>
+              </w:rPr>
+              <w:t>Detailed FRs</w:t>
+            </w:r>
+          </w:p>
+        </w:tc>
+      </w:tr>
+      <w:tr>
+        <w:trPr>
+          <w:cantSplit/>
+        </w:trPr>
+        <w:tc>
+          <w:tcPr>
+            <w:tcW w:type="dxa" w:w="1094"/>
+            <w:vAlign w:val="center"/>
+            <w:tcMar>
+              <w:top w:w="80" w:type="dxa"/>
+              <w:left w:w="85" w:type="dxa"/>
+              <w:bottom w:w="80" w:type="dxa"/>
+              <w:right w:w="85" w:type="dxa"/>
+            </w:tcMar>
+            <w:tcBorders>
+              <w:top w:val="single" w:sz="4" w:color="D9D9D9"/>
+              <w:left w:val="single" w:sz="4" w:color="D9D9D9"/>
+              <w:bottom w:val="single" w:sz="4" w:color="D9D9D9"/>
+              <w:right w:val="single" w:sz="4" w:color="D9D9D9"/>
+            </w:tcBorders>
+          </w:tcPr>
+          <w:p>
+            <w:pPr>
+              <w:spacing w:after="0"/>
+              <w:jc w:val="center"/>
+            </w:pPr>
+            <w:r>
+              <w:rPr>
+                <w:rFonts w:ascii="Aptos" w:hAnsi="Aptos"/>
+                <w:color w:val="000000"/>
+                <w:sz w:val="17"/>
+              </w:rPr>
+              <w:t>HLR-01</w:t>
+            </w:r>
+          </w:p>
+        </w:tc>
+        <w:tc>
+          <w:tcPr>
+            <w:tcW w:type="dxa" w:w="2952"/>
+            <w:vAlign w:val="center"/>
+            <w:tcMar>
+              <w:top w:w="80" w:type="dxa"/>
+              <w:left w:w="85" w:type="dxa"/>
+              <w:bottom w:w="80" w:type="dxa"/>
+              <w:right w:w="85" w:type="dxa"/>
+            </w:tcMar>
+            <w:tcBorders>
+              <w:top w:val="single" w:sz="4" w:color="D9D9D9"/>
+              <w:left w:val="single" w:sz="4" w:color="D9D9D9"/>
+              <w:bottom w:val="single" w:sz="4" w:color="D9D9D9"/>
+              <w:right w:val="single" w:sz="4" w:color="D9D9D9"/>
+            </w:tcBorders>
+          </w:tcPr>
+          <w:p>
+            <w:pPr>
+              <w:spacing w:after="0"/>
+            </w:pPr>
+            <w:r>
+              <w:rPr>
+                <w:rFonts w:ascii="Aptos" w:hAnsi="Aptos"/>
+                <w:color w:val="000000"/>
+                <w:sz w:val="17"/>
+              </w:rPr>
+              <w:t>Organizations</w:t>
+            </w:r>
+          </w:p>
+        </w:tc>
+        <w:tc>
+          <w:tcPr>
+            <w:tcW w:type="dxa" w:w="8842"/>
+            <w:vAlign w:val="center"/>
+            <w:tcMar>
+              <w:top w:w="80" w:type="dxa"/>
+              <w:left w:w="85" w:type="dxa"/>
+              <w:bottom w:w="80" w:type="dxa"/>
+              <w:right w:w="85" w:type="dxa"/>
+            </w:tcMar>
+            <w:tcBorders>
+              <w:top w:val="single" w:sz="4" w:color="D9D9D9"/>
+              <w:left w:val="single" w:sz="4" w:color="D9D9D9"/>
+              <w:bottom w:val="single" w:sz="4" w:color="D9D9D9"/>
+              <w:right w:val="single" w:sz="4" w:color="D9D9D9"/>
+            </w:tcBorders>
+          </w:tcPr>
+          <w:p>
+            <w:pPr>
+              <w:spacing w:after="0"/>
+            </w:pPr>
+            <w:r>
+              <w:rPr>
+                <w:rFonts w:ascii="Aptos" w:hAnsi="Aptos"/>
+                <w:color w:val="000000"/>
+                <w:sz w:val="17"/>
+              </w:rPr>
+              <w:t>The platform shall register blood banks and hospitals so staff and requests belong to the correct organizations.</w:t>
+            </w:r>
+          </w:p>
+        </w:tc>
+        <w:tc>
+          <w:tcPr>
+            <w:tcW w:type="dxa" w:w="1944"/>
+            <w:vAlign w:val="center"/>
+            <w:tcMar>
+              <w:top w:w="80" w:type="dxa"/>
+              <w:left w:w="85" w:type="dxa"/>
+              <w:bottom w:w="80" w:type="dxa"/>
+              <w:right w:w="85" w:type="dxa"/>
+            </w:tcMar>
+            <w:tcBorders>
+              <w:top w:val="single" w:sz="4" w:color="D9D9D9"/>
+              <w:left w:val="single" w:sz="4" w:color="D9D9D9"/>
+              <w:bottom w:val="single" w:sz="4" w:color="D9D9D9"/>
+              <w:right w:val="single" w:sz="4" w:color="D9D9D9"/>
+            </w:tcBorders>
+          </w:tcPr>
+          <w:p>
+            <w:pPr>
+              <w:spacing w:after="0"/>
+              <w:jc w:val="center"/>
+            </w:pPr>
+            <w:r>
+              <w:rPr>
+                <w:rFonts w:ascii="Aptos" w:hAnsi="Aptos"/>
+                <w:color w:val="000000"/>
+                <w:sz w:val="17"/>
+              </w:rPr>
+              <w:t>FR-01 to FR-02</w:t>
+            </w:r>
+          </w:p>
+        </w:tc>
+      </w:tr>
+      <w:tr>
+        <w:trPr>
+          <w:cantSplit/>
+        </w:trPr>
+        <w:tc>
+          <w:tcPr>
+            <w:tcW w:type="dxa" w:w="1094"/>
+            <w:vAlign w:val="center"/>
+            <w:shd w:fill="F2F6FA"/>
+            <w:tcMar>
+              <w:top w:w="80" w:type="dxa"/>
+              <w:left w:w="85" w:type="dxa"/>
+              <w:bottom w:w="80" w:type="dxa"/>
+              <w:right w:w="85" w:type="dxa"/>
+            </w:tcMar>
+            <w:tcBorders>
+              <w:top w:val="single" w:sz="4" w:color="D9D9D9"/>
+              <w:left w:val="single" w:sz="4" w:color="D9D9D9"/>
+              <w:bottom w:val="single" w:sz="4" w:color="D9D9D9"/>
+              <w:right w:val="single" w:sz="4" w:color="D9D9D9"/>
+            </w:tcBorders>
+          </w:tcPr>
+          <w:p>
+            <w:pPr>
+              <w:spacing w:after="0"/>
+              <w:jc w:val="center"/>
+            </w:pPr>
+            <w:r>
+              <w:rPr>
+                <w:rFonts w:ascii="Aptos" w:hAnsi="Aptos"/>
+                <w:color w:val="000000"/>
+                <w:sz w:val="17"/>
+              </w:rPr>
+              <w:t>HLR-02</w:t>
+            </w:r>
+          </w:p>
+        </w:tc>
+        <w:tc>
+          <w:tcPr>
+            <w:tcW w:type="dxa" w:w="2952"/>
+            <w:vAlign w:val="center"/>
+            <w:shd w:fill="F2F6FA"/>
+            <w:tcMar>
+              <w:top w:w="80" w:type="dxa"/>
+              <w:left w:w="85" w:type="dxa"/>
+              <w:bottom w:w="80" w:type="dxa"/>
+              <w:right w:w="85" w:type="dxa"/>
+            </w:tcMar>
+            <w:tcBorders>
+              <w:top w:val="single" w:sz="4" w:color="D9D9D9"/>
+              <w:left w:val="single" w:sz="4" w:color="D9D9D9"/>
+              <w:bottom w:val="single" w:sz="4" w:color="D9D9D9"/>
+              <w:right w:val="single" w:sz="4" w:color="D9D9D9"/>
+            </w:tcBorders>
+          </w:tcPr>
+          <w:p>
+            <w:pPr>
+              <w:spacing w:after="0"/>
+            </w:pPr>
+            <w:r>
+              <w:rPr>
+                <w:rFonts w:ascii="Aptos" w:hAnsi="Aptos"/>
+                <w:color w:val="000000"/>
+                <w:sz w:val="17"/>
+              </w:rPr>
+              <w:t>Staff accounts and access</w:t>
+            </w:r>
+          </w:p>
+        </w:tc>
+        <w:tc>
+          <w:tcPr>
+            <w:tcW w:type="dxa" w:w="8842"/>
+            <w:vAlign w:val="center"/>
+            <w:shd w:fill="F2F6FA"/>
+            <w:tcMar>
+              <w:top w:w="80" w:type="dxa"/>
+              <w:left w:w="85" w:type="dxa"/>
+              <w:bottom w:w="80" w:type="dxa"/>
+              <w:right w:w="85" w:type="dxa"/>
+            </w:tcMar>
+            <w:tcBorders>
+              <w:top w:val="single" w:sz="4" w:color="D9D9D9"/>
+              <w:left w:val="single" w:sz="4" w:color="D9D9D9"/>
+              <w:bottom w:val="single" w:sz="4" w:color="D9D9D9"/>
+              <w:right w:val="single" w:sz="4" w:color="D9D9D9"/>
+            </w:tcBorders>
+          </w:tcPr>
+          <w:p>
+            <w:pPr>
+              <w:spacing w:after="0"/>
+            </w:pPr>
+            <w:r>
+              <w:rPr>
+                <w:rFonts w:ascii="Aptos" w:hAnsi="Aptos"/>
+                <w:color w:val="000000"/>
+                <w:sz w:val="17"/>
+              </w:rPr>
+              <w:t>The platform shall support staff account oversight, bank staff registration and assignment, and authorized sign-in.</w:t>
+            </w:r>
+          </w:p>
+        </w:tc>
+        <w:tc>
+          <w:tcPr>
+            <w:tcW w:type="dxa" w:w="1944"/>
+            <w:vAlign w:val="center"/>
+            <w:shd w:fill="F2F6FA"/>
+            <w:tcMar>
+              <w:top w:w="80" w:type="dxa"/>
+              <w:left w:w="85" w:type="dxa"/>
+              <w:bottom w:w="80" w:type="dxa"/>
+              <w:right w:w="85" w:type="dxa"/>
+            </w:tcMar>
+            <w:tcBorders>
+              <w:top w:val="single" w:sz="4" w:color="D9D9D9"/>
+              <w:left w:val="single" w:sz="4" w:color="D9D9D9"/>
+              <w:bottom w:val="single" w:sz="4" w:color="D9D9D9"/>
+              <w:right w:val="single" w:sz="4" w:color="D9D9D9"/>
+            </w:tcBorders>
+          </w:tcPr>
+          <w:p>
+            <w:pPr>
+              <w:spacing w:after="0"/>
+              <w:jc w:val="center"/>
+            </w:pPr>
+            <w:r>
+              <w:rPr>
+                <w:rFonts w:ascii="Aptos" w:hAnsi="Aptos"/>
+                <w:color w:val="000000"/>
+                <w:sz w:val="17"/>
+              </w:rPr>
+              <w:t>FR-03 to FR-07</w:t>
+            </w:r>
+          </w:p>
+        </w:tc>
+      </w:tr>
+      <w:tr>
+        <w:trPr>
+          <w:cantSplit/>
+        </w:trPr>
+        <w:tc>
+          <w:tcPr>
+            <w:tcW w:type="dxa" w:w="1094"/>
+            <w:vAlign w:val="center"/>
+            <w:tcMar>
+              <w:top w:w="80" w:type="dxa"/>
+              <w:left w:w="85" w:type="dxa"/>
+              <w:bottom w:w="80" w:type="dxa"/>
+              <w:right w:w="85" w:type="dxa"/>
+            </w:tcMar>
+            <w:tcBorders>
+              <w:top w:val="single" w:sz="4" w:color="D9D9D9"/>
+              <w:left w:val="single" w:sz="4" w:color="D9D9D9"/>
+              <w:bottom w:val="single" w:sz="4" w:color="D9D9D9"/>
+              <w:right w:val="single" w:sz="4" w:color="D9D9D9"/>
+            </w:tcBorders>
+          </w:tcPr>
+          <w:p>
+            <w:pPr>
+              <w:spacing w:after="0"/>
+              <w:jc w:val="center"/>
+            </w:pPr>
+            <w:r>
+              <w:rPr>
+                <w:rFonts w:ascii="Aptos" w:hAnsi="Aptos"/>
+                <w:color w:val="000000"/>
+                <w:sz w:val="17"/>
+              </w:rPr>
+              <w:t>HLR-03</w:t>
+            </w:r>
+          </w:p>
+        </w:tc>
+        <w:tc>
+          <w:tcPr>
+            <w:tcW w:type="dxa" w:w="2952"/>
+            <w:vAlign w:val="center"/>
+            <w:tcMar>
+              <w:top w:w="80" w:type="dxa"/>
+              <w:left w:w="85" w:type="dxa"/>
+              <w:bottom w:w="80" w:type="dxa"/>
+              <w:right w:w="85" w:type="dxa"/>
+            </w:tcMar>
+            <w:tcBorders>
+              <w:top w:val="single" w:sz="4" w:color="D9D9D9"/>
+              <w:left w:val="single" w:sz="4" w:color="D9D9D9"/>
+              <w:bottom w:val="single" w:sz="4" w:color="D9D9D9"/>
+              <w:right w:val="single" w:sz="4" w:color="D9D9D9"/>
+            </w:tcBorders>
+          </w:tcPr>
+          <w:p>
+            <w:pPr>
+              <w:spacing w:after="0"/>
+            </w:pPr>
+            <w:r>
+              <w:rPr>
+                <w:rFonts w:ascii="Aptos" w:hAnsi="Aptos"/>
+                <w:color w:val="000000"/>
+                <w:sz w:val="17"/>
+              </w:rPr>
+              <w:t>Donor profiles</w:t>
+            </w:r>
+          </w:p>
+        </w:tc>
+        <w:tc>
+          <w:tcPr>
+            <w:tcW w:type="dxa" w:w="8842"/>
+            <w:vAlign w:val="center"/>
+            <w:tcMar>
+              <w:top w:w="80" w:type="dxa"/>
+              <w:left w:w="85" w:type="dxa"/>
+              <w:bottom w:w="80" w:type="dxa"/>
+              <w:right w:w="85" w:type="dxa"/>
+            </w:tcMar>
+            <w:tcBorders>
+              <w:top w:val="single" w:sz="4" w:color="D9D9D9"/>
+              <w:left w:val="single" w:sz="4" w:color="D9D9D9"/>
+              <w:bottom w:val="single" w:sz="4" w:color="D9D9D9"/>
+              <w:right w:val="single" w:sz="4" w:color="D9D9D9"/>
+            </w:tcBorders>
+          </w:tcPr>
+          <w:p>
+            <w:pPr>
+              <w:spacing w:after="0"/>
+            </w:pPr>
+            <w:r>
+              <w:rPr>
+                <w:rFonts w:ascii="Aptos" w:hAnsi="Aptos"/>
+                <w:color w:val="000000"/>
+                <w:sz w:val="17"/>
+              </w:rPr>
+              <w:t>The platform shall let receptionists find, register, and update donor profiles before starting a donation.</w:t>
+            </w:r>
+          </w:p>
+        </w:tc>
+        <w:tc>
+          <w:tcPr>
+            <w:tcW w:type="dxa" w:w="1944"/>
+            <w:vAlign w:val="center"/>
+            <w:tcMar>
+              <w:top w:w="80" w:type="dxa"/>
+              <w:left w:w="85" w:type="dxa"/>
+              <w:bottom w:w="80" w:type="dxa"/>
+              <w:right w:w="85" w:type="dxa"/>
+            </w:tcMar>
+            <w:tcBorders>
+              <w:top w:val="single" w:sz="4" w:color="D9D9D9"/>
+              <w:left w:val="single" w:sz="4" w:color="D9D9D9"/>
+              <w:bottom w:val="single" w:sz="4" w:color="D9D9D9"/>
+              <w:right w:val="single" w:sz="4" w:color="D9D9D9"/>
+            </w:tcBorders>
+          </w:tcPr>
+          <w:p>
+            <w:pPr>
+              <w:spacing w:after="0"/>
+              <w:jc w:val="center"/>
+            </w:pPr>
+            <w:r>
+              <w:rPr>
+                <w:rFonts w:ascii="Aptos" w:hAnsi="Aptos"/>
+                <w:color w:val="000000"/>
+                <w:sz w:val="17"/>
+              </w:rPr>
+              <w:t>FR-08 to FR-10</w:t>
+            </w:r>
+          </w:p>
+        </w:tc>
+      </w:tr>
+      <w:tr>
+        <w:trPr>
+          <w:cantSplit/>
+        </w:trPr>
+        <w:tc>
+          <w:tcPr>
+            <w:tcW w:type="dxa" w:w="1094"/>
+            <w:vAlign w:val="center"/>
+            <w:shd w:fill="F2F6FA"/>
+            <w:tcMar>
+              <w:top w:w="80" w:type="dxa"/>
+              <w:left w:w="85" w:type="dxa"/>
+              <w:bottom w:w="80" w:type="dxa"/>
+              <w:right w:w="85" w:type="dxa"/>
+            </w:tcMar>
+            <w:tcBorders>
+              <w:top w:val="single" w:sz="4" w:color="D9D9D9"/>
+              <w:left w:val="single" w:sz="4" w:color="D9D9D9"/>
+              <w:bottom w:val="single" w:sz="4" w:color="D9D9D9"/>
+              <w:right w:val="single" w:sz="4" w:color="D9D9D9"/>
+            </w:tcBorders>
+          </w:tcPr>
+          <w:p>
+            <w:pPr>
+              <w:spacing w:after="0"/>
+              <w:jc w:val="center"/>
+            </w:pPr>
+            <w:r>
+              <w:rPr>
+                <w:rFonts w:ascii="Aptos" w:hAnsi="Aptos"/>
+                <w:color w:val="000000"/>
+                <w:sz w:val="17"/>
+              </w:rPr>
+              <w:t>HLR-04</w:t>
+            </w:r>
+          </w:p>
+        </w:tc>
+        <w:tc>
+          <w:tcPr>
+            <w:tcW w:type="dxa" w:w="2952"/>
+            <w:vAlign w:val="center"/>
+            <w:shd w:fill="F2F6FA"/>
+            <w:tcMar>
+              <w:top w:w="80" w:type="dxa"/>
+              <w:left w:w="85" w:type="dxa"/>
+              <w:bottom w:w="80" w:type="dxa"/>
+              <w:right w:w="85" w:type="dxa"/>
+            </w:tcMar>
+            <w:tcBorders>
+              <w:top w:val="single" w:sz="4" w:color="D9D9D9"/>
+              <w:left w:val="single" w:sz="4" w:color="D9D9D9"/>
+              <w:bottom w:val="single" w:sz="4" w:color="D9D9D9"/>
+              <w:right w:val="single" w:sz="4" w:color="D9D9D9"/>
+            </w:tcBorders>
+          </w:tcPr>
+          <w:p>
+            <w:pPr>
+              <w:spacing w:after="0"/>
+            </w:pPr>
+            <w:r>
+              <w:rPr>
+                <w:rFonts w:ascii="Aptos" w:hAnsi="Aptos"/>
+                <w:color w:val="000000"/>
+                <w:sz w:val="17"/>
+              </w:rPr>
+              <w:t>Donation intake and screening</w:t>
+            </w:r>
+          </w:p>
+        </w:tc>
+        <w:tc>
+          <w:tcPr>
+            <w:tcW w:type="dxa" w:w="8842"/>
+            <w:vAlign w:val="center"/>
+            <w:shd w:fill="F2F6FA"/>
+            <w:tcMar>
+              <w:top w:w="80" w:type="dxa"/>
+              <w:left w:w="85" w:type="dxa"/>
+              <w:bottom w:w="80" w:type="dxa"/>
+              <w:right w:w="85" w:type="dxa"/>
+            </w:tcMar>
+            <w:tcBorders>
+              <w:top w:val="single" w:sz="4" w:color="D9D9D9"/>
+              <w:left w:val="single" w:sz="4" w:color="D9D9D9"/>
+              <w:bottom w:val="single" w:sz="4" w:color="D9D9D9"/>
+              <w:right w:val="single" w:sz="4" w:color="D9D9D9"/>
+            </w:tcBorders>
+          </w:tcPr>
+          <w:p>
+            <w:pPr>
+              <w:spacing w:after="0"/>
+            </w:pPr>
+            <w:r>
+              <w:rPr>
+                <w:rFonts w:ascii="Aptos" w:hAnsi="Aptos"/>
+                <w:color w:val="000000"/>
+                <w:sz w:val="17"/>
+              </w:rPr>
+              <w:t>The platform shall record donation attempts, support optional barcode visit tickets, and capture eligibility or deferral decisions.</w:t>
+            </w:r>
+          </w:p>
+        </w:tc>
+        <w:tc>
+          <w:tcPr>
+            <w:tcW w:type="dxa" w:w="1944"/>
+            <w:vAlign w:val="center"/>
+            <w:shd w:fill="F2F6FA"/>
+            <w:tcMar>
+              <w:top w:w="80" w:type="dxa"/>
+              <w:left w:w="85" w:type="dxa"/>
+              <w:bottom w:w="80" w:type="dxa"/>
+              <w:right w:w="85" w:type="dxa"/>
+            </w:tcMar>
+            <w:tcBorders>
+              <w:top w:val="single" w:sz="4" w:color="D9D9D9"/>
+              <w:left w:val="single" w:sz="4" w:color="D9D9D9"/>
+              <w:bottom w:val="single" w:sz="4" w:color="D9D9D9"/>
+              <w:right w:val="single" w:sz="4" w:color="D9D9D9"/>
+            </w:tcBorders>
+          </w:tcPr>
+          <w:p>
+            <w:pPr>
+              <w:spacing w:after="0"/>
+              <w:jc w:val="center"/>
+            </w:pPr>
+            <w:r>
+              <w:rPr>
+                <w:rFonts w:ascii="Aptos" w:hAnsi="Aptos"/>
+                <w:color w:val="000000"/>
+                <w:sz w:val="17"/>
+              </w:rPr>
+              <w:t>FR-11 to FR-13</w:t>
+            </w:r>
+          </w:p>
+        </w:tc>
+      </w:tr>
+      <w:tr>
+        <w:trPr>
+          <w:cantSplit/>
+        </w:trPr>
+        <w:tc>
+          <w:tcPr>
+            <w:tcW w:type="dxa" w:w="1094"/>
+            <w:vAlign w:val="center"/>
+            <w:tcMar>
+              <w:top w:w="80" w:type="dxa"/>
+              <w:left w:w="85" w:type="dxa"/>
+              <w:bottom w:w="80" w:type="dxa"/>
+              <w:right w:w="85" w:type="dxa"/>
+            </w:tcMar>
+            <w:tcBorders>
+              <w:top w:val="single" w:sz="4" w:color="D9D9D9"/>
+              <w:left w:val="single" w:sz="4" w:color="D9D9D9"/>
+              <w:bottom w:val="single" w:sz="4" w:color="D9D9D9"/>
+              <w:right w:val="single" w:sz="4" w:color="D9D9D9"/>
+            </w:tcBorders>
+          </w:tcPr>
+          <w:p>
+            <w:pPr>
+              <w:spacing w:after="0"/>
+              <w:jc w:val="center"/>
+            </w:pPr>
+            <w:r>
+              <w:rPr>
+                <w:rFonts w:ascii="Aptos" w:hAnsi="Aptos"/>
+                <w:color w:val="000000"/>
+                <w:sz w:val="17"/>
+              </w:rPr>
+              <w:t>HLR-05</w:t>
+            </w:r>
+          </w:p>
+        </w:tc>
+        <w:tc>
+          <w:tcPr>
+            <w:tcW w:type="dxa" w:w="2952"/>
+            <w:vAlign w:val="center"/>
+            <w:tcMar>
+              <w:top w:w="80" w:type="dxa"/>
+              <w:left w:w="85" w:type="dxa"/>
+              <w:bottom w:w="80" w:type="dxa"/>
+              <w:right w:w="85" w:type="dxa"/>
+            </w:tcMar>
+            <w:tcBorders>
+              <w:top w:val="single" w:sz="4" w:color="D9D9D9"/>
+              <w:left w:val="single" w:sz="4" w:color="D9D9D9"/>
+              <w:bottom w:val="single" w:sz="4" w:color="D9D9D9"/>
+              <w:right w:val="single" w:sz="4" w:color="D9D9D9"/>
+            </w:tcBorders>
+          </w:tcPr>
+          <w:p>
+            <w:pPr>
+              <w:spacing w:after="0"/>
+            </w:pPr>
+            <w:r>
+              <w:rPr>
+                <w:rFonts w:ascii="Aptos" w:hAnsi="Aptos"/>
+                <w:color w:val="000000"/>
+                <w:sz w:val="17"/>
+              </w:rPr>
+              <w:t>Blood collection</w:t>
+            </w:r>
+          </w:p>
+        </w:tc>
+        <w:tc>
+          <w:tcPr>
+            <w:tcW w:type="dxa" w:w="8842"/>
+            <w:vAlign w:val="center"/>
+            <w:tcMar>
+              <w:top w:w="80" w:type="dxa"/>
+              <w:left w:w="85" w:type="dxa"/>
+              <w:bottom w:w="80" w:type="dxa"/>
+              <w:right w:w="85" w:type="dxa"/>
+            </w:tcMar>
+            <w:tcBorders>
+              <w:top w:val="single" w:sz="4" w:color="D9D9D9"/>
+              <w:left w:val="single" w:sz="4" w:color="D9D9D9"/>
+              <w:bottom w:val="single" w:sz="4" w:color="D9D9D9"/>
+              <w:right w:val="single" w:sz="4" w:color="D9D9D9"/>
+            </w:tcBorders>
+          </w:tcPr>
+          <w:p>
+            <w:pPr>
+              <w:spacing w:after="0"/>
+            </w:pPr>
+            <w:r>
+              <w:rPr>
+                <w:rFonts w:ascii="Aptos" w:hAnsi="Aptos"/>
+                <w:color w:val="000000"/>
+                <w:sz w:val="17"/>
+              </w:rPr>
+              <w:t>The platform shall record the start and outcome of collection, including collected volume and reasons for unsuccessful attempts.</w:t>
+            </w:r>
+          </w:p>
+        </w:tc>
+        <w:tc>
+          <w:tcPr>
+            <w:tcW w:type="dxa" w:w="1944"/>
+            <w:vAlign w:val="center"/>
+            <w:tcMar>
+              <w:top w:w="80" w:type="dxa"/>
+              <w:left w:w="85" w:type="dxa"/>
+              <w:bottom w:w="80" w:type="dxa"/>
+              <w:right w:w="85" w:type="dxa"/>
+            </w:tcMar>
+            <w:tcBorders>
+              <w:top w:val="single" w:sz="4" w:color="D9D9D9"/>
+              <w:left w:val="single" w:sz="4" w:color="D9D9D9"/>
+              <w:bottom w:val="single" w:sz="4" w:color="D9D9D9"/>
+              <w:right w:val="single" w:sz="4" w:color="D9D9D9"/>
+            </w:tcBorders>
+          </w:tcPr>
+          <w:p>
+            <w:pPr>
+              <w:spacing w:after="0"/>
+              <w:jc w:val="center"/>
+            </w:pPr>
+            <w:r>
+              <w:rPr>
+                <w:rFonts w:ascii="Aptos" w:hAnsi="Aptos"/>
+                <w:color w:val="000000"/>
+                <w:sz w:val="17"/>
+              </w:rPr>
+              <w:t>FR-14 to FR-15</w:t>
+            </w:r>
+          </w:p>
+        </w:tc>
+      </w:tr>
+      <w:tr>
+        <w:trPr>
+          <w:cantSplit/>
+        </w:trPr>
+        <w:tc>
+          <w:tcPr>
+            <w:tcW w:type="dxa" w:w="1094"/>
+            <w:vAlign w:val="center"/>
+            <w:shd w:fill="F2F6FA"/>
+            <w:tcMar>
+              <w:top w:w="80" w:type="dxa"/>
+              <w:left w:w="85" w:type="dxa"/>
+              <w:bottom w:w="80" w:type="dxa"/>
+              <w:right w:w="85" w:type="dxa"/>
+            </w:tcMar>
+            <w:tcBorders>
+              <w:top w:val="single" w:sz="4" w:color="D9D9D9"/>
+              <w:left w:val="single" w:sz="4" w:color="D9D9D9"/>
+              <w:bottom w:val="single" w:sz="4" w:color="D9D9D9"/>
+              <w:right w:val="single" w:sz="4" w:color="D9D9D9"/>
+            </w:tcBorders>
+          </w:tcPr>
+          <w:p>
+            <w:pPr>
+              <w:spacing w:after="0"/>
+              <w:jc w:val="center"/>
+            </w:pPr>
+            <w:r>
+              <w:rPr>
+                <w:rFonts w:ascii="Aptos" w:hAnsi="Aptos"/>
+                <w:color w:val="000000"/>
+                <w:sz w:val="17"/>
+              </w:rPr>
+              <w:t>HLR-06</w:t>
+            </w:r>
+          </w:p>
+        </w:tc>
+        <w:tc>
+          <w:tcPr>
+            <w:tcW w:type="dxa" w:w="2952"/>
+            <w:vAlign w:val="center"/>
+            <w:shd w:fill="F2F6FA"/>
+            <w:tcMar>
+              <w:top w:w="80" w:type="dxa"/>
+              <w:left w:w="85" w:type="dxa"/>
+              <w:bottom w:w="80" w:type="dxa"/>
+              <w:right w:w="85" w:type="dxa"/>
+            </w:tcMar>
+            <w:tcBorders>
+              <w:top w:val="single" w:sz="4" w:color="D9D9D9"/>
+              <w:left w:val="single" w:sz="4" w:color="D9D9D9"/>
+              <w:bottom w:val="single" w:sz="4" w:color="D9D9D9"/>
+              <w:right w:val="single" w:sz="4" w:color="D9D9D9"/>
+            </w:tcBorders>
+          </w:tcPr>
+          <w:p>
+            <w:pPr>
+              <w:spacing w:after="0"/>
+            </w:pPr>
+            <w:r>
+              <w:rPr>
+                <w:rFonts w:ascii="Aptos" w:hAnsi="Aptos"/>
+                <w:color w:val="000000"/>
+                <w:sz w:val="17"/>
+              </w:rPr>
+              <w:t>Component and laboratory decisions</w:t>
+            </w:r>
+          </w:p>
+        </w:tc>
+        <w:tc>
+          <w:tcPr>
+            <w:tcW w:type="dxa" w:w="8842"/>
+            <w:vAlign w:val="center"/>
+            <w:shd w:fill="F2F6FA"/>
+            <w:tcMar>
+              <w:top w:w="80" w:type="dxa"/>
+              <w:left w:w="85" w:type="dxa"/>
+              <w:bottom w:w="80" w:type="dxa"/>
+              <w:right w:w="85" w:type="dxa"/>
+            </w:tcMar>
+            <w:tcBorders>
+              <w:top w:val="single" w:sz="4" w:color="D9D9D9"/>
+              <w:left w:val="single" w:sz="4" w:color="D9D9D9"/>
+              <w:bottom w:val="single" w:sz="4" w:color="D9D9D9"/>
+              <w:right w:val="single" w:sz="4" w:color="D9D9D9"/>
+            </w:tcBorders>
+          </w:tcPr>
+          <w:p>
+            <w:pPr>
+              <w:spacing w:after="0"/>
+            </w:pPr>
+            <w:r>
+              <w:rPr>
+                <w:rFonts w:ascii="Aptos" w:hAnsi="Aptos"/>
+                <w:color w:val="000000"/>
+                <w:sz w:val="17"/>
+              </w:rPr>
+              <w:t>The platform shall record each processed component and its acceptance or rejection, then finalize the donation’s laboratory screening outcome.</w:t>
+            </w:r>
+          </w:p>
+        </w:tc>
+        <w:tc>
+          <w:tcPr>
+            <w:tcW w:type="dxa" w:w="1944"/>
+            <w:vAlign w:val="center"/>
+            <w:shd w:fill="F2F6FA"/>
+            <w:tcMar>
+              <w:top w:w="80" w:type="dxa"/>
+              <w:left w:w="85" w:type="dxa"/>
+              <w:bottom w:w="80" w:type="dxa"/>
+              <w:right w:w="85" w:type="dxa"/>
+            </w:tcMar>
+            <w:tcBorders>
+              <w:top w:val="single" w:sz="4" w:color="D9D9D9"/>
+              <w:left w:val="single" w:sz="4" w:color="D9D9D9"/>
+              <w:bottom w:val="single" w:sz="4" w:color="D9D9D9"/>
+              <w:right w:val="single" w:sz="4" w:color="D9D9D9"/>
+            </w:tcBorders>
+          </w:tcPr>
+          <w:p>
+            <w:pPr>
+              <w:spacing w:after="0"/>
+              <w:jc w:val="center"/>
+            </w:pPr>
+            <w:r>
+              <w:rPr>
+                <w:rFonts w:ascii="Aptos" w:hAnsi="Aptos"/>
+                <w:color w:val="000000"/>
+                <w:sz w:val="17"/>
+              </w:rPr>
+              <w:t>FR-16 to FR-17</w:t>
+            </w:r>
+          </w:p>
+        </w:tc>
+      </w:tr>
+      <w:tr>
+        <w:trPr>
+          <w:cantSplit/>
+        </w:trPr>
+        <w:tc>
+          <w:tcPr>
+            <w:tcW w:type="dxa" w:w="1094"/>
+            <w:vAlign w:val="center"/>
+            <w:tcMar>
+              <w:top w:w="80" w:type="dxa"/>
+              <w:left w:w="85" w:type="dxa"/>
+              <w:bottom w:w="80" w:type="dxa"/>
+              <w:right w:w="85" w:type="dxa"/>
+            </w:tcMar>
+            <w:tcBorders>
+              <w:top w:val="single" w:sz="4" w:color="D9D9D9"/>
+              <w:left w:val="single" w:sz="4" w:color="D9D9D9"/>
+              <w:bottom w:val="single" w:sz="4" w:color="D9D9D9"/>
+              <w:right w:val="single" w:sz="4" w:color="D9D9D9"/>
+            </w:tcBorders>
+          </w:tcPr>
+          <w:p>
+            <w:pPr>
+              <w:spacing w:after="0"/>
+              <w:jc w:val="center"/>
+            </w:pPr>
+            <w:r>
+              <w:rPr>
+                <w:rFonts w:ascii="Aptos" w:hAnsi="Aptos"/>
+                <w:color w:val="000000"/>
+                <w:sz w:val="17"/>
+              </w:rPr>
+              <w:t>HLR-07</w:t>
+            </w:r>
+          </w:p>
+        </w:tc>
+        <w:tc>
+          <w:tcPr>
+            <w:tcW w:type="dxa" w:w="2952"/>
+            <w:vAlign w:val="center"/>
+            <w:tcMar>
+              <w:top w:w="80" w:type="dxa"/>
+              <w:left w:w="85" w:type="dxa"/>
+              <w:bottom w:w="80" w:type="dxa"/>
+              <w:right w:w="85" w:type="dxa"/>
+            </w:tcMar>
+            <w:tcBorders>
+              <w:top w:val="single" w:sz="4" w:color="D9D9D9"/>
+              <w:left w:val="single" w:sz="4" w:color="D9D9D9"/>
+              <w:bottom w:val="single" w:sz="4" w:color="D9D9D9"/>
+              <w:right w:val="single" w:sz="4" w:color="D9D9D9"/>
+            </w:tcBorders>
+          </w:tcPr>
+          <w:p>
+            <w:pPr>
+              <w:spacing w:after="0"/>
+            </w:pPr>
+            <w:r>
+              <w:rPr>
+                <w:rFonts w:ascii="Aptos" w:hAnsi="Aptos"/>
+                <w:color w:val="000000"/>
+                <w:sz w:val="17"/>
+              </w:rPr>
+              <w:t>Hospital requests</w:t>
+            </w:r>
+          </w:p>
+        </w:tc>
+        <w:tc>
+          <w:tcPr>
+            <w:tcW w:type="dxa" w:w="8842"/>
+            <w:vAlign w:val="center"/>
+            <w:tcMar>
+              <w:top w:w="80" w:type="dxa"/>
+              <w:left w:w="85" w:type="dxa"/>
+              <w:bottom w:w="80" w:type="dxa"/>
+              <w:right w:w="85" w:type="dxa"/>
+            </w:tcMar>
+            <w:tcBorders>
+              <w:top w:val="single" w:sz="4" w:color="D9D9D9"/>
+              <w:left w:val="single" w:sz="4" w:color="D9D9D9"/>
+              <w:bottom w:val="single" w:sz="4" w:color="D9D9D9"/>
+              <w:right w:val="single" w:sz="4" w:color="D9D9D9"/>
+            </w:tcBorders>
+          </w:tcPr>
+          <w:p>
+            <w:pPr>
+              <w:spacing w:after="0"/>
+            </w:pPr>
+            <w:r>
+              <w:rPr>
+                <w:rFonts w:ascii="Aptos" w:hAnsi="Aptos"/>
+                <w:color w:val="000000"/>
+                <w:sz w:val="17"/>
+              </w:rPr>
+              <w:t>The platform shall let hospital staff submit patient-linked requests, identify the nearest bank able to supply the complete exact-match quantity, and let inventory staff accept pending requests.</w:t>
+            </w:r>
+          </w:p>
+        </w:tc>
+        <w:tc>
+          <w:tcPr>
+            <w:tcW w:type="dxa" w:w="1944"/>
+            <w:vAlign w:val="center"/>
+            <w:tcMar>
+              <w:top w:w="80" w:type="dxa"/>
+              <w:left w:w="85" w:type="dxa"/>
+              <w:bottom w:w="80" w:type="dxa"/>
+              <w:right w:w="85" w:type="dxa"/>
+            </w:tcMar>
+            <w:tcBorders>
+              <w:top w:val="single" w:sz="4" w:color="D9D9D9"/>
+              <w:left w:val="single" w:sz="4" w:color="D9D9D9"/>
+              <w:bottom w:val="single" w:sz="4" w:color="D9D9D9"/>
+              <w:right w:val="single" w:sz="4" w:color="D9D9D9"/>
+            </w:tcBorders>
+          </w:tcPr>
+          <w:p>
+            <w:pPr>
+              <w:spacing w:after="0"/>
+              <w:jc w:val="center"/>
+            </w:pPr>
+            <w:r>
+              <w:rPr>
+                <w:rFonts w:ascii="Aptos" w:hAnsi="Aptos"/>
+                <w:color w:val="000000"/>
+                <w:sz w:val="17"/>
+              </w:rPr>
+              <w:t>FR-18 to FR-20</w:t>
+            </w:r>
+          </w:p>
+        </w:tc>
+      </w:tr>
+      <w:tr>
+        <w:trPr>
+          <w:cantSplit/>
+        </w:trPr>
+        <w:tc>
+          <w:tcPr>
+            <w:tcW w:type="dxa" w:w="1094"/>
+            <w:vAlign w:val="center"/>
+            <w:shd w:fill="F2F6FA"/>
+            <w:tcMar>
+              <w:top w:w="80" w:type="dxa"/>
+              <w:left w:w="85" w:type="dxa"/>
+              <w:bottom w:w="80" w:type="dxa"/>
+              <w:right w:w="85" w:type="dxa"/>
+            </w:tcMar>
+            <w:tcBorders>
+              <w:top w:val="single" w:sz="4" w:color="D9D9D9"/>
+              <w:left w:val="single" w:sz="4" w:color="D9D9D9"/>
+              <w:bottom w:val="single" w:sz="4" w:color="D9D9D9"/>
+              <w:right w:val="single" w:sz="4" w:color="D9D9D9"/>
+            </w:tcBorders>
+          </w:tcPr>
+          <w:p>
+            <w:pPr>
+              <w:spacing w:after="0"/>
+              <w:jc w:val="center"/>
+            </w:pPr>
+            <w:r>
+              <w:rPr>
+                <w:rFonts w:ascii="Aptos" w:hAnsi="Aptos"/>
+                <w:color w:val="000000"/>
+                <w:sz w:val="17"/>
+              </w:rPr>
+              <w:t>HLR-08</w:t>
+            </w:r>
+          </w:p>
+        </w:tc>
+        <w:tc>
+          <w:tcPr>
+            <w:tcW w:type="dxa" w:w="2952"/>
+            <w:vAlign w:val="center"/>
+            <w:shd w:fill="F2F6FA"/>
+            <w:tcMar>
+              <w:top w:w="80" w:type="dxa"/>
+              <w:left w:w="85" w:type="dxa"/>
+              <w:bottom w:w="80" w:type="dxa"/>
+              <w:right w:w="85" w:type="dxa"/>
+            </w:tcMar>
+            <w:tcBorders>
+              <w:top w:val="single" w:sz="4" w:color="D9D9D9"/>
+              <w:left w:val="single" w:sz="4" w:color="D9D9D9"/>
+              <w:bottom w:val="single" w:sz="4" w:color="D9D9D9"/>
+              <w:right w:val="single" w:sz="4" w:color="D9D9D9"/>
+            </w:tcBorders>
+          </w:tcPr>
+          <w:p>
+            <w:pPr>
+              <w:spacing w:after="0"/>
+            </w:pPr>
+            <w:r>
+              <w:rPr>
+                <w:rFonts w:ascii="Aptos" w:hAnsi="Aptos"/>
+                <w:color w:val="000000"/>
+                <w:sz w:val="17"/>
+              </w:rPr>
+              <w:t>Demand forecasting</w:t>
+            </w:r>
+          </w:p>
+        </w:tc>
+        <w:tc>
+          <w:tcPr>
+            <w:tcW w:type="dxa" w:w="8842"/>
+            <w:vAlign w:val="center"/>
+            <w:shd w:fill="F2F6FA"/>
+            <w:tcMar>
+              <w:top w:w="80" w:type="dxa"/>
+              <w:left w:w="85" w:type="dxa"/>
+              <w:bottom w:w="80" w:type="dxa"/>
+              <w:right w:w="85" w:type="dxa"/>
+            </w:tcMar>
+            <w:tcBorders>
+              <w:top w:val="single" w:sz="4" w:color="D9D9D9"/>
+              <w:left w:val="single" w:sz="4" w:color="D9D9D9"/>
+              <w:bottom w:val="single" w:sz="4" w:color="D9D9D9"/>
+              <w:right w:val="single" w:sz="4" w:color="D9D9D9"/>
+            </w:tcBorders>
+          </w:tcPr>
+          <w:p>
+            <w:pPr>
+              <w:spacing w:after="0"/>
+            </w:pPr>
+            <w:r>
+              <w:rPr>
+                <w:rFonts w:ascii="Aptos" w:hAnsi="Aptos"/>
+                <w:color w:val="000000"/>
+                <w:sz w:val="17"/>
+              </w:rPr>
+              <w:t>The platform shall generate demand forecasts by component and ABO/Rh group and make saved forecasts available to bank administrators.</w:t>
+            </w:r>
+          </w:p>
+        </w:tc>
+        <w:tc>
+          <w:tcPr>
+            <w:tcW w:type="dxa" w:w="1944"/>
+            <w:vAlign w:val="center"/>
+            <w:shd w:fill="F2F6FA"/>
+            <w:tcMar>
+              <w:top w:w="80" w:type="dxa"/>
+              <w:left w:w="85" w:type="dxa"/>
+              <w:bottom w:w="80" w:type="dxa"/>
+              <w:right w:w="85" w:type="dxa"/>
+            </w:tcMar>
+            <w:tcBorders>
+              <w:top w:val="single" w:sz="4" w:color="D9D9D9"/>
+              <w:left w:val="single" w:sz="4" w:color="D9D9D9"/>
+              <w:bottom w:val="single" w:sz="4" w:color="D9D9D9"/>
+              <w:right w:val="single" w:sz="4" w:color="D9D9D9"/>
+            </w:tcBorders>
+          </w:tcPr>
+          <w:p>
+            <w:pPr>
+              <w:spacing w:after="0"/>
+              <w:jc w:val="center"/>
+            </w:pPr>
+            <w:r>
+              <w:rPr>
+                <w:rFonts w:ascii="Aptos" w:hAnsi="Aptos"/>
+                <w:color w:val="000000"/>
+                <w:sz w:val="17"/>
+              </w:rPr>
+              <w:t>FR-21 to FR-22</w:t>
+            </w:r>
+          </w:p>
+        </w:tc>
+      </w:tr>
+      <w:tr>
+        <w:trPr>
+          <w:cantSplit/>
+        </w:trPr>
+        <w:tc>
+          <w:tcPr>
+            <w:tcW w:type="dxa" w:w="1094"/>
+            <w:vAlign w:val="center"/>
+            <w:tcMar>
+              <w:top w:w="80" w:type="dxa"/>
+              <w:left w:w="85" w:type="dxa"/>
+              <w:bottom w:w="80" w:type="dxa"/>
+              <w:right w:w="85" w:type="dxa"/>
+            </w:tcMar>
+            <w:tcBorders>
+              <w:top w:val="single" w:sz="4" w:color="D9D9D9"/>
+              <w:left w:val="single" w:sz="4" w:color="D9D9D9"/>
+              <w:bottom w:val="single" w:sz="4" w:color="D9D9D9"/>
+              <w:right w:val="single" w:sz="4" w:color="D9D9D9"/>
+            </w:tcBorders>
+          </w:tcPr>
+          <w:p>
+            <w:pPr>
+              <w:spacing w:after="0"/>
+              <w:jc w:val="center"/>
+            </w:pPr>
+            <w:r>
+              <w:rPr>
+                <w:rFonts w:ascii="Aptos" w:hAnsi="Aptos"/>
+                <w:color w:val="000000"/>
+                <w:sz w:val="17"/>
+              </w:rPr>
+              <w:t>HLR-09</w:t>
+            </w:r>
+          </w:p>
+        </w:tc>
+        <w:tc>
+          <w:tcPr>
+            <w:tcW w:type="dxa" w:w="2952"/>
+            <w:vAlign w:val="center"/>
+            <w:tcMar>
+              <w:top w:w="80" w:type="dxa"/>
+              <w:left w:w="85" w:type="dxa"/>
+              <w:bottom w:w="80" w:type="dxa"/>
+              <w:right w:w="85" w:type="dxa"/>
+            </w:tcMar>
+            <w:tcBorders>
+              <w:top w:val="single" w:sz="4" w:color="D9D9D9"/>
+              <w:left w:val="single" w:sz="4" w:color="D9D9D9"/>
+              <w:bottom w:val="single" w:sz="4" w:color="D9D9D9"/>
+              <w:right w:val="single" w:sz="4" w:color="D9D9D9"/>
+            </w:tcBorders>
+          </w:tcPr>
+          <w:p>
+            <w:pPr>
+              <w:spacing w:after="0"/>
+            </w:pPr>
+            <w:r>
+              <w:rPr>
+                <w:rFonts w:ascii="Aptos" w:hAnsi="Aptos"/>
+                <w:color w:val="000000"/>
+                <w:sz w:val="17"/>
+              </w:rPr>
+              <w:t>Expiry and disposal</w:t>
+            </w:r>
+          </w:p>
+        </w:tc>
+        <w:tc>
+          <w:tcPr>
+            <w:tcW w:type="dxa" w:w="8842"/>
+            <w:vAlign w:val="center"/>
+            <w:tcMar>
+              <w:top w:w="80" w:type="dxa"/>
+              <w:left w:w="85" w:type="dxa"/>
+              <w:bottom w:w="80" w:type="dxa"/>
+              <w:right w:w="85" w:type="dxa"/>
+            </w:tcMar>
+            <w:tcBorders>
+              <w:top w:val="single" w:sz="4" w:color="D9D9D9"/>
+              <w:left w:val="single" w:sz="4" w:color="D9D9D9"/>
+              <w:bottom w:val="single" w:sz="4" w:color="D9D9D9"/>
+              <w:right w:val="single" w:sz="4" w:color="D9D9D9"/>
+            </w:tcBorders>
+          </w:tcPr>
+          <w:p>
+            <w:pPr>
+              <w:spacing w:after="0"/>
+            </w:pPr>
+            <w:r>
+              <w:rPr>
+                <w:rFonts w:ascii="Aptos" w:hAnsi="Aptos"/>
+                <w:color w:val="000000"/>
+                <w:sz w:val="17"/>
+              </w:rPr>
+              <w:t>The platform shall notify inventory staff about expired components and record their physical disposal, responsible staff member, and time.</w:t>
+            </w:r>
+          </w:p>
+        </w:tc>
+        <w:tc>
+          <w:tcPr>
+            <w:tcW w:type="dxa" w:w="1944"/>
+            <w:vAlign w:val="center"/>
+            <w:tcMar>
+              <w:top w:w="80" w:type="dxa"/>
+              <w:left w:w="85" w:type="dxa"/>
+              <w:bottom w:w="80" w:type="dxa"/>
+              <w:right w:w="85" w:type="dxa"/>
+            </w:tcMar>
+            <w:tcBorders>
+              <w:top w:val="single" w:sz="4" w:color="D9D9D9"/>
+              <w:left w:val="single" w:sz="4" w:color="D9D9D9"/>
+              <w:bottom w:val="single" w:sz="4" w:color="D9D9D9"/>
+              <w:right w:val="single" w:sz="4" w:color="D9D9D9"/>
+            </w:tcBorders>
+          </w:tcPr>
+          <w:p>
+            <w:pPr>
+              <w:spacing w:after="0"/>
+              <w:jc w:val="center"/>
+            </w:pPr>
+            <w:r>
+              <w:rPr>
+                <w:rFonts w:ascii="Aptos" w:hAnsi="Aptos"/>
+                <w:color w:val="000000"/>
+                <w:sz w:val="17"/>
+              </w:rPr>
+              <w:t>FR-23 to FR-24</w:t>
+            </w:r>
+          </w:p>
+        </w:tc>
+      </w:tr>
+    </w:tbl>
+    <w:p>
+      <w:pPr>
+        <w:pStyle w:val="Heading1"/>
+        <w:keepNext/>
+        <w:pageBreakBefore w:val="0"/>
+        <w:spacing w:after="160" w:before="320"/>
       </w:pPr>
       <w:r>
         <w:lastRenderedPageBreak/>

--- a/docs/BloodBank_Functional_Requirements.docx
+++ b/docs/BloodBank_Functional_Requirements.docx
@@ -3047,7 +3047,7 @@
               <w:rPr>
                 <w:sz w:val="17"/>
               </w:rPr>
-              <w:t>Should</w:t>
+              <w:t>Must</w:t>
             </w:r>
           </w:p>
         </w:tc>
@@ -3636,7 +3636,7 @@
               <w:rPr>
                 <w:sz w:val="17"/>
               </w:rPr>
-              <w:t>Should</w:t>
+              <w:t>Must</w:t>
             </w:r>
           </w:p>
         </w:tc>
@@ -4895,7 +4895,7 @@
               <w:rPr>
                 <w:sz w:val="17"/>
               </w:rPr>
-              <w:t>Should</w:t>
+              <w:t>Must</w:t>
             </w:r>
           </w:p>
         </w:tc>
@@ -6478,7 +6478,7 @@
               <w:rPr>
                 <w:sz w:val="17"/>
               </w:rPr>
-              <w:t>Should</w:t>
+              <w:t>Must</w:t>
             </w:r>
           </w:p>
         </w:tc>
